--- a/docs/otchet_po_praktike_bookshelf.docx
+++ b/docs/otchet_po_praktike_bookshelf.docx
@@ -303,7 +303,7 @@
         <w:pStyle w:val="1"/>
         <w:spacing w:before="200" w:after="120"/>
       </w:pPr>
-      <w:bookmarkStart w:id="0" w:name="_Toc230100181"/>
+      <w:bookmarkStart w:id="0" w:name="_Toc230109816"/>
       <w:r>
         <w:rPr>
           <w:rFonts w:ascii="Arial" w:eastAsia="Arial" w:hAnsi="Arial"/>
@@ -322,6 +322,7 @@
         <w:rPr>
           <w:rFonts w:asciiTheme="minorHAnsi" w:eastAsiaTheme="minorEastAsia" w:hAnsiTheme="minorHAnsi"/>
           <w:noProof/>
+          <w:color w:val="auto"/>
           <w:kern w:val="2"/>
           <w:szCs w:val="24"/>
           <w:lang w:val="ru-RU" w:eastAsia="ru-RU"/>
@@ -337,7 +338,7 @@
       <w:r>
         <w:fldChar w:fldCharType="separate"/>
       </w:r>
-      <w:hyperlink w:anchor="_Toc230100181" w:history="1">
+      <w:hyperlink w:anchor="_Toc230109816" w:history="1">
         <w:r>
           <w:rPr>
             <w:rStyle w:val="aff9"/>
@@ -364,7 +365,7 @@
             <w:noProof/>
             <w:webHidden/>
           </w:rPr>
-          <w:instrText xml:space="preserve"> PAGEREF _Toc230100181 \h </w:instrText>
+          <w:instrText xml:space="preserve"> PAGEREF _Toc230109816 \h </w:instrText>
         </w:r>
         <w:r>
           <w:rPr>
@@ -404,13 +405,14 @@
         <w:rPr>
           <w:rFonts w:asciiTheme="minorHAnsi" w:eastAsiaTheme="minorEastAsia" w:hAnsiTheme="minorHAnsi"/>
           <w:noProof/>
+          <w:color w:val="auto"/>
           <w:kern w:val="2"/>
           <w:szCs w:val="24"/>
           <w:lang w:val="ru-RU" w:eastAsia="ru-RU"/>
           <w14:ligatures w14:val="standardContextual"/>
         </w:rPr>
       </w:pPr>
-      <w:hyperlink w:anchor="_Toc230100182" w:history="1">
+      <w:hyperlink w:anchor="_Toc230109817" w:history="1">
         <w:r>
           <w:rPr>
             <w:rStyle w:val="aff9"/>
@@ -437,7 +439,7 @@
             <w:noProof/>
             <w:webHidden/>
           </w:rPr>
-          <w:instrText xml:space="preserve"> PAGEREF _Toc230100182 \h </w:instrText>
+          <w:instrText xml:space="preserve"> PAGEREF _Toc230109817 \h </w:instrText>
         </w:r>
         <w:r>
           <w:rPr>
@@ -477,13 +479,14 @@
         <w:rPr>
           <w:rFonts w:asciiTheme="minorHAnsi" w:eastAsiaTheme="minorEastAsia" w:hAnsiTheme="minorHAnsi"/>
           <w:noProof/>
+          <w:color w:val="auto"/>
           <w:kern w:val="2"/>
           <w:szCs w:val="24"/>
           <w:lang w:val="ru-RU" w:eastAsia="ru-RU"/>
           <w14:ligatures w14:val="standardContextual"/>
         </w:rPr>
       </w:pPr>
-      <w:hyperlink w:anchor="_Toc230100183" w:history="1">
+      <w:hyperlink w:anchor="_Toc230109818" w:history="1">
         <w:r>
           <w:rPr>
             <w:rStyle w:val="aff9"/>
@@ -510,7 +513,7 @@
             <w:noProof/>
             <w:webHidden/>
           </w:rPr>
-          <w:instrText xml:space="preserve"> PAGEREF _Toc230100183 \h </w:instrText>
+          <w:instrText xml:space="preserve"> PAGEREF _Toc230109818 \h </w:instrText>
         </w:r>
         <w:r>
           <w:rPr>
@@ -550,13 +553,14 @@
         <w:rPr>
           <w:rFonts w:asciiTheme="minorHAnsi" w:eastAsiaTheme="minorEastAsia" w:hAnsiTheme="minorHAnsi"/>
           <w:noProof/>
+          <w:color w:val="auto"/>
           <w:kern w:val="2"/>
           <w:szCs w:val="24"/>
           <w:lang w:val="ru-RU" w:eastAsia="ru-RU"/>
           <w14:ligatures w14:val="standardContextual"/>
         </w:rPr>
       </w:pPr>
-      <w:hyperlink w:anchor="_Toc230100184" w:history="1">
+      <w:hyperlink w:anchor="_Toc230109819" w:history="1">
         <w:r>
           <w:rPr>
             <w:rStyle w:val="aff9"/>
@@ -583,7 +587,7 @@
             <w:noProof/>
             <w:webHidden/>
           </w:rPr>
-          <w:instrText xml:space="preserve"> PAGEREF _Toc230100184 \h </w:instrText>
+          <w:instrText xml:space="preserve"> PAGEREF _Toc230109819 \h </w:instrText>
         </w:r>
         <w:r>
           <w:rPr>
@@ -623,13 +627,14 @@
         <w:rPr>
           <w:rFonts w:asciiTheme="minorHAnsi" w:eastAsiaTheme="minorEastAsia" w:hAnsiTheme="minorHAnsi"/>
           <w:noProof/>
+          <w:color w:val="auto"/>
           <w:kern w:val="2"/>
           <w:szCs w:val="24"/>
           <w:lang w:val="ru-RU" w:eastAsia="ru-RU"/>
           <w14:ligatures w14:val="standardContextual"/>
         </w:rPr>
       </w:pPr>
-      <w:hyperlink w:anchor="_Toc230100185" w:history="1">
+      <w:hyperlink w:anchor="_Toc230109820" w:history="1">
         <w:r>
           <w:rPr>
             <w:rStyle w:val="aff9"/>
@@ -656,7 +661,7 @@
             <w:noProof/>
             <w:webHidden/>
           </w:rPr>
-          <w:instrText xml:space="preserve"> PAGEREF _Toc230100185 \h </w:instrText>
+          <w:instrText xml:space="preserve"> PAGEREF _Toc230109820 \h </w:instrText>
         </w:r>
         <w:r>
           <w:rPr>
@@ -696,13 +701,14 @@
         <w:rPr>
           <w:rFonts w:asciiTheme="minorHAnsi" w:eastAsiaTheme="minorEastAsia" w:hAnsiTheme="minorHAnsi"/>
           <w:noProof/>
+          <w:color w:val="auto"/>
           <w:kern w:val="2"/>
           <w:szCs w:val="24"/>
           <w:lang w:val="ru-RU" w:eastAsia="ru-RU"/>
           <w14:ligatures w14:val="standardContextual"/>
         </w:rPr>
       </w:pPr>
-      <w:hyperlink w:anchor="_Toc230100186" w:history="1">
+      <w:hyperlink w:anchor="_Toc230109821" w:history="1">
         <w:r>
           <w:rPr>
             <w:rStyle w:val="aff9"/>
@@ -729,7 +735,7 @@
             <w:noProof/>
             <w:webHidden/>
           </w:rPr>
-          <w:instrText xml:space="preserve"> PAGEREF _Toc230100186 \h </w:instrText>
+          <w:instrText xml:space="preserve"> PAGEREF _Toc230109821 \h </w:instrText>
         </w:r>
         <w:r>
           <w:rPr>
@@ -769,13 +775,14 @@
         <w:rPr>
           <w:rFonts w:asciiTheme="minorHAnsi" w:eastAsiaTheme="minorEastAsia" w:hAnsiTheme="minorHAnsi"/>
           <w:noProof/>
+          <w:color w:val="auto"/>
           <w:kern w:val="2"/>
           <w:szCs w:val="24"/>
           <w:lang w:val="ru-RU" w:eastAsia="ru-RU"/>
           <w14:ligatures w14:val="standardContextual"/>
         </w:rPr>
       </w:pPr>
-      <w:hyperlink w:anchor="_Toc230100187" w:history="1">
+      <w:hyperlink w:anchor="_Toc230109822" w:history="1">
         <w:r>
           <w:rPr>
             <w:rStyle w:val="aff9"/>
@@ -802,7 +809,7 @@
             <w:noProof/>
             <w:webHidden/>
           </w:rPr>
-          <w:instrText xml:space="preserve"> PAGEREF _Toc230100187 \h </w:instrText>
+          <w:instrText xml:space="preserve"> PAGEREF _Toc230109822 \h </w:instrText>
         </w:r>
         <w:r>
           <w:rPr>
@@ -842,13 +849,14 @@
         <w:rPr>
           <w:rFonts w:asciiTheme="minorHAnsi" w:eastAsiaTheme="minorEastAsia" w:hAnsiTheme="minorHAnsi"/>
           <w:noProof/>
+          <w:color w:val="auto"/>
           <w:kern w:val="2"/>
           <w:szCs w:val="24"/>
           <w:lang w:val="ru-RU" w:eastAsia="ru-RU"/>
           <w14:ligatures w14:val="standardContextual"/>
         </w:rPr>
       </w:pPr>
-      <w:hyperlink w:anchor="_Toc230100188" w:history="1">
+      <w:hyperlink w:anchor="_Toc230109823" w:history="1">
         <w:r>
           <w:rPr>
             <w:rStyle w:val="aff9"/>
@@ -875,7 +883,7 @@
             <w:noProof/>
             <w:webHidden/>
           </w:rPr>
-          <w:instrText xml:space="preserve"> PAGEREF _Toc230100188 \h </w:instrText>
+          <w:instrText xml:space="preserve"> PAGEREF _Toc230109823 \h </w:instrText>
         </w:r>
         <w:r>
           <w:rPr>
@@ -915,13 +923,14 @@
         <w:rPr>
           <w:rFonts w:asciiTheme="minorHAnsi" w:eastAsiaTheme="minorEastAsia" w:hAnsiTheme="minorHAnsi"/>
           <w:noProof/>
+          <w:color w:val="auto"/>
           <w:kern w:val="2"/>
           <w:szCs w:val="24"/>
           <w:lang w:val="ru-RU" w:eastAsia="ru-RU"/>
           <w14:ligatures w14:val="standardContextual"/>
         </w:rPr>
       </w:pPr>
-      <w:hyperlink w:anchor="_Toc230100189" w:history="1">
+      <w:hyperlink w:anchor="_Toc230109824" w:history="1">
         <w:r>
           <w:rPr>
             <w:rStyle w:val="aff9"/>
@@ -948,7 +957,7 @@
             <w:noProof/>
             <w:webHidden/>
           </w:rPr>
-          <w:instrText xml:space="preserve"> PAGEREF _Toc230100189 \h </w:instrText>
+          <w:instrText xml:space="preserve"> PAGEREF _Toc230109824 \h </w:instrText>
         </w:r>
         <w:r>
           <w:rPr>
@@ -988,13 +997,14 @@
         <w:rPr>
           <w:rFonts w:asciiTheme="minorHAnsi" w:eastAsiaTheme="minorEastAsia" w:hAnsiTheme="minorHAnsi"/>
           <w:noProof/>
+          <w:color w:val="auto"/>
           <w:kern w:val="2"/>
           <w:szCs w:val="24"/>
           <w:lang w:val="ru-RU" w:eastAsia="ru-RU"/>
           <w14:ligatures w14:val="standardContextual"/>
         </w:rPr>
       </w:pPr>
-      <w:hyperlink w:anchor="_Toc230100190" w:history="1">
+      <w:hyperlink w:anchor="_Toc230109825" w:history="1">
         <w:r>
           <w:rPr>
             <w:rStyle w:val="aff9"/>
@@ -1021,7 +1031,7 @@
             <w:noProof/>
             <w:webHidden/>
           </w:rPr>
-          <w:instrText xml:space="preserve"> PAGEREF _Toc230100190 \h </w:instrText>
+          <w:instrText xml:space="preserve"> PAGEREF _Toc230109825 \h </w:instrText>
         </w:r>
         <w:r>
           <w:rPr>
@@ -1061,13 +1071,14 @@
         <w:rPr>
           <w:rFonts w:asciiTheme="minorHAnsi" w:eastAsiaTheme="minorEastAsia" w:hAnsiTheme="minorHAnsi"/>
           <w:noProof/>
+          <w:color w:val="auto"/>
           <w:kern w:val="2"/>
           <w:szCs w:val="24"/>
           <w:lang w:val="ru-RU" w:eastAsia="ru-RU"/>
           <w14:ligatures w14:val="standardContextual"/>
         </w:rPr>
       </w:pPr>
-      <w:hyperlink w:anchor="_Toc230100191" w:history="1">
+      <w:hyperlink w:anchor="_Toc230109826" w:history="1">
         <w:r>
           <w:rPr>
             <w:rStyle w:val="aff9"/>
@@ -1094,7 +1105,7 @@
             <w:noProof/>
             <w:webHidden/>
           </w:rPr>
-          <w:instrText xml:space="preserve"> PAGEREF _Toc230100191 \h </w:instrText>
+          <w:instrText xml:space="preserve"> PAGEREF _Toc230109826 \h </w:instrText>
         </w:r>
         <w:r>
           <w:rPr>
@@ -1134,13 +1145,14 @@
         <w:rPr>
           <w:rFonts w:asciiTheme="minorHAnsi" w:eastAsiaTheme="minorEastAsia" w:hAnsiTheme="minorHAnsi"/>
           <w:noProof/>
+          <w:color w:val="auto"/>
           <w:kern w:val="2"/>
           <w:szCs w:val="24"/>
           <w:lang w:val="ru-RU" w:eastAsia="ru-RU"/>
           <w14:ligatures w14:val="standardContextual"/>
         </w:rPr>
       </w:pPr>
-      <w:hyperlink w:anchor="_Toc230100192" w:history="1">
+      <w:hyperlink w:anchor="_Toc230109827" w:history="1">
         <w:r>
           <w:rPr>
             <w:rStyle w:val="aff9"/>
@@ -1167,7 +1179,7 @@
             <w:noProof/>
             <w:webHidden/>
           </w:rPr>
-          <w:instrText xml:space="preserve"> PAGEREF _Toc230100192 \h </w:instrText>
+          <w:instrText xml:space="preserve"> PAGEREF _Toc230109827 \h </w:instrText>
         </w:r>
         <w:r>
           <w:rPr>
@@ -1207,13 +1219,14 @@
         <w:rPr>
           <w:rFonts w:asciiTheme="minorHAnsi" w:eastAsiaTheme="minorEastAsia" w:hAnsiTheme="minorHAnsi"/>
           <w:noProof/>
+          <w:color w:val="auto"/>
           <w:kern w:val="2"/>
           <w:szCs w:val="24"/>
           <w:lang w:val="ru-RU" w:eastAsia="ru-RU"/>
           <w14:ligatures w14:val="standardContextual"/>
         </w:rPr>
       </w:pPr>
-      <w:hyperlink w:anchor="_Toc230100193" w:history="1">
+      <w:hyperlink w:anchor="_Toc230109828" w:history="1">
         <w:r>
           <w:rPr>
             <w:rStyle w:val="aff9"/>
@@ -1240,7 +1253,7 @@
             <w:noProof/>
             <w:webHidden/>
           </w:rPr>
-          <w:instrText xml:space="preserve"> PAGEREF _Toc230100193 \h </w:instrText>
+          <w:instrText xml:space="preserve"> PAGEREF _Toc230109828 \h </w:instrText>
         </w:r>
         <w:r>
           <w:rPr>
@@ -1280,13 +1293,14 @@
         <w:rPr>
           <w:rFonts w:asciiTheme="minorHAnsi" w:eastAsiaTheme="minorEastAsia" w:hAnsiTheme="minorHAnsi"/>
           <w:noProof/>
+          <w:color w:val="auto"/>
           <w:kern w:val="2"/>
           <w:szCs w:val="24"/>
           <w:lang w:val="ru-RU" w:eastAsia="ru-RU"/>
           <w14:ligatures w14:val="standardContextual"/>
         </w:rPr>
       </w:pPr>
-      <w:hyperlink w:anchor="_Toc230100194" w:history="1">
+      <w:hyperlink w:anchor="_Toc230109829" w:history="1">
         <w:r>
           <w:rPr>
             <w:rStyle w:val="aff9"/>
@@ -1313,7 +1327,7 @@
             <w:noProof/>
             <w:webHidden/>
           </w:rPr>
-          <w:instrText xml:space="preserve"> PAGEREF _Toc230100194 \h </w:instrText>
+          <w:instrText xml:space="preserve"> PAGEREF _Toc230109829 \h </w:instrText>
         </w:r>
         <w:r>
           <w:rPr>
@@ -1353,13 +1367,14 @@
         <w:rPr>
           <w:rFonts w:asciiTheme="minorHAnsi" w:eastAsiaTheme="minorEastAsia" w:hAnsiTheme="minorHAnsi"/>
           <w:noProof/>
+          <w:color w:val="auto"/>
           <w:kern w:val="2"/>
           <w:szCs w:val="24"/>
           <w:lang w:val="ru-RU" w:eastAsia="ru-RU"/>
           <w14:ligatures w14:val="standardContextual"/>
         </w:rPr>
       </w:pPr>
-      <w:hyperlink w:anchor="_Toc230100195" w:history="1">
+      <w:hyperlink w:anchor="_Toc230109830" w:history="1">
         <w:r>
           <w:rPr>
             <w:rStyle w:val="aff9"/>
@@ -1386,7 +1401,7 @@
             <w:noProof/>
             <w:webHidden/>
           </w:rPr>
-          <w:instrText xml:space="preserve"> PAGEREF _Toc230100195 \h </w:instrText>
+          <w:instrText xml:space="preserve"> PAGEREF _Toc230109830 \h </w:instrText>
         </w:r>
         <w:r>
           <w:rPr>
@@ -1426,13 +1441,14 @@
         <w:rPr>
           <w:rFonts w:asciiTheme="minorHAnsi" w:eastAsiaTheme="minorEastAsia" w:hAnsiTheme="minorHAnsi"/>
           <w:noProof/>
+          <w:color w:val="auto"/>
           <w:kern w:val="2"/>
           <w:szCs w:val="24"/>
           <w:lang w:val="ru-RU" w:eastAsia="ru-RU"/>
           <w14:ligatures w14:val="standardContextual"/>
         </w:rPr>
       </w:pPr>
-      <w:hyperlink w:anchor="_Toc230100196" w:history="1">
+      <w:hyperlink w:anchor="_Toc230109831" w:history="1">
         <w:r>
           <w:rPr>
             <w:rStyle w:val="aff9"/>
@@ -1459,7 +1475,7 @@
             <w:noProof/>
             <w:webHidden/>
           </w:rPr>
-          <w:instrText xml:space="preserve"> PAGEREF _Toc230100196 \h </w:instrText>
+          <w:instrText xml:space="preserve"> PAGEREF _Toc230109831 \h </w:instrText>
         </w:r>
         <w:r>
           <w:rPr>
@@ -1499,13 +1515,14 @@
         <w:rPr>
           <w:rFonts w:asciiTheme="minorHAnsi" w:eastAsiaTheme="minorEastAsia" w:hAnsiTheme="minorHAnsi"/>
           <w:noProof/>
+          <w:color w:val="auto"/>
           <w:kern w:val="2"/>
           <w:szCs w:val="24"/>
           <w:lang w:val="ru-RU" w:eastAsia="ru-RU"/>
           <w14:ligatures w14:val="standardContextual"/>
         </w:rPr>
       </w:pPr>
-      <w:hyperlink w:anchor="_Toc230100197" w:history="1">
+      <w:hyperlink w:anchor="_Toc230109832" w:history="1">
         <w:r>
           <w:rPr>
             <w:rStyle w:val="aff9"/>
@@ -1532,7 +1549,7 @@
             <w:noProof/>
             <w:webHidden/>
           </w:rPr>
-          <w:instrText xml:space="preserve"> PAGEREF _Toc230100197 \h </w:instrText>
+          <w:instrText xml:space="preserve"> PAGEREF _Toc230109832 \h </w:instrText>
         </w:r>
         <w:r>
           <w:rPr>
@@ -1572,13 +1589,14 @@
         <w:rPr>
           <w:rFonts w:asciiTheme="minorHAnsi" w:eastAsiaTheme="minorEastAsia" w:hAnsiTheme="minorHAnsi"/>
           <w:noProof/>
+          <w:color w:val="auto"/>
           <w:kern w:val="2"/>
           <w:szCs w:val="24"/>
           <w:lang w:val="ru-RU" w:eastAsia="ru-RU"/>
           <w14:ligatures w14:val="standardContextual"/>
         </w:rPr>
       </w:pPr>
-      <w:hyperlink w:anchor="_Toc230100198" w:history="1">
+      <w:hyperlink w:anchor="_Toc230109833" w:history="1">
         <w:r>
           <w:rPr>
             <w:rStyle w:val="aff9"/>
@@ -1605,7 +1623,7 @@
             <w:noProof/>
             <w:webHidden/>
           </w:rPr>
-          <w:instrText xml:space="preserve"> PAGEREF _Toc230100198 \h </w:instrText>
+          <w:instrText xml:space="preserve"> PAGEREF _Toc230109833 \h </w:instrText>
         </w:r>
         <w:r>
           <w:rPr>
@@ -1645,13 +1663,14 @@
         <w:rPr>
           <w:rFonts w:asciiTheme="minorHAnsi" w:eastAsiaTheme="minorEastAsia" w:hAnsiTheme="minorHAnsi"/>
           <w:noProof/>
+          <w:color w:val="auto"/>
           <w:kern w:val="2"/>
           <w:szCs w:val="24"/>
           <w:lang w:val="ru-RU" w:eastAsia="ru-RU"/>
           <w14:ligatures w14:val="standardContextual"/>
         </w:rPr>
       </w:pPr>
-      <w:hyperlink w:anchor="_Toc230100199" w:history="1">
+      <w:hyperlink w:anchor="_Toc230109834" w:history="1">
         <w:r>
           <w:rPr>
             <w:rStyle w:val="aff9"/>
@@ -1678,7 +1697,7 @@
             <w:noProof/>
             <w:webHidden/>
           </w:rPr>
-          <w:instrText xml:space="preserve"> PAGEREF _Toc230100199 \h </w:instrText>
+          <w:instrText xml:space="preserve"> PAGEREF _Toc230109834 \h </w:instrText>
         </w:r>
         <w:r>
           <w:rPr>
@@ -1718,13 +1737,14 @@
         <w:rPr>
           <w:rFonts w:asciiTheme="minorHAnsi" w:eastAsiaTheme="minorEastAsia" w:hAnsiTheme="minorHAnsi"/>
           <w:noProof/>
+          <w:color w:val="auto"/>
           <w:kern w:val="2"/>
           <w:szCs w:val="24"/>
           <w:lang w:val="ru-RU" w:eastAsia="ru-RU"/>
           <w14:ligatures w14:val="standardContextual"/>
         </w:rPr>
       </w:pPr>
-      <w:hyperlink w:anchor="_Toc230100200" w:history="1">
+      <w:hyperlink w:anchor="_Toc230109835" w:history="1">
         <w:r>
           <w:rPr>
             <w:rStyle w:val="aff9"/>
@@ -1751,7 +1771,7 @@
             <w:noProof/>
             <w:webHidden/>
           </w:rPr>
-          <w:instrText xml:space="preserve"> PAGEREF _Toc230100200 \h </w:instrText>
+          <w:instrText xml:space="preserve"> PAGEREF _Toc230109835 \h </w:instrText>
         </w:r>
         <w:r>
           <w:rPr>
@@ -1791,13 +1811,14 @@
         <w:rPr>
           <w:rFonts w:asciiTheme="minorHAnsi" w:eastAsiaTheme="minorEastAsia" w:hAnsiTheme="minorHAnsi"/>
           <w:noProof/>
+          <w:color w:val="auto"/>
           <w:kern w:val="2"/>
           <w:szCs w:val="24"/>
           <w:lang w:val="ru-RU" w:eastAsia="ru-RU"/>
           <w14:ligatures w14:val="standardContextual"/>
         </w:rPr>
       </w:pPr>
-      <w:hyperlink w:anchor="_Toc230100201" w:history="1">
+      <w:hyperlink w:anchor="_Toc230109836" w:history="1">
         <w:r>
           <w:rPr>
             <w:rStyle w:val="aff9"/>
@@ -1824,7 +1845,7 @@
             <w:noProof/>
             <w:webHidden/>
           </w:rPr>
-          <w:instrText xml:space="preserve"> PAGEREF _Toc230100201 \h </w:instrText>
+          <w:instrText xml:space="preserve"> PAGEREF _Toc230109836 \h </w:instrText>
         </w:r>
         <w:r>
           <w:rPr>
@@ -1864,13 +1885,14 @@
         <w:rPr>
           <w:rFonts w:asciiTheme="minorHAnsi" w:eastAsiaTheme="minorEastAsia" w:hAnsiTheme="minorHAnsi"/>
           <w:noProof/>
+          <w:color w:val="auto"/>
           <w:kern w:val="2"/>
           <w:szCs w:val="24"/>
           <w:lang w:val="ru-RU" w:eastAsia="ru-RU"/>
           <w14:ligatures w14:val="standardContextual"/>
         </w:rPr>
       </w:pPr>
-      <w:hyperlink w:anchor="_Toc230100202" w:history="1">
+      <w:hyperlink w:anchor="_Toc230109837" w:history="1">
         <w:r>
           <w:rPr>
             <w:rStyle w:val="aff9"/>
@@ -1897,7 +1919,7 @@
             <w:noProof/>
             <w:webHidden/>
           </w:rPr>
-          <w:instrText xml:space="preserve"> PAGEREF _Toc230100202 \h </w:instrText>
+          <w:instrText xml:space="preserve"> PAGEREF _Toc230109837 \h </w:instrText>
         </w:r>
         <w:r>
           <w:rPr>
@@ -1937,13 +1959,14 @@
         <w:rPr>
           <w:rFonts w:asciiTheme="minorHAnsi" w:eastAsiaTheme="minorEastAsia" w:hAnsiTheme="minorHAnsi"/>
           <w:noProof/>
+          <w:color w:val="auto"/>
           <w:kern w:val="2"/>
           <w:szCs w:val="24"/>
           <w:lang w:val="ru-RU" w:eastAsia="ru-RU"/>
           <w14:ligatures w14:val="standardContextual"/>
         </w:rPr>
       </w:pPr>
-      <w:hyperlink w:anchor="_Toc230100203" w:history="1">
+      <w:hyperlink w:anchor="_Toc230109838" w:history="1">
         <w:r>
           <w:rPr>
             <w:rStyle w:val="aff9"/>
@@ -1970,7 +1993,7 @@
             <w:noProof/>
             <w:webHidden/>
           </w:rPr>
-          <w:instrText xml:space="preserve"> PAGEREF _Toc230100203 \h </w:instrText>
+          <w:instrText xml:space="preserve"> PAGEREF _Toc230109838 \h </w:instrText>
         </w:r>
         <w:r>
           <w:rPr>
@@ -2010,13 +2033,14 @@
         <w:rPr>
           <w:rFonts w:asciiTheme="minorHAnsi" w:eastAsiaTheme="minorEastAsia" w:hAnsiTheme="minorHAnsi"/>
           <w:noProof/>
+          <w:color w:val="auto"/>
           <w:kern w:val="2"/>
           <w:szCs w:val="24"/>
           <w:lang w:val="ru-RU" w:eastAsia="ru-RU"/>
           <w14:ligatures w14:val="standardContextual"/>
         </w:rPr>
       </w:pPr>
-      <w:hyperlink w:anchor="_Toc230100204" w:history="1">
+      <w:hyperlink w:anchor="_Toc230109839" w:history="1">
         <w:r>
           <w:rPr>
             <w:rStyle w:val="aff9"/>
@@ -2043,7 +2067,7 @@
             <w:noProof/>
             <w:webHidden/>
           </w:rPr>
-          <w:instrText xml:space="preserve"> PAGEREF _Toc230100204 \h </w:instrText>
+          <w:instrText xml:space="preserve"> PAGEREF _Toc230109839 \h </w:instrText>
         </w:r>
         <w:r>
           <w:rPr>
@@ -2083,13 +2107,14 @@
         <w:rPr>
           <w:rFonts w:asciiTheme="minorHAnsi" w:eastAsiaTheme="minorEastAsia" w:hAnsiTheme="minorHAnsi"/>
           <w:noProof/>
+          <w:color w:val="auto"/>
           <w:kern w:val="2"/>
           <w:szCs w:val="24"/>
           <w:lang w:val="ru-RU" w:eastAsia="ru-RU"/>
           <w14:ligatures w14:val="standardContextual"/>
         </w:rPr>
       </w:pPr>
-      <w:hyperlink w:anchor="_Toc230100205" w:history="1">
+      <w:hyperlink w:anchor="_Toc230109840" w:history="1">
         <w:r>
           <w:rPr>
             <w:rStyle w:val="aff9"/>
@@ -2116,7 +2141,7 @@
             <w:noProof/>
             <w:webHidden/>
           </w:rPr>
-          <w:instrText xml:space="preserve"> PAGEREF _Toc230100205 \h </w:instrText>
+          <w:instrText xml:space="preserve"> PAGEREF _Toc230109840 \h </w:instrText>
         </w:r>
         <w:r>
           <w:rPr>
@@ -2156,13 +2181,14 @@
         <w:rPr>
           <w:rFonts w:asciiTheme="minorHAnsi" w:eastAsiaTheme="minorEastAsia" w:hAnsiTheme="minorHAnsi"/>
           <w:noProof/>
+          <w:color w:val="auto"/>
           <w:kern w:val="2"/>
           <w:szCs w:val="24"/>
           <w:lang w:val="ru-RU" w:eastAsia="ru-RU"/>
           <w14:ligatures w14:val="standardContextual"/>
         </w:rPr>
       </w:pPr>
-      <w:hyperlink w:anchor="_Toc230100206" w:history="1">
+      <w:hyperlink w:anchor="_Toc230109841" w:history="1">
         <w:r>
           <w:rPr>
             <w:rStyle w:val="aff9"/>
@@ -2189,7 +2215,7 @@
             <w:noProof/>
             <w:webHidden/>
           </w:rPr>
-          <w:instrText xml:space="preserve"> PAGEREF _Toc230100206 \h </w:instrText>
+          <w:instrText xml:space="preserve"> PAGEREF _Toc230109841 \h </w:instrText>
         </w:r>
         <w:r>
           <w:rPr>
@@ -2229,13 +2255,14 @@
         <w:rPr>
           <w:rFonts w:asciiTheme="minorHAnsi" w:eastAsiaTheme="minorEastAsia" w:hAnsiTheme="minorHAnsi"/>
           <w:noProof/>
+          <w:color w:val="auto"/>
           <w:kern w:val="2"/>
           <w:szCs w:val="24"/>
           <w:lang w:val="ru-RU" w:eastAsia="ru-RU"/>
           <w14:ligatures w14:val="standardContextual"/>
         </w:rPr>
       </w:pPr>
-      <w:hyperlink w:anchor="_Toc230100207" w:history="1">
+      <w:hyperlink w:anchor="_Toc230109842" w:history="1">
         <w:r>
           <w:rPr>
             <w:rStyle w:val="aff9"/>
@@ -2262,7 +2289,7 @@
             <w:noProof/>
             <w:webHidden/>
           </w:rPr>
-          <w:instrText xml:space="preserve"> PAGEREF _Toc230100207 \h </w:instrText>
+          <w:instrText xml:space="preserve"> PAGEREF _Toc230109842 \h </w:instrText>
         </w:r>
         <w:r>
           <w:rPr>
@@ -2302,13 +2329,14 @@
         <w:rPr>
           <w:rFonts w:asciiTheme="minorHAnsi" w:eastAsiaTheme="minorEastAsia" w:hAnsiTheme="minorHAnsi"/>
           <w:noProof/>
+          <w:color w:val="auto"/>
           <w:kern w:val="2"/>
           <w:szCs w:val="24"/>
           <w:lang w:val="ru-RU" w:eastAsia="ru-RU"/>
           <w14:ligatures w14:val="standardContextual"/>
         </w:rPr>
       </w:pPr>
-      <w:hyperlink w:anchor="_Toc230100208" w:history="1">
+      <w:hyperlink w:anchor="_Toc230109843" w:history="1">
         <w:r>
           <w:rPr>
             <w:rStyle w:val="aff9"/>
@@ -2335,7 +2363,7 @@
             <w:noProof/>
             <w:webHidden/>
           </w:rPr>
-          <w:instrText xml:space="preserve"> PAGEREF _Toc230100208 \h </w:instrText>
+          <w:instrText xml:space="preserve"> PAGEREF _Toc230109843 \h </w:instrText>
         </w:r>
         <w:r>
           <w:rPr>
@@ -2375,13 +2403,14 @@
         <w:rPr>
           <w:rFonts w:asciiTheme="minorHAnsi" w:eastAsiaTheme="minorEastAsia" w:hAnsiTheme="minorHAnsi"/>
           <w:noProof/>
+          <w:color w:val="auto"/>
           <w:kern w:val="2"/>
           <w:szCs w:val="24"/>
           <w:lang w:val="ru-RU" w:eastAsia="ru-RU"/>
           <w14:ligatures w14:val="standardContextual"/>
         </w:rPr>
       </w:pPr>
-      <w:hyperlink w:anchor="_Toc230100209" w:history="1">
+      <w:hyperlink w:anchor="_Toc230109844" w:history="1">
         <w:r>
           <w:rPr>
             <w:rStyle w:val="aff9"/>
@@ -2408,7 +2437,7 @@
             <w:noProof/>
             <w:webHidden/>
           </w:rPr>
-          <w:instrText xml:space="preserve"> PAGEREF _Toc230100209 \h </w:instrText>
+          <w:instrText xml:space="preserve"> PAGEREF _Toc230109844 \h </w:instrText>
         </w:r>
         <w:r>
           <w:rPr>
@@ -2448,13 +2477,14 @@
         <w:rPr>
           <w:rFonts w:asciiTheme="minorHAnsi" w:eastAsiaTheme="minorEastAsia" w:hAnsiTheme="minorHAnsi"/>
           <w:noProof/>
+          <w:color w:val="auto"/>
           <w:kern w:val="2"/>
           <w:szCs w:val="24"/>
           <w:lang w:val="ru-RU" w:eastAsia="ru-RU"/>
           <w14:ligatures w14:val="standardContextual"/>
         </w:rPr>
       </w:pPr>
-      <w:hyperlink w:anchor="_Toc230100210" w:history="1">
+      <w:hyperlink w:anchor="_Toc230109845" w:history="1">
         <w:r>
           <w:rPr>
             <w:rStyle w:val="aff9"/>
@@ -2481,7 +2511,7 @@
             <w:noProof/>
             <w:webHidden/>
           </w:rPr>
-          <w:instrText xml:space="preserve"> PAGEREF _Toc230100210 \h </w:instrText>
+          <w:instrText xml:space="preserve"> PAGEREF _Toc230109845 \h </w:instrText>
         </w:r>
         <w:r>
           <w:rPr>
@@ -2521,13 +2551,14 @@
         <w:rPr>
           <w:rFonts w:asciiTheme="minorHAnsi" w:eastAsiaTheme="minorEastAsia" w:hAnsiTheme="minorHAnsi"/>
           <w:noProof/>
+          <w:color w:val="auto"/>
           <w:kern w:val="2"/>
           <w:szCs w:val="24"/>
           <w:lang w:val="ru-RU" w:eastAsia="ru-RU"/>
           <w14:ligatures w14:val="standardContextual"/>
         </w:rPr>
       </w:pPr>
-      <w:hyperlink w:anchor="_Toc230100211" w:history="1">
+      <w:hyperlink w:anchor="_Toc230109846" w:history="1">
         <w:r>
           <w:rPr>
             <w:rStyle w:val="aff9"/>
@@ -2554,7 +2585,7 @@
             <w:noProof/>
             <w:webHidden/>
           </w:rPr>
-          <w:instrText xml:space="preserve"> PAGEREF _Toc230100211 \h </w:instrText>
+          <w:instrText xml:space="preserve"> PAGEREF _Toc230109846 \h </w:instrText>
         </w:r>
         <w:r>
           <w:rPr>
@@ -2594,13 +2625,14 @@
         <w:rPr>
           <w:rFonts w:asciiTheme="minorHAnsi" w:eastAsiaTheme="minorEastAsia" w:hAnsiTheme="minorHAnsi"/>
           <w:noProof/>
+          <w:color w:val="auto"/>
           <w:kern w:val="2"/>
           <w:szCs w:val="24"/>
           <w:lang w:val="ru-RU" w:eastAsia="ru-RU"/>
           <w14:ligatures w14:val="standardContextual"/>
         </w:rPr>
       </w:pPr>
-      <w:hyperlink w:anchor="_Toc230100212" w:history="1">
+      <w:hyperlink w:anchor="_Toc230109847" w:history="1">
         <w:r>
           <w:rPr>
             <w:rStyle w:val="aff9"/>
@@ -2627,7 +2659,7 @@
             <w:noProof/>
             <w:webHidden/>
           </w:rPr>
-          <w:instrText xml:space="preserve"> PAGEREF _Toc230100212 \h </w:instrText>
+          <w:instrText xml:space="preserve"> PAGEREF _Toc230109847 \h </w:instrText>
         </w:r>
         <w:r>
           <w:rPr>
@@ -2667,13 +2699,14 @@
         <w:rPr>
           <w:rFonts w:asciiTheme="minorHAnsi" w:eastAsiaTheme="minorEastAsia" w:hAnsiTheme="minorHAnsi"/>
           <w:noProof/>
+          <w:color w:val="auto"/>
           <w:kern w:val="2"/>
           <w:szCs w:val="24"/>
           <w:lang w:val="ru-RU" w:eastAsia="ru-RU"/>
           <w14:ligatures w14:val="standardContextual"/>
         </w:rPr>
       </w:pPr>
-      <w:hyperlink w:anchor="_Toc230100213" w:history="1">
+      <w:hyperlink w:anchor="_Toc230109848" w:history="1">
         <w:r>
           <w:rPr>
             <w:rStyle w:val="aff9"/>
@@ -2700,7 +2733,7 @@
             <w:noProof/>
             <w:webHidden/>
           </w:rPr>
-          <w:instrText xml:space="preserve"> PAGEREF _Toc230100213 \h </w:instrText>
+          <w:instrText xml:space="preserve"> PAGEREF _Toc230109848 \h </w:instrText>
         </w:r>
         <w:r>
           <w:rPr>
@@ -2740,13 +2773,14 @@
         <w:rPr>
           <w:rFonts w:asciiTheme="minorHAnsi" w:eastAsiaTheme="minorEastAsia" w:hAnsiTheme="minorHAnsi"/>
           <w:noProof/>
+          <w:color w:val="auto"/>
           <w:kern w:val="2"/>
           <w:szCs w:val="24"/>
           <w:lang w:val="ru-RU" w:eastAsia="ru-RU"/>
           <w14:ligatures w14:val="standardContextual"/>
         </w:rPr>
       </w:pPr>
-      <w:hyperlink w:anchor="_Toc230100214" w:history="1">
+      <w:hyperlink w:anchor="_Toc230109849" w:history="1">
         <w:r>
           <w:rPr>
             <w:rStyle w:val="aff9"/>
@@ -2773,7 +2807,7 @@
             <w:noProof/>
             <w:webHidden/>
           </w:rPr>
-          <w:instrText xml:space="preserve"> PAGEREF _Toc230100214 \h </w:instrText>
+          <w:instrText xml:space="preserve"> PAGEREF _Toc230109849 \h </w:instrText>
         </w:r>
         <w:r>
           <w:rPr>
@@ -2813,13 +2847,14 @@
         <w:rPr>
           <w:rFonts w:asciiTheme="minorHAnsi" w:eastAsiaTheme="minorEastAsia" w:hAnsiTheme="minorHAnsi"/>
           <w:noProof/>
+          <w:color w:val="auto"/>
           <w:kern w:val="2"/>
           <w:szCs w:val="24"/>
           <w:lang w:val="ru-RU" w:eastAsia="ru-RU"/>
           <w14:ligatures w14:val="standardContextual"/>
         </w:rPr>
       </w:pPr>
-      <w:hyperlink w:anchor="_Toc230100215" w:history="1">
+      <w:hyperlink w:anchor="_Toc230109850" w:history="1">
         <w:r>
           <w:rPr>
             <w:rStyle w:val="aff9"/>
@@ -2846,7 +2881,7 @@
             <w:noProof/>
             <w:webHidden/>
           </w:rPr>
-          <w:instrText xml:space="preserve"> PAGEREF _Toc230100215 \h </w:instrText>
+          <w:instrText xml:space="preserve"> PAGEREF _Toc230109850 \h </w:instrText>
         </w:r>
         <w:r>
           <w:rPr>
@@ -2886,13 +2921,14 @@
         <w:rPr>
           <w:rFonts w:asciiTheme="minorHAnsi" w:eastAsiaTheme="minorEastAsia" w:hAnsiTheme="minorHAnsi"/>
           <w:noProof/>
+          <w:color w:val="auto"/>
           <w:kern w:val="2"/>
           <w:szCs w:val="24"/>
           <w:lang w:val="ru-RU" w:eastAsia="ru-RU"/>
           <w14:ligatures w14:val="standardContextual"/>
         </w:rPr>
       </w:pPr>
-      <w:hyperlink w:anchor="_Toc230100216" w:history="1">
+      <w:hyperlink w:anchor="_Toc230109851" w:history="1">
         <w:r>
           <w:rPr>
             <w:rStyle w:val="aff9"/>
@@ -2919,7 +2955,7 @@
             <w:noProof/>
             <w:webHidden/>
           </w:rPr>
-          <w:instrText xml:space="preserve"> PAGEREF _Toc230100216 \h </w:instrText>
+          <w:instrText xml:space="preserve"> PAGEREF _Toc230109851 \h </w:instrText>
         </w:r>
         <w:r>
           <w:rPr>
@@ -2959,13 +2995,14 @@
         <w:rPr>
           <w:rFonts w:asciiTheme="minorHAnsi" w:eastAsiaTheme="minorEastAsia" w:hAnsiTheme="minorHAnsi"/>
           <w:noProof/>
+          <w:color w:val="auto"/>
           <w:kern w:val="2"/>
           <w:szCs w:val="24"/>
           <w:lang w:val="ru-RU" w:eastAsia="ru-RU"/>
           <w14:ligatures w14:val="standardContextual"/>
         </w:rPr>
       </w:pPr>
-      <w:hyperlink w:anchor="_Toc230100217" w:history="1">
+      <w:hyperlink w:anchor="_Toc230109852" w:history="1">
         <w:r>
           <w:rPr>
             <w:rStyle w:val="aff9"/>
@@ -2992,7 +3029,7 @@
             <w:noProof/>
             <w:webHidden/>
           </w:rPr>
-          <w:instrText xml:space="preserve"> PAGEREF _Toc230100217 \h </w:instrText>
+          <w:instrText xml:space="preserve"> PAGEREF _Toc230109852 \h </w:instrText>
         </w:r>
         <w:r>
           <w:rPr>
@@ -3032,13 +3069,14 @@
         <w:rPr>
           <w:rFonts w:asciiTheme="minorHAnsi" w:eastAsiaTheme="minorEastAsia" w:hAnsiTheme="minorHAnsi"/>
           <w:noProof/>
+          <w:color w:val="auto"/>
           <w:kern w:val="2"/>
           <w:szCs w:val="24"/>
           <w:lang w:val="ru-RU" w:eastAsia="ru-RU"/>
           <w14:ligatures w14:val="standardContextual"/>
         </w:rPr>
       </w:pPr>
-      <w:hyperlink w:anchor="_Toc230100218" w:history="1">
+      <w:hyperlink w:anchor="_Toc230109853" w:history="1">
         <w:r>
           <w:rPr>
             <w:rStyle w:val="aff9"/>
@@ -3065,7 +3103,7 @@
             <w:noProof/>
             <w:webHidden/>
           </w:rPr>
-          <w:instrText xml:space="preserve"> PAGEREF _Toc230100218 \h </w:instrText>
+          <w:instrText xml:space="preserve"> PAGEREF _Toc230109853 \h </w:instrText>
         </w:r>
         <w:r>
           <w:rPr>
@@ -3105,13 +3143,14 @@
         <w:rPr>
           <w:rFonts w:asciiTheme="minorHAnsi" w:eastAsiaTheme="minorEastAsia" w:hAnsiTheme="minorHAnsi"/>
           <w:noProof/>
+          <w:color w:val="auto"/>
           <w:kern w:val="2"/>
           <w:szCs w:val="24"/>
           <w:lang w:val="ru-RU" w:eastAsia="ru-RU"/>
           <w14:ligatures w14:val="standardContextual"/>
         </w:rPr>
       </w:pPr>
-      <w:hyperlink w:anchor="_Toc230100219" w:history="1">
+      <w:hyperlink w:anchor="_Toc230109854" w:history="1">
         <w:r>
           <w:rPr>
             <w:rStyle w:val="aff9"/>
@@ -3138,7 +3177,7 @@
             <w:noProof/>
             <w:webHidden/>
           </w:rPr>
-          <w:instrText xml:space="preserve"> PAGEREF _Toc230100219 \h </w:instrText>
+          <w:instrText xml:space="preserve"> PAGEREF _Toc230109854 \h </w:instrText>
         </w:r>
         <w:r>
           <w:rPr>
@@ -3178,13 +3217,14 @@
         <w:rPr>
           <w:rFonts w:asciiTheme="minorHAnsi" w:eastAsiaTheme="minorEastAsia" w:hAnsiTheme="minorHAnsi"/>
           <w:noProof/>
+          <w:color w:val="auto"/>
           <w:kern w:val="2"/>
           <w:szCs w:val="24"/>
           <w:lang w:val="ru-RU" w:eastAsia="ru-RU"/>
           <w14:ligatures w14:val="standardContextual"/>
         </w:rPr>
       </w:pPr>
-      <w:hyperlink w:anchor="_Toc230100220" w:history="1">
+      <w:hyperlink w:anchor="_Toc230109855" w:history="1">
         <w:r>
           <w:rPr>
             <w:rStyle w:val="aff9"/>
@@ -3211,7 +3251,7 @@
             <w:noProof/>
             <w:webHidden/>
           </w:rPr>
-          <w:instrText xml:space="preserve"> PAGEREF _Toc230100220 \h </w:instrText>
+          <w:instrText xml:space="preserve"> PAGEREF _Toc230109855 \h </w:instrText>
         </w:r>
         <w:r>
           <w:rPr>
@@ -3251,13 +3291,14 @@
         <w:rPr>
           <w:rFonts w:asciiTheme="minorHAnsi" w:eastAsiaTheme="minorEastAsia" w:hAnsiTheme="minorHAnsi"/>
           <w:noProof/>
+          <w:color w:val="auto"/>
           <w:kern w:val="2"/>
           <w:szCs w:val="24"/>
           <w:lang w:val="ru-RU" w:eastAsia="ru-RU"/>
           <w14:ligatures w14:val="standardContextual"/>
         </w:rPr>
       </w:pPr>
-      <w:hyperlink w:anchor="_Toc230100221" w:history="1">
+      <w:hyperlink w:anchor="_Toc230109856" w:history="1">
         <w:r>
           <w:rPr>
             <w:rStyle w:val="aff9"/>
@@ -3284,7 +3325,7 @@
             <w:noProof/>
             <w:webHidden/>
           </w:rPr>
-          <w:instrText xml:space="preserve"> PAGEREF _Toc230100221 \h </w:instrText>
+          <w:instrText xml:space="preserve"> PAGEREF _Toc230109856 \h </w:instrText>
         </w:r>
         <w:r>
           <w:rPr>
@@ -3324,13 +3365,14 @@
         <w:rPr>
           <w:rFonts w:asciiTheme="minorHAnsi" w:eastAsiaTheme="minorEastAsia" w:hAnsiTheme="minorHAnsi"/>
           <w:noProof/>
+          <w:color w:val="auto"/>
           <w:kern w:val="2"/>
           <w:szCs w:val="24"/>
           <w:lang w:val="ru-RU" w:eastAsia="ru-RU"/>
           <w14:ligatures w14:val="standardContextual"/>
         </w:rPr>
       </w:pPr>
-      <w:hyperlink w:anchor="_Toc230100222" w:history="1">
+      <w:hyperlink w:anchor="_Toc230109857" w:history="1">
         <w:r>
           <w:rPr>
             <w:rStyle w:val="aff9"/>
@@ -3357,7 +3399,7 @@
             <w:noProof/>
             <w:webHidden/>
           </w:rPr>
-          <w:instrText xml:space="preserve"> PAGEREF _Toc230100222 \h </w:instrText>
+          <w:instrText xml:space="preserve"> PAGEREF _Toc230109857 \h </w:instrText>
         </w:r>
         <w:r>
           <w:rPr>
@@ -3397,13 +3439,14 @@
         <w:rPr>
           <w:rFonts w:asciiTheme="minorHAnsi" w:eastAsiaTheme="minorEastAsia" w:hAnsiTheme="minorHAnsi"/>
           <w:noProof/>
+          <w:color w:val="auto"/>
           <w:kern w:val="2"/>
           <w:szCs w:val="24"/>
           <w:lang w:val="ru-RU" w:eastAsia="ru-RU"/>
           <w14:ligatures w14:val="standardContextual"/>
         </w:rPr>
       </w:pPr>
-      <w:hyperlink w:anchor="_Toc230100223" w:history="1">
+      <w:hyperlink w:anchor="_Toc230109858" w:history="1">
         <w:r>
           <w:rPr>
             <w:rStyle w:val="aff9"/>
@@ -3430,7 +3473,7 @@
             <w:noProof/>
             <w:webHidden/>
           </w:rPr>
-          <w:instrText xml:space="preserve"> PAGEREF _Toc230100223 \h </w:instrText>
+          <w:instrText xml:space="preserve"> PAGEREF _Toc230109858 \h </w:instrText>
         </w:r>
         <w:r>
           <w:rPr>
@@ -3470,13 +3513,14 @@
         <w:rPr>
           <w:rFonts w:asciiTheme="minorHAnsi" w:eastAsiaTheme="minorEastAsia" w:hAnsiTheme="minorHAnsi"/>
           <w:noProof/>
+          <w:color w:val="auto"/>
           <w:kern w:val="2"/>
           <w:szCs w:val="24"/>
           <w:lang w:val="ru-RU" w:eastAsia="ru-RU"/>
           <w14:ligatures w14:val="standardContextual"/>
         </w:rPr>
       </w:pPr>
-      <w:hyperlink w:anchor="_Toc230100224" w:history="1">
+      <w:hyperlink w:anchor="_Toc230109859" w:history="1">
         <w:r>
           <w:rPr>
             <w:rStyle w:val="aff9"/>
@@ -3503,7 +3547,7 @@
             <w:noProof/>
             <w:webHidden/>
           </w:rPr>
-          <w:instrText xml:space="preserve"> PAGEREF _Toc230100224 \h </w:instrText>
+          <w:instrText xml:space="preserve"> PAGEREF _Toc230109859 \h </w:instrText>
         </w:r>
         <w:r>
           <w:rPr>
@@ -3543,13 +3587,14 @@
         <w:rPr>
           <w:rFonts w:asciiTheme="minorHAnsi" w:eastAsiaTheme="minorEastAsia" w:hAnsiTheme="minorHAnsi"/>
           <w:noProof/>
+          <w:color w:val="auto"/>
           <w:kern w:val="2"/>
           <w:szCs w:val="24"/>
           <w:lang w:val="ru-RU" w:eastAsia="ru-RU"/>
           <w14:ligatures w14:val="standardContextual"/>
         </w:rPr>
       </w:pPr>
-      <w:hyperlink w:anchor="_Toc230100225" w:history="1">
+      <w:hyperlink w:anchor="_Toc230109860" w:history="1">
         <w:r>
           <w:rPr>
             <w:rStyle w:val="aff9"/>
@@ -3576,7 +3621,7 @@
             <w:noProof/>
             <w:webHidden/>
           </w:rPr>
-          <w:instrText xml:space="preserve"> PAGEREF _Toc230100225 \h </w:instrText>
+          <w:instrText xml:space="preserve"> PAGEREF _Toc230109860 \h </w:instrText>
         </w:r>
         <w:r>
           <w:rPr>
@@ -3616,13 +3661,14 @@
         <w:rPr>
           <w:rFonts w:asciiTheme="minorHAnsi" w:eastAsiaTheme="minorEastAsia" w:hAnsiTheme="minorHAnsi"/>
           <w:noProof/>
+          <w:color w:val="auto"/>
           <w:kern w:val="2"/>
           <w:szCs w:val="24"/>
           <w:lang w:val="ru-RU" w:eastAsia="ru-RU"/>
           <w14:ligatures w14:val="standardContextual"/>
         </w:rPr>
       </w:pPr>
-      <w:hyperlink w:anchor="_Toc230100226" w:history="1">
+      <w:hyperlink w:anchor="_Toc230109861" w:history="1">
         <w:r>
           <w:rPr>
             <w:rStyle w:val="aff9"/>
@@ -3649,7 +3695,7 @@
             <w:noProof/>
             <w:webHidden/>
           </w:rPr>
-          <w:instrText xml:space="preserve"> PAGEREF _Toc230100226 \h </w:instrText>
+          <w:instrText xml:space="preserve"> PAGEREF _Toc230109861 \h </w:instrText>
         </w:r>
         <w:r>
           <w:rPr>
@@ -3689,13 +3735,14 @@
         <w:rPr>
           <w:rFonts w:asciiTheme="minorHAnsi" w:eastAsiaTheme="minorEastAsia" w:hAnsiTheme="minorHAnsi"/>
           <w:noProof/>
+          <w:color w:val="auto"/>
           <w:kern w:val="2"/>
           <w:szCs w:val="24"/>
           <w:lang w:val="ru-RU" w:eastAsia="ru-RU"/>
           <w14:ligatures w14:val="standardContextual"/>
         </w:rPr>
       </w:pPr>
-      <w:hyperlink w:anchor="_Toc230100227" w:history="1">
+      <w:hyperlink w:anchor="_Toc230109862" w:history="1">
         <w:r>
           <w:rPr>
             <w:rStyle w:val="aff9"/>
@@ -3722,7 +3769,7 @@
             <w:noProof/>
             <w:webHidden/>
           </w:rPr>
-          <w:instrText xml:space="preserve"> PAGEREF _Toc230100227 \h </w:instrText>
+          <w:instrText xml:space="preserve"> PAGEREF _Toc230109862 \h </w:instrText>
         </w:r>
         <w:r>
           <w:rPr>
@@ -3762,13 +3809,14 @@
         <w:rPr>
           <w:rFonts w:asciiTheme="minorHAnsi" w:eastAsiaTheme="minorEastAsia" w:hAnsiTheme="minorHAnsi"/>
           <w:noProof/>
+          <w:color w:val="auto"/>
           <w:kern w:val="2"/>
           <w:szCs w:val="24"/>
           <w:lang w:val="ru-RU" w:eastAsia="ru-RU"/>
           <w14:ligatures w14:val="standardContextual"/>
         </w:rPr>
       </w:pPr>
-      <w:hyperlink w:anchor="_Toc230100228" w:history="1">
+      <w:hyperlink w:anchor="_Toc230109863" w:history="1">
         <w:r>
           <w:rPr>
             <w:rStyle w:val="aff9"/>
@@ -3795,7 +3843,7 @@
             <w:noProof/>
             <w:webHidden/>
           </w:rPr>
-          <w:instrText xml:space="preserve"> PAGEREF _Toc230100228 \h </w:instrText>
+          <w:instrText xml:space="preserve"> PAGEREF _Toc230109863 \h </w:instrText>
         </w:r>
         <w:r>
           <w:rPr>
@@ -3835,13 +3883,14 @@
         <w:rPr>
           <w:rFonts w:asciiTheme="minorHAnsi" w:eastAsiaTheme="minorEastAsia" w:hAnsiTheme="minorHAnsi"/>
           <w:noProof/>
+          <w:color w:val="auto"/>
           <w:kern w:val="2"/>
           <w:szCs w:val="24"/>
           <w:lang w:val="ru-RU" w:eastAsia="ru-RU"/>
           <w14:ligatures w14:val="standardContextual"/>
         </w:rPr>
       </w:pPr>
-      <w:hyperlink w:anchor="_Toc230100229" w:history="1">
+      <w:hyperlink w:anchor="_Toc230109864" w:history="1">
         <w:r>
           <w:rPr>
             <w:rStyle w:val="aff9"/>
@@ -3868,7 +3917,7 @@
             <w:noProof/>
             <w:webHidden/>
           </w:rPr>
-          <w:instrText xml:space="preserve"> PAGEREF _Toc230100229 \h </w:instrText>
+          <w:instrText xml:space="preserve"> PAGEREF _Toc230109864 \h </w:instrText>
         </w:r>
         <w:r>
           <w:rPr>
@@ -3908,13 +3957,14 @@
         <w:rPr>
           <w:rFonts w:asciiTheme="minorHAnsi" w:eastAsiaTheme="minorEastAsia" w:hAnsiTheme="minorHAnsi"/>
           <w:noProof/>
+          <w:color w:val="auto"/>
           <w:kern w:val="2"/>
           <w:szCs w:val="24"/>
           <w:lang w:val="ru-RU" w:eastAsia="ru-RU"/>
           <w14:ligatures w14:val="standardContextual"/>
         </w:rPr>
       </w:pPr>
-      <w:hyperlink w:anchor="_Toc230100230" w:history="1">
+      <w:hyperlink w:anchor="_Toc230109865" w:history="1">
         <w:r>
           <w:rPr>
             <w:rStyle w:val="aff9"/>
@@ -3941,7 +3991,7 @@
             <w:noProof/>
             <w:webHidden/>
           </w:rPr>
-          <w:instrText xml:space="preserve"> PAGEREF _Toc230100230 \h </w:instrText>
+          <w:instrText xml:space="preserve"> PAGEREF _Toc230109865 \h </w:instrText>
         </w:r>
         <w:r>
           <w:rPr>
@@ -3990,7 +4040,7 @@
         <w:pStyle w:val="1"/>
         <w:spacing w:before="200" w:after="120"/>
       </w:pPr>
-      <w:bookmarkStart w:id="1" w:name="_Toc230100182"/>
+      <w:bookmarkStart w:id="1" w:name="_Toc230109817"/>
       <w:r>
         <w:rPr>
           <w:rFonts w:ascii="Arial" w:eastAsia="Arial" w:hAnsi="Arial"/>
@@ -4536,7 +4586,7 @@
         <w:pStyle w:val="1"/>
         <w:spacing w:before="200" w:after="120"/>
       </w:pPr>
-      <w:bookmarkStart w:id="2" w:name="_Toc230100183"/>
+      <w:bookmarkStart w:id="2" w:name="_Toc230109818"/>
       <w:r>
         <w:rPr>
           <w:rFonts w:ascii="Arial" w:eastAsia="Arial" w:hAnsi="Arial"/>
@@ -4579,7 +4629,7 @@
         <w:pStyle w:val="1"/>
         <w:spacing w:before="200" w:after="120"/>
       </w:pPr>
-      <w:bookmarkStart w:id="3" w:name="_Toc230100184"/>
+      <w:bookmarkStart w:id="3" w:name="_Toc230109819"/>
       <w:r>
         <w:rPr>
           <w:rFonts w:ascii="Arial" w:eastAsia="Arial" w:hAnsi="Arial"/>
@@ -4593,7 +4643,7 @@
         <w:pStyle w:val="21"/>
         <w:spacing w:before="120" w:after="120"/>
       </w:pPr>
-      <w:bookmarkStart w:id="4" w:name="_Toc230100185"/>
+      <w:bookmarkStart w:id="4" w:name="_Toc230109820"/>
       <w:r>
         <w:rPr>
           <w:rFonts w:ascii="Arial" w:eastAsia="Arial" w:hAnsi="Arial"/>
@@ -4626,7 +4676,7 @@
         <w:pStyle w:val="21"/>
         <w:spacing w:before="120" w:after="120"/>
       </w:pPr>
-      <w:bookmarkStart w:id="5" w:name="_Toc230100186"/>
+      <w:bookmarkStart w:id="5" w:name="_Toc230109821"/>
       <w:r>
         <w:rPr>
           <w:rFonts w:ascii="Arial" w:eastAsia="Arial" w:hAnsi="Arial"/>
@@ -5228,7 +5278,7 @@
         <w:pStyle w:val="21"/>
         <w:spacing w:before="120" w:after="120"/>
       </w:pPr>
-      <w:bookmarkStart w:id="6" w:name="_Toc230100187"/>
+      <w:bookmarkStart w:id="6" w:name="_Toc230109822"/>
       <w:r>
         <w:rPr>
           <w:rFonts w:ascii="Arial" w:eastAsia="Arial" w:hAnsi="Arial"/>
@@ -5295,7 +5345,7 @@
         <w:pStyle w:val="1"/>
         <w:spacing w:before="200" w:after="120"/>
       </w:pPr>
-      <w:bookmarkStart w:id="7" w:name="_Toc230100188"/>
+      <w:bookmarkStart w:id="7" w:name="_Toc230109823"/>
       <w:r>
         <w:rPr>
           <w:rFonts w:ascii="Arial" w:eastAsia="Arial" w:hAnsi="Arial"/>
@@ -5309,7 +5359,7 @@
         <w:pStyle w:val="21"/>
         <w:spacing w:before="120" w:after="120"/>
       </w:pPr>
-      <w:bookmarkStart w:id="8" w:name="_Toc230100189"/>
+      <w:bookmarkStart w:id="8" w:name="_Toc230109824"/>
       <w:r>
         <w:rPr>
           <w:rFonts w:ascii="Arial" w:eastAsia="Arial" w:hAnsi="Arial"/>
@@ -5860,7 +5910,7 @@
         <w:pStyle w:val="21"/>
         <w:spacing w:before="120" w:after="120"/>
       </w:pPr>
-      <w:bookmarkStart w:id="9" w:name="_Toc230100190"/>
+      <w:bookmarkStart w:id="9" w:name="_Toc230109825"/>
       <w:r>
         <w:rPr>
           <w:rFonts w:ascii="Arial" w:eastAsia="Arial" w:hAnsi="Arial"/>
@@ -5983,7 +6033,7 @@
         <w:pStyle w:val="21"/>
         <w:spacing w:before="120" w:after="120"/>
       </w:pPr>
-      <w:bookmarkStart w:id="10" w:name="_Toc230100191"/>
+      <w:bookmarkStart w:id="10" w:name="_Toc230109826"/>
       <w:r>
         <w:rPr>
           <w:rFonts w:ascii="Arial" w:eastAsia="Arial" w:hAnsi="Arial"/>
@@ -6012,7 +6062,7 @@
         <w:pStyle w:val="1"/>
         <w:spacing w:before="200" w:after="120"/>
       </w:pPr>
-      <w:bookmarkStart w:id="11" w:name="_Toc230100192"/>
+      <w:bookmarkStart w:id="11" w:name="_Toc230109827"/>
       <w:r>
         <w:rPr>
           <w:rFonts w:ascii="Arial" w:eastAsia="Arial" w:hAnsi="Arial"/>
@@ -6026,7 +6076,7 @@
         <w:pStyle w:val="21"/>
         <w:spacing w:before="120" w:after="120"/>
       </w:pPr>
-      <w:bookmarkStart w:id="12" w:name="_Toc230100193"/>
+      <w:bookmarkStart w:id="12" w:name="_Toc230109828"/>
       <w:r>
         <w:rPr>
           <w:rFonts w:ascii="Arial" w:eastAsia="Arial" w:hAnsi="Arial"/>
@@ -6353,7 +6403,7 @@
         <w:pStyle w:val="21"/>
         <w:spacing w:before="120" w:after="120"/>
       </w:pPr>
-      <w:bookmarkStart w:id="13" w:name="_Toc230100194"/>
+      <w:bookmarkStart w:id="13" w:name="_Toc230109829"/>
       <w:r>
         <w:rPr>
           <w:rFonts w:ascii="Arial" w:eastAsia="Arial" w:hAnsi="Arial"/>
@@ -6435,7 +6485,7 @@
         <w:pStyle w:val="21"/>
         <w:spacing w:before="120" w:after="120"/>
       </w:pPr>
-      <w:bookmarkStart w:id="14" w:name="_Toc230100195"/>
+      <w:bookmarkStart w:id="14" w:name="_Toc230109830"/>
       <w:r>
         <w:rPr>
           <w:rFonts w:ascii="Arial" w:eastAsia="Arial" w:hAnsi="Arial"/>
@@ -6818,7 +6868,7 @@
         <w:pStyle w:val="21"/>
         <w:spacing w:before="120" w:after="120"/>
       </w:pPr>
-      <w:bookmarkStart w:id="15" w:name="_Toc230100196"/>
+      <w:bookmarkStart w:id="15" w:name="_Toc230109831"/>
       <w:r>
         <w:rPr>
           <w:rFonts w:ascii="Arial" w:eastAsia="Arial" w:hAnsi="Arial"/>
@@ -6847,7 +6897,7 @@
         <w:pStyle w:val="1"/>
         <w:spacing w:before="200" w:after="120"/>
       </w:pPr>
-      <w:bookmarkStart w:id="16" w:name="_Toc230100197"/>
+      <w:bookmarkStart w:id="16" w:name="_Toc230109832"/>
       <w:r>
         <w:rPr>
           <w:rFonts w:ascii="Arial" w:eastAsia="Arial" w:hAnsi="Arial"/>
@@ -6861,7 +6911,7 @@
         <w:pStyle w:val="21"/>
         <w:spacing w:before="120" w:after="120"/>
       </w:pPr>
-      <w:bookmarkStart w:id="17" w:name="_Toc230100198"/>
+      <w:bookmarkStart w:id="17" w:name="_Toc230109833"/>
       <w:r>
         <w:rPr>
           <w:rFonts w:ascii="Arial" w:eastAsia="Arial" w:hAnsi="Arial"/>
@@ -7244,7 +7294,7 @@
         <w:pStyle w:val="21"/>
         <w:spacing w:before="120" w:after="120"/>
       </w:pPr>
-      <w:bookmarkStart w:id="18" w:name="_Toc230100199"/>
+      <w:bookmarkStart w:id="18" w:name="_Toc230109834"/>
       <w:r>
         <w:rPr>
           <w:rFonts w:ascii="Arial" w:eastAsia="Arial" w:hAnsi="Arial"/>
@@ -7326,7 +7376,7 @@
         <w:pStyle w:val="21"/>
         <w:spacing w:before="120" w:after="120"/>
       </w:pPr>
-      <w:bookmarkStart w:id="19" w:name="_Toc230100200"/>
+      <w:bookmarkStart w:id="19" w:name="_Toc230109835"/>
       <w:r>
         <w:rPr>
           <w:rFonts w:ascii="Arial" w:eastAsia="Arial" w:hAnsi="Arial"/>
@@ -7356,7 +7406,7 @@
         <w:pStyle w:val="21"/>
         <w:spacing w:before="120" w:after="120"/>
       </w:pPr>
-      <w:bookmarkStart w:id="20" w:name="_Toc230100201"/>
+      <w:bookmarkStart w:id="20" w:name="_Toc230109836"/>
       <w:r>
         <w:rPr>
           <w:rFonts w:ascii="Arial" w:eastAsia="Arial" w:hAnsi="Arial"/>
@@ -7385,7 +7435,7 @@
         <w:pStyle w:val="1"/>
         <w:spacing w:before="200" w:after="120"/>
       </w:pPr>
-      <w:bookmarkStart w:id="21" w:name="_Toc230100202"/>
+      <w:bookmarkStart w:id="21" w:name="_Toc230109837"/>
       <w:r>
         <w:rPr>
           <w:rFonts w:ascii="Arial" w:eastAsia="Arial" w:hAnsi="Arial"/>
@@ -7399,7 +7449,7 @@
         <w:pStyle w:val="21"/>
         <w:spacing w:before="120" w:after="120"/>
       </w:pPr>
-      <w:bookmarkStart w:id="22" w:name="_Toc230100203"/>
+      <w:bookmarkStart w:id="22" w:name="_Toc230109838"/>
       <w:r>
         <w:rPr>
           <w:rFonts w:ascii="Arial" w:eastAsia="Arial" w:hAnsi="Arial"/>
@@ -7423,7 +7473,7 @@
         <w:pStyle w:val="21"/>
         <w:spacing w:before="120" w:after="120"/>
       </w:pPr>
-      <w:bookmarkStart w:id="23" w:name="_Toc230100204"/>
+      <w:bookmarkStart w:id="23" w:name="_Toc230109839"/>
       <w:r>
         <w:rPr>
           <w:rFonts w:ascii="Arial" w:eastAsia="Arial" w:hAnsi="Arial"/>
@@ -7453,7 +7503,7 @@
         <w:pStyle w:val="21"/>
         <w:spacing w:before="120" w:after="120"/>
       </w:pPr>
-      <w:bookmarkStart w:id="24" w:name="_Toc230100205"/>
+      <w:bookmarkStart w:id="24" w:name="_Toc230109840"/>
       <w:r>
         <w:rPr>
           <w:rFonts w:ascii="Arial" w:eastAsia="Arial" w:hAnsi="Arial"/>
@@ -7482,7 +7532,7 @@
         <w:pStyle w:val="21"/>
         <w:spacing w:before="120" w:after="120"/>
       </w:pPr>
-      <w:bookmarkStart w:id="25" w:name="_Toc230100206"/>
+      <w:bookmarkStart w:id="25" w:name="_Toc230109841"/>
       <w:r>
         <w:rPr>
           <w:rFonts w:ascii="Arial" w:eastAsia="Arial" w:hAnsi="Arial"/>
@@ -7511,7 +7561,7 @@
         <w:pStyle w:val="21"/>
         <w:spacing w:before="120" w:after="120"/>
       </w:pPr>
-      <w:bookmarkStart w:id="26" w:name="_Toc230100207"/>
+      <w:bookmarkStart w:id="26" w:name="_Toc230109842"/>
       <w:r>
         <w:rPr>
           <w:rFonts w:ascii="Arial" w:eastAsia="Arial" w:hAnsi="Arial"/>
@@ -7541,7 +7591,7 @@
         <w:pStyle w:val="21"/>
         <w:spacing w:before="120" w:after="120"/>
       </w:pPr>
-      <w:bookmarkStart w:id="27" w:name="_Toc230100208"/>
+      <w:bookmarkStart w:id="27" w:name="_Toc230109843"/>
       <w:r>
         <w:rPr>
           <w:rFonts w:ascii="Arial" w:eastAsia="Arial" w:hAnsi="Arial"/>
@@ -7570,7 +7620,7 @@
         <w:pStyle w:val="1"/>
         <w:spacing w:before="200" w:after="120"/>
       </w:pPr>
-      <w:bookmarkStart w:id="28" w:name="_Toc230100209"/>
+      <w:bookmarkStart w:id="28" w:name="_Toc230109844"/>
       <w:r>
         <w:rPr>
           <w:rFonts w:ascii="Arial" w:eastAsia="Arial" w:hAnsi="Arial"/>
@@ -7584,7 +7634,7 @@
         <w:pStyle w:val="21"/>
         <w:spacing w:before="120" w:after="120"/>
       </w:pPr>
-      <w:bookmarkStart w:id="29" w:name="_Toc230100210"/>
+      <w:bookmarkStart w:id="29" w:name="_Toc230109845"/>
       <w:r>
         <w:rPr>
           <w:rFonts w:ascii="Arial" w:eastAsia="Arial" w:hAnsi="Arial"/>
@@ -7678,7 +7728,7 @@
         <w:pStyle w:val="21"/>
         <w:spacing w:before="120" w:after="120"/>
       </w:pPr>
-      <w:bookmarkStart w:id="30" w:name="_Toc230100211"/>
+      <w:bookmarkStart w:id="30" w:name="_Toc230109846"/>
       <w:r>
         <w:rPr>
           <w:rFonts w:ascii="Arial" w:eastAsia="Arial" w:hAnsi="Arial"/>
@@ -7707,7 +7757,7 @@
         <w:pStyle w:val="21"/>
         <w:spacing w:before="120" w:after="120"/>
       </w:pPr>
-      <w:bookmarkStart w:id="31" w:name="_Toc230100212"/>
+      <w:bookmarkStart w:id="31" w:name="_Toc230109847"/>
       <w:r>
         <w:rPr>
           <w:rFonts w:ascii="Arial" w:eastAsia="Arial" w:hAnsi="Arial"/>
@@ -7736,7 +7786,7 @@
         <w:pStyle w:val="1"/>
         <w:spacing w:before="200" w:after="120"/>
       </w:pPr>
-      <w:bookmarkStart w:id="32" w:name="_Toc230100213"/>
+      <w:bookmarkStart w:id="32" w:name="_Toc230109848"/>
       <w:r>
         <w:rPr>
           <w:rFonts w:ascii="Arial" w:eastAsia="Arial" w:hAnsi="Arial"/>
@@ -7750,7 +7800,7 @@
         <w:pStyle w:val="21"/>
         <w:spacing w:before="120" w:after="120"/>
       </w:pPr>
-      <w:bookmarkStart w:id="33" w:name="_Toc230100214"/>
+      <w:bookmarkStart w:id="33" w:name="_Toc230109849"/>
       <w:r>
         <w:rPr>
           <w:rFonts w:ascii="Arial" w:eastAsia="Arial" w:hAnsi="Arial"/>
@@ -8146,7 +8196,7 @@
         <w:pStyle w:val="21"/>
         <w:spacing w:before="120" w:after="120"/>
       </w:pPr>
-      <w:bookmarkStart w:id="34" w:name="_Toc230100215"/>
+      <w:bookmarkStart w:id="34" w:name="_Toc230109850"/>
       <w:r>
         <w:rPr>
           <w:rFonts w:ascii="Arial" w:eastAsia="Arial" w:hAnsi="Arial"/>
@@ -8631,7 +8681,7 @@
         <w:pStyle w:val="21"/>
         <w:spacing w:before="120" w:after="120"/>
       </w:pPr>
-      <w:bookmarkStart w:id="35" w:name="_Toc230100216"/>
+      <w:bookmarkStart w:id="35" w:name="_Toc230109851"/>
       <w:r>
         <w:rPr>
           <w:rFonts w:ascii="Arial" w:eastAsia="Arial" w:hAnsi="Arial"/>
@@ -8660,7 +8710,7 @@
         <w:pStyle w:val="1"/>
         <w:spacing w:before="200" w:after="120"/>
       </w:pPr>
-      <w:bookmarkStart w:id="36" w:name="_Toc230100217"/>
+      <w:bookmarkStart w:id="36" w:name="_Toc230109852"/>
       <w:r>
         <w:rPr>
           <w:rFonts w:ascii="Arial" w:eastAsia="Arial" w:hAnsi="Arial"/>
@@ -8674,7 +8724,7 @@
         <w:pStyle w:val="21"/>
         <w:spacing w:before="120" w:after="120"/>
       </w:pPr>
-      <w:bookmarkStart w:id="37" w:name="_Toc230100218"/>
+      <w:bookmarkStart w:id="37" w:name="_Toc230109853"/>
       <w:r>
         <w:rPr>
           <w:rFonts w:ascii="Arial" w:eastAsia="Arial" w:hAnsi="Arial"/>
@@ -9109,7 +9159,7 @@
         <w:pStyle w:val="21"/>
         <w:spacing w:before="120" w:after="120"/>
       </w:pPr>
-      <w:bookmarkStart w:id="38" w:name="_Toc230100219"/>
+      <w:bookmarkStart w:id="38" w:name="_Toc230109854"/>
       <w:r>
         <w:rPr>
           <w:rFonts w:ascii="Arial" w:eastAsia="Arial" w:hAnsi="Arial"/>
@@ -9192,7 +9242,7 @@
         <w:pStyle w:val="21"/>
         <w:spacing w:before="120" w:after="120"/>
       </w:pPr>
-      <w:bookmarkStart w:id="39" w:name="_Toc230100220"/>
+      <w:bookmarkStart w:id="39" w:name="_Toc230109855"/>
       <w:r>
         <w:rPr>
           <w:rFonts w:ascii="Arial" w:eastAsia="Arial" w:hAnsi="Arial"/>
@@ -9227,7 +9277,7 @@
         <w:pStyle w:val="1"/>
         <w:spacing w:before="200" w:after="120"/>
       </w:pPr>
-      <w:bookmarkStart w:id="40" w:name="_Toc230100221"/>
+      <w:bookmarkStart w:id="40" w:name="_Toc230109856"/>
       <w:r>
         <w:rPr>
           <w:rFonts w:ascii="Arial" w:eastAsia="Arial" w:hAnsi="Arial"/>
@@ -9241,7 +9291,7 @@
         <w:pStyle w:val="21"/>
         <w:spacing w:before="120" w:after="120"/>
       </w:pPr>
-      <w:bookmarkStart w:id="41" w:name="_Toc230100222"/>
+      <w:bookmarkStart w:id="41" w:name="_Toc230109857"/>
       <w:r>
         <w:rPr>
           <w:rFonts w:ascii="Arial" w:eastAsia="Arial" w:hAnsi="Arial"/>
@@ -9853,7 +9903,7 @@
         <w:pStyle w:val="21"/>
         <w:spacing w:before="120" w:after="120"/>
       </w:pPr>
-      <w:bookmarkStart w:id="42" w:name="_Toc230100223"/>
+      <w:bookmarkStart w:id="42" w:name="_Toc230109858"/>
       <w:r>
         <w:rPr>
           <w:rFonts w:ascii="Arial" w:eastAsia="Arial" w:hAnsi="Arial"/>
@@ -10460,7 +10510,7 @@
         <w:pStyle w:val="21"/>
         <w:spacing w:before="120" w:after="120"/>
       </w:pPr>
-      <w:bookmarkStart w:id="43" w:name="_Toc230100224"/>
+      <w:bookmarkStart w:id="43" w:name="_Toc230109859"/>
       <w:r>
         <w:rPr>
           <w:rFonts w:ascii="Arial" w:eastAsia="Arial" w:hAnsi="Arial"/>
@@ -10806,7 +10856,7 @@
         <w:pStyle w:val="1"/>
         <w:spacing w:before="200" w:after="120"/>
       </w:pPr>
-      <w:bookmarkStart w:id="44" w:name="_Toc230100225"/>
+      <w:bookmarkStart w:id="44" w:name="_Toc230109860"/>
       <w:r>
         <w:rPr>
           <w:rFonts w:ascii="Arial" w:eastAsia="Arial" w:hAnsi="Arial"/>
@@ -10841,7 +10891,7 @@
         <w:pStyle w:val="1"/>
         <w:spacing w:before="200" w:after="120"/>
       </w:pPr>
-      <w:bookmarkStart w:id="45" w:name="_Toc230100226"/>
+      <w:bookmarkStart w:id="45" w:name="_Toc230109861"/>
       <w:r>
         <w:rPr>
           <w:rFonts w:ascii="Arial" w:eastAsia="Arial" w:hAnsi="Arial"/>
@@ -10956,7 +11006,7 @@
         <w:pStyle w:val="1"/>
         <w:spacing w:before="200" w:after="120"/>
       </w:pPr>
-      <w:bookmarkStart w:id="46" w:name="_Toc230100227"/>
+      <w:bookmarkStart w:id="46" w:name="_Toc230109862"/>
       <w:r>
         <w:rPr>
           <w:rFonts w:ascii="Arial" w:eastAsia="Arial" w:hAnsi="Arial"/>
@@ -11324,7 +11374,7 @@
         <w:pStyle w:val="1"/>
         <w:spacing w:before="200" w:after="120"/>
       </w:pPr>
-      <w:bookmarkStart w:id="47" w:name="_Toc230100228"/>
+      <w:bookmarkStart w:id="47" w:name="_Toc230109863"/>
       <w:r>
         <w:rPr>
           <w:rFonts w:ascii="Arial" w:eastAsia="Arial" w:hAnsi="Arial"/>
@@ -12256,7 +12306,7 @@
         <w:pStyle w:val="1"/>
         <w:spacing w:before="200" w:after="120"/>
       </w:pPr>
-      <w:bookmarkStart w:id="48" w:name="_Toc230100229"/>
+      <w:bookmarkStart w:id="48" w:name="_Toc230109864"/>
       <w:r>
         <w:rPr>
           <w:rFonts w:ascii="Arial" w:eastAsia="Arial" w:hAnsi="Arial"/>
@@ -12697,7 +12747,7 @@
         <w:pStyle w:val="1"/>
         <w:spacing w:before="200" w:after="120"/>
       </w:pPr>
-      <w:bookmarkStart w:id="49" w:name="_Toc230100230"/>
+      <w:bookmarkStart w:id="49" w:name="_Toc230109865"/>
       <w:r>
         <w:rPr>
           <w:rFonts w:ascii="Arial" w:eastAsia="Arial" w:hAnsi="Arial"/>
@@ -13221,7 +13271,6 @@
     <w:lvl w:ilvl="0">
       <w:start w:val="1"/>
       <w:numFmt w:val="upperRoman"/>
-      <w:pStyle w:val="1"/>
       <w:lvlText w:val="Статья %1."/>
       <w:lvlJc w:val="left"/>
       <w:pPr>
@@ -13234,7 +13283,6 @@
     <w:lvl w:ilvl="1">
       <w:start w:val="1"/>
       <w:numFmt w:val="decimalZero"/>
-      <w:pStyle w:val="21"/>
       <w:isLgl/>
       <w:lvlText w:val="Раздел %1.%2"/>
       <w:lvlJc w:val="left"/>
@@ -13245,7 +13293,6 @@
     <w:lvl w:ilvl="2">
       <w:start w:val="1"/>
       <w:numFmt w:val="lowerLetter"/>
-      <w:pStyle w:val="31"/>
       <w:lvlText w:val="(%3)"/>
       <w:lvlJc w:val="left"/>
       <w:pPr>
@@ -13952,9 +13999,6 @@
     <w:pPr>
       <w:keepNext/>
       <w:keepLines/>
-      <w:numPr>
-        <w:numId w:val="15"/>
-      </w:numPr>
       <w:spacing w:before="480"/>
       <w:outlineLvl w:val="0"/>
     </w:pPr>
@@ -13978,10 +14022,6 @@
     <w:pPr>
       <w:keepNext/>
       <w:keepLines/>
-      <w:numPr>
-        <w:ilvl w:val="1"/>
-        <w:numId w:val="15"/>
-      </w:numPr>
       <w:spacing w:before="200"/>
       <w:outlineLvl w:val="1"/>
     </w:pPr>
@@ -14005,10 +14045,6 @@
     <w:pPr>
       <w:keepNext/>
       <w:keepLines/>
-      <w:numPr>
-        <w:ilvl w:val="2"/>
-        <w:numId w:val="15"/>
-      </w:numPr>
       <w:spacing w:before="200"/>
       <w:outlineLvl w:val="2"/>
     </w:pPr>
@@ -14181,18 +14217,12 @@
     <w:uiPriority w:val="1"/>
     <w:semiHidden/>
     <w:unhideWhenUsed/>
-    <w:rPr>
-      <w:color w:val="000000"/>
-    </w:rPr>
   </w:style>
   <w:style w:type="table" w:default="1" w:styleId="a4">
     <w:name w:val="Normal Table"/>
     <w:uiPriority w:val="99"/>
     <w:semiHidden/>
     <w:unhideWhenUsed/>
-    <w:rPr>
-      <w:color w:val="000000"/>
-    </w:rPr>
     <w:tblPr>
       <w:tblInd w:w="0" w:type="dxa"/>
       <w:tblCellMar>

--- a/docs/otchet_po_praktike_bookshelf.docx
+++ b/docs/otchet_po_praktike_bookshelf.docx
@@ -47,9 +47,6 @@
         <w:jc w:val="center"/>
       </w:pPr>
       <w:r>
-        <w:rPr>
-          <w:b/>
-        </w:rPr>
         <w:t>ОТЧЕТ</w:t>
       </w:r>
     </w:p>
@@ -59,9 +56,6 @@
         <w:jc w:val="center"/>
       </w:pPr>
       <w:r>
-        <w:rPr>
-          <w:b/>
-        </w:rPr>
         <w:t>о прохождении практики</w:t>
       </w:r>
     </w:p>
@@ -71,9 +65,6 @@
         <w:jc w:val="center"/>
       </w:pPr>
       <w:r>
-        <w:rPr>
-          <w:b/>
-        </w:rPr>
         <w:t>по проекту «Приложение для отслеживания прочитанных книг»</w:t>
       </w:r>
     </w:p>
@@ -300,13 +291,14 @@
     </w:p>
     <w:p>
       <w:pPr>
-        <w:pStyle w:val="1"/>
-        <w:spacing w:before="200" w:after="120"/>
+        <w:ind w:firstLine="0"/>
+        <w:jc w:val="center"/>
       </w:pPr>
       <w:bookmarkStart w:id="0" w:name="_Toc230109816"/>
       <w:r>
         <w:rPr>
-          <w:rFonts w:ascii="Arial" w:eastAsia="Arial" w:hAnsi="Arial"/>
+          <w:b/>
+          <w:sz w:val="28"/>
         </w:rPr>
         <w:lastRenderedPageBreak/>
         <w:t>Содержание</w:t>
@@ -315,3719 +307,867 @@
     </w:p>
     <w:p>
       <w:pPr>
-        <w:pStyle w:val="14"/>
         <w:tabs>
-          <w:tab w:val="right" w:leader="dot" w:pos="10195"/>
+          <w:tab w:val="right" w:leader="dot" w:pos="9638"/>
         </w:tabs>
-        <w:rPr>
-          <w:rFonts w:asciiTheme="minorHAnsi" w:eastAsiaTheme="minorEastAsia" w:hAnsiTheme="minorHAnsi"/>
-          <w:noProof/>
-          <w:color w:val="auto"/>
-          <w:kern w:val="2"/>
-          <w:szCs w:val="24"/>
-          <w:lang w:val="ru-RU" w:eastAsia="ru-RU"/>
-          <w14:ligatures w14:val="standardContextual"/>
-        </w:rPr>
+        <w:spacing w:line="276" w:lineRule="auto"/>
+        <w:ind w:firstLine="0"/>
       </w:pPr>
       <w:r>
-        <w:fldChar w:fldCharType="begin"/>
-      </w:r>
-      <w:r>
-        <w:instrText>TOC \o "1-3" \h \z \u</w:instrText>
-      </w:r>
-      <w:r>
-        <w:fldChar w:fldCharType="separate"/>
-      </w:r>
-      <w:hyperlink w:anchor="_Toc230109816" w:history="1">
-        <w:r>
-          <w:rPr>
-            <w:rStyle w:val="aff9"/>
-            <w:noProof/>
-          </w:rPr>
-          <w:t>Содержание</w:t>
-        </w:r>
-        <w:r>
-          <w:rPr>
-            <w:noProof/>
-            <w:webHidden/>
-          </w:rPr>
-          <w:tab/>
-        </w:r>
-        <w:r>
-          <w:rPr>
-            <w:noProof/>
-            <w:webHidden/>
-          </w:rPr>
-          <w:fldChar w:fldCharType="begin"/>
-        </w:r>
-        <w:r>
-          <w:rPr>
-            <w:noProof/>
-            <w:webHidden/>
-          </w:rPr>
-          <w:instrText xml:space="preserve"> PAGEREF _Toc230109816 \h </w:instrText>
-        </w:r>
-        <w:r>
-          <w:rPr>
-            <w:noProof/>
-            <w:webHidden/>
-          </w:rPr>
-        </w:r>
-        <w:r>
-          <w:rPr>
-            <w:noProof/>
-            <w:webHidden/>
-          </w:rPr>
-          <w:fldChar w:fldCharType="separate"/>
-        </w:r>
-        <w:r>
-          <w:rPr>
-            <w:noProof/>
-            <w:webHidden/>
-          </w:rPr>
-          <w:t>2</w:t>
-        </w:r>
-        <w:r>
-          <w:rPr>
-            <w:noProof/>
-            <w:webHidden/>
-          </w:rPr>
-          <w:fldChar w:fldCharType="end"/>
-        </w:r>
-      </w:hyperlink>
+        <w:t>Индивидуальное задание на практику</w:t>
+      </w:r>
+      <w:r>
+        <w:tab/>
+        <w:t>4</w:t>
+      </w:r>
     </w:p>
     <w:p>
       <w:pPr>
-        <w:pStyle w:val="14"/>
         <w:tabs>
-          <w:tab w:val="right" w:leader="dot" w:pos="10195"/>
+          <w:tab w:val="right" w:leader="dot" w:pos="9638"/>
         </w:tabs>
-        <w:rPr>
-          <w:rFonts w:asciiTheme="minorHAnsi" w:eastAsiaTheme="minorEastAsia" w:hAnsiTheme="minorHAnsi"/>
-          <w:noProof/>
-          <w:color w:val="auto"/>
-          <w:kern w:val="2"/>
-          <w:szCs w:val="24"/>
-          <w:lang w:val="ru-RU" w:eastAsia="ru-RU"/>
-          <w14:ligatures w14:val="standardContextual"/>
-        </w:rPr>
+        <w:spacing w:line="276" w:lineRule="auto"/>
+        <w:ind w:firstLine="0"/>
       </w:pPr>
-      <w:hyperlink w:anchor="_Toc230109817" w:history="1">
-        <w:r>
-          <w:rPr>
-            <w:rStyle w:val="aff9"/>
-            <w:noProof/>
-          </w:rPr>
-          <w:t>Индивидуальное задание на практику</w:t>
-        </w:r>
-        <w:r>
-          <w:rPr>
-            <w:noProof/>
-            <w:webHidden/>
-          </w:rPr>
-          <w:tab/>
-        </w:r>
-        <w:r>
-          <w:rPr>
-            <w:noProof/>
-            <w:webHidden/>
-          </w:rPr>
-          <w:fldChar w:fldCharType="begin"/>
-        </w:r>
-        <w:r>
-          <w:rPr>
-            <w:noProof/>
-            <w:webHidden/>
-          </w:rPr>
-          <w:instrText xml:space="preserve"> PAGEREF _Toc230109817 \h </w:instrText>
-        </w:r>
-        <w:r>
-          <w:rPr>
-            <w:noProof/>
-            <w:webHidden/>
-          </w:rPr>
-        </w:r>
-        <w:r>
-          <w:rPr>
-            <w:noProof/>
-            <w:webHidden/>
-          </w:rPr>
-          <w:fldChar w:fldCharType="separate"/>
-        </w:r>
-        <w:r>
-          <w:rPr>
-            <w:noProof/>
-            <w:webHidden/>
-          </w:rPr>
-          <w:t>4</w:t>
-        </w:r>
-        <w:r>
-          <w:rPr>
-            <w:noProof/>
-            <w:webHidden/>
-          </w:rPr>
-          <w:fldChar w:fldCharType="end"/>
-        </w:r>
-      </w:hyperlink>
+      <w:r>
+        <w:t>Введение</w:t>
+      </w:r>
+      <w:r>
+        <w:tab/>
+        <w:t>4</w:t>
+      </w:r>
     </w:p>
     <w:p>
       <w:pPr>
-        <w:pStyle w:val="14"/>
         <w:tabs>
-          <w:tab w:val="right" w:leader="dot" w:pos="10195"/>
+          <w:tab w:val="right" w:leader="dot" w:pos="9638"/>
         </w:tabs>
-        <w:rPr>
-          <w:rFonts w:asciiTheme="minorHAnsi" w:eastAsiaTheme="minorEastAsia" w:hAnsiTheme="minorHAnsi"/>
-          <w:noProof/>
-          <w:color w:val="auto"/>
-          <w:kern w:val="2"/>
-          <w:szCs w:val="24"/>
-          <w:lang w:val="ru-RU" w:eastAsia="ru-RU"/>
-          <w14:ligatures w14:val="standardContextual"/>
-        </w:rPr>
+        <w:spacing w:line="276" w:lineRule="auto"/>
+        <w:ind w:firstLine="0"/>
       </w:pPr>
-      <w:hyperlink w:anchor="_Toc230109818" w:history="1">
-        <w:r>
-          <w:rPr>
-            <w:rStyle w:val="aff9"/>
-            <w:noProof/>
-          </w:rPr>
-          <w:t>Введение</w:t>
-        </w:r>
-        <w:r>
-          <w:rPr>
-            <w:noProof/>
-            <w:webHidden/>
-          </w:rPr>
-          <w:tab/>
-        </w:r>
-        <w:r>
-          <w:rPr>
-            <w:noProof/>
-            <w:webHidden/>
-          </w:rPr>
-          <w:fldChar w:fldCharType="begin"/>
-        </w:r>
-        <w:r>
-          <w:rPr>
-            <w:noProof/>
-            <w:webHidden/>
-          </w:rPr>
-          <w:instrText xml:space="preserve"> PAGEREF _Toc230109818 \h </w:instrText>
-        </w:r>
-        <w:r>
-          <w:rPr>
-            <w:noProof/>
-            <w:webHidden/>
-          </w:rPr>
-        </w:r>
-        <w:r>
-          <w:rPr>
-            <w:noProof/>
-            <w:webHidden/>
-          </w:rPr>
-          <w:fldChar w:fldCharType="separate"/>
-        </w:r>
-        <w:r>
-          <w:rPr>
-            <w:noProof/>
-            <w:webHidden/>
-          </w:rPr>
-          <w:t>4</w:t>
-        </w:r>
-        <w:r>
-          <w:rPr>
-            <w:noProof/>
-            <w:webHidden/>
-          </w:rPr>
-          <w:fldChar w:fldCharType="end"/>
-        </w:r>
-      </w:hyperlink>
+      <w:r>
+        <w:t>1 Анализ предметной области и требований</w:t>
+      </w:r>
+      <w:r>
+        <w:tab/>
+        <w:t>5</w:t>
+      </w:r>
     </w:p>
     <w:p>
       <w:pPr>
-        <w:pStyle w:val="14"/>
         <w:tabs>
-          <w:tab w:val="right" w:leader="dot" w:pos="10195"/>
+          <w:tab w:val="right" w:leader="dot" w:pos="9638"/>
         </w:tabs>
-        <w:rPr>
-          <w:rFonts w:asciiTheme="minorHAnsi" w:eastAsiaTheme="minorEastAsia" w:hAnsiTheme="minorHAnsi"/>
-          <w:noProof/>
-          <w:color w:val="auto"/>
-          <w:kern w:val="2"/>
-          <w:szCs w:val="24"/>
-          <w:lang w:val="ru-RU" w:eastAsia="ru-RU"/>
-          <w14:ligatures w14:val="standardContextual"/>
-        </w:rPr>
+        <w:spacing w:line="276" w:lineRule="auto"/>
+        <w:ind w:left="283" w:firstLine="0"/>
       </w:pPr>
-      <w:hyperlink w:anchor="_Toc230109819" w:history="1">
-        <w:r>
-          <w:rPr>
-            <w:rStyle w:val="aff9"/>
-            <w:noProof/>
-          </w:rPr>
-          <w:t>1 Анализ предметной области и требований</w:t>
-        </w:r>
-        <w:r>
-          <w:rPr>
-            <w:noProof/>
-            <w:webHidden/>
-          </w:rPr>
-          <w:tab/>
-        </w:r>
-        <w:r>
-          <w:rPr>
-            <w:noProof/>
-            <w:webHidden/>
-          </w:rPr>
-          <w:fldChar w:fldCharType="begin"/>
-        </w:r>
-        <w:r>
-          <w:rPr>
-            <w:noProof/>
-            <w:webHidden/>
-          </w:rPr>
-          <w:instrText xml:space="preserve"> PAGEREF _Toc230109819 \h </w:instrText>
-        </w:r>
-        <w:r>
-          <w:rPr>
-            <w:noProof/>
-            <w:webHidden/>
-          </w:rPr>
-        </w:r>
-        <w:r>
-          <w:rPr>
-            <w:noProof/>
-            <w:webHidden/>
-          </w:rPr>
-          <w:fldChar w:fldCharType="separate"/>
-        </w:r>
-        <w:r>
-          <w:rPr>
-            <w:noProof/>
-            <w:webHidden/>
-          </w:rPr>
-          <w:t>5</w:t>
-        </w:r>
-        <w:r>
-          <w:rPr>
-            <w:noProof/>
-            <w:webHidden/>
-          </w:rPr>
-          <w:fldChar w:fldCharType="end"/>
-        </w:r>
-      </w:hyperlink>
+      <w:r>
+        <w:t>1.1 Назначение приложения</w:t>
+      </w:r>
+      <w:r>
+        <w:tab/>
+        <w:t>5</w:t>
+      </w:r>
     </w:p>
     <w:p>
       <w:pPr>
-        <w:pStyle w:val="2c"/>
         <w:tabs>
-          <w:tab w:val="right" w:leader="dot" w:pos="10195"/>
+          <w:tab w:val="right" w:leader="dot" w:pos="9638"/>
         </w:tabs>
-        <w:rPr>
-          <w:rFonts w:asciiTheme="minorHAnsi" w:eastAsiaTheme="minorEastAsia" w:hAnsiTheme="minorHAnsi"/>
-          <w:noProof/>
-          <w:color w:val="auto"/>
-          <w:kern w:val="2"/>
-          <w:szCs w:val="24"/>
-          <w:lang w:val="ru-RU" w:eastAsia="ru-RU"/>
-          <w14:ligatures w14:val="standardContextual"/>
-        </w:rPr>
+        <w:spacing w:line="276" w:lineRule="auto"/>
+        <w:ind w:left="283" w:firstLine="0"/>
       </w:pPr>
-      <w:hyperlink w:anchor="_Toc230109820" w:history="1">
-        <w:r>
-          <w:rPr>
-            <w:rStyle w:val="aff9"/>
-            <w:noProof/>
-          </w:rPr>
-          <w:t>1.1 Назначение приложения</w:t>
-        </w:r>
-        <w:r>
-          <w:rPr>
-            <w:noProof/>
-            <w:webHidden/>
-          </w:rPr>
-          <w:tab/>
-        </w:r>
-        <w:r>
-          <w:rPr>
-            <w:noProof/>
-            <w:webHidden/>
-          </w:rPr>
-          <w:fldChar w:fldCharType="begin"/>
-        </w:r>
-        <w:r>
-          <w:rPr>
-            <w:noProof/>
-            <w:webHidden/>
-          </w:rPr>
-          <w:instrText xml:space="preserve"> PAGEREF _Toc230109820 \h </w:instrText>
-        </w:r>
-        <w:r>
-          <w:rPr>
-            <w:noProof/>
-            <w:webHidden/>
-          </w:rPr>
-        </w:r>
-        <w:r>
-          <w:rPr>
-            <w:noProof/>
-            <w:webHidden/>
-          </w:rPr>
-          <w:fldChar w:fldCharType="separate"/>
-        </w:r>
-        <w:r>
-          <w:rPr>
-            <w:noProof/>
-            <w:webHidden/>
-          </w:rPr>
-          <w:t>5</w:t>
-        </w:r>
-        <w:r>
-          <w:rPr>
-            <w:noProof/>
-            <w:webHidden/>
-          </w:rPr>
-          <w:fldChar w:fldCharType="end"/>
-        </w:r>
-      </w:hyperlink>
+      <w:r>
+        <w:t>1.2 Функциональные требования</w:t>
+      </w:r>
+      <w:r>
+        <w:tab/>
+        <w:t>6</w:t>
+      </w:r>
     </w:p>
     <w:p>
       <w:pPr>
-        <w:pStyle w:val="2c"/>
         <w:tabs>
-          <w:tab w:val="right" w:leader="dot" w:pos="10195"/>
+          <w:tab w:val="right" w:leader="dot" w:pos="9638"/>
         </w:tabs>
-        <w:rPr>
-          <w:rFonts w:asciiTheme="minorHAnsi" w:eastAsiaTheme="minorEastAsia" w:hAnsiTheme="minorHAnsi"/>
-          <w:noProof/>
-          <w:color w:val="auto"/>
-          <w:kern w:val="2"/>
-          <w:szCs w:val="24"/>
-          <w:lang w:val="ru-RU" w:eastAsia="ru-RU"/>
-          <w14:ligatures w14:val="standardContextual"/>
-        </w:rPr>
+        <w:spacing w:line="276" w:lineRule="auto"/>
+        <w:ind w:left="283" w:firstLine="0"/>
       </w:pPr>
-      <w:hyperlink w:anchor="_Toc230109821" w:history="1">
-        <w:r>
-          <w:rPr>
-            <w:rStyle w:val="aff9"/>
-            <w:noProof/>
-          </w:rPr>
-          <w:t>1.2 Функциональные требования</w:t>
-        </w:r>
-        <w:r>
-          <w:rPr>
-            <w:noProof/>
-            <w:webHidden/>
-          </w:rPr>
-          <w:tab/>
-        </w:r>
-        <w:r>
-          <w:rPr>
-            <w:noProof/>
-            <w:webHidden/>
-          </w:rPr>
-          <w:fldChar w:fldCharType="begin"/>
-        </w:r>
-        <w:r>
-          <w:rPr>
-            <w:noProof/>
-            <w:webHidden/>
-          </w:rPr>
-          <w:instrText xml:space="preserve"> PAGEREF _Toc230109821 \h </w:instrText>
-        </w:r>
-        <w:r>
-          <w:rPr>
-            <w:noProof/>
-            <w:webHidden/>
-          </w:rPr>
-        </w:r>
-        <w:r>
-          <w:rPr>
-            <w:noProof/>
-            <w:webHidden/>
-          </w:rPr>
-          <w:fldChar w:fldCharType="separate"/>
-        </w:r>
-        <w:r>
-          <w:rPr>
-            <w:noProof/>
-            <w:webHidden/>
-          </w:rPr>
-          <w:t>6</w:t>
-        </w:r>
-        <w:r>
-          <w:rPr>
-            <w:noProof/>
-            <w:webHidden/>
-          </w:rPr>
-          <w:fldChar w:fldCharType="end"/>
-        </w:r>
-      </w:hyperlink>
+      <w:r>
+        <w:t>1.3 Нефункциональные требования</w:t>
+      </w:r>
+      <w:r>
+        <w:tab/>
+        <w:t>7</w:t>
+      </w:r>
     </w:p>
     <w:p>
       <w:pPr>
-        <w:pStyle w:val="2c"/>
         <w:tabs>
-          <w:tab w:val="right" w:leader="dot" w:pos="10195"/>
+          <w:tab w:val="right" w:leader="dot" w:pos="9638"/>
         </w:tabs>
-        <w:rPr>
-          <w:rFonts w:asciiTheme="minorHAnsi" w:eastAsiaTheme="minorEastAsia" w:hAnsiTheme="minorHAnsi"/>
-          <w:noProof/>
-          <w:color w:val="auto"/>
-          <w:kern w:val="2"/>
-          <w:szCs w:val="24"/>
-          <w:lang w:val="ru-RU" w:eastAsia="ru-RU"/>
-          <w14:ligatures w14:val="standardContextual"/>
-        </w:rPr>
+        <w:spacing w:line="276" w:lineRule="auto"/>
+        <w:ind w:firstLine="0"/>
       </w:pPr>
-      <w:hyperlink w:anchor="_Toc230109822" w:history="1">
-        <w:r>
-          <w:rPr>
-            <w:rStyle w:val="aff9"/>
-            <w:noProof/>
-          </w:rPr>
-          <w:t>1.3 Нефункциональные требования</w:t>
-        </w:r>
-        <w:r>
-          <w:rPr>
-            <w:noProof/>
-            <w:webHidden/>
-          </w:rPr>
-          <w:tab/>
-        </w:r>
-        <w:r>
-          <w:rPr>
-            <w:noProof/>
-            <w:webHidden/>
-          </w:rPr>
-          <w:fldChar w:fldCharType="begin"/>
-        </w:r>
-        <w:r>
-          <w:rPr>
-            <w:noProof/>
-            <w:webHidden/>
-          </w:rPr>
-          <w:instrText xml:space="preserve"> PAGEREF _Toc230109822 \h </w:instrText>
-        </w:r>
-        <w:r>
-          <w:rPr>
-            <w:noProof/>
-            <w:webHidden/>
-          </w:rPr>
-        </w:r>
-        <w:r>
-          <w:rPr>
-            <w:noProof/>
-            <w:webHidden/>
-          </w:rPr>
-          <w:fldChar w:fldCharType="separate"/>
-        </w:r>
-        <w:r>
-          <w:rPr>
-            <w:noProof/>
-            <w:webHidden/>
-          </w:rPr>
-          <w:t>7</w:t>
-        </w:r>
-        <w:r>
-          <w:rPr>
-            <w:noProof/>
-            <w:webHidden/>
-          </w:rPr>
-          <w:fldChar w:fldCharType="end"/>
-        </w:r>
-      </w:hyperlink>
+      <w:r>
+        <w:t>2 Проектирование архитектуры</w:t>
+      </w:r>
+      <w:r>
+        <w:tab/>
+        <w:t>7</w:t>
+      </w:r>
     </w:p>
     <w:p>
       <w:pPr>
-        <w:pStyle w:val="14"/>
         <w:tabs>
-          <w:tab w:val="right" w:leader="dot" w:pos="10195"/>
+          <w:tab w:val="right" w:leader="dot" w:pos="9638"/>
         </w:tabs>
-        <w:rPr>
-          <w:rFonts w:asciiTheme="minorHAnsi" w:eastAsiaTheme="minorEastAsia" w:hAnsiTheme="minorHAnsi"/>
-          <w:noProof/>
-          <w:color w:val="auto"/>
-          <w:kern w:val="2"/>
-          <w:szCs w:val="24"/>
-          <w:lang w:val="ru-RU" w:eastAsia="ru-RU"/>
-          <w14:ligatures w14:val="standardContextual"/>
-        </w:rPr>
+        <w:spacing w:line="276" w:lineRule="auto"/>
+        <w:ind w:left="283" w:firstLine="0"/>
       </w:pPr>
-      <w:hyperlink w:anchor="_Toc230109823" w:history="1">
-        <w:r>
-          <w:rPr>
-            <w:rStyle w:val="aff9"/>
-            <w:noProof/>
-          </w:rPr>
-          <w:t>2 Проектирование архитектуры</w:t>
-        </w:r>
-        <w:r>
-          <w:rPr>
-            <w:noProof/>
-            <w:webHidden/>
-          </w:rPr>
-          <w:tab/>
-        </w:r>
-        <w:r>
-          <w:rPr>
-            <w:noProof/>
-            <w:webHidden/>
-          </w:rPr>
-          <w:fldChar w:fldCharType="begin"/>
-        </w:r>
-        <w:r>
-          <w:rPr>
-            <w:noProof/>
-            <w:webHidden/>
-          </w:rPr>
-          <w:instrText xml:space="preserve"> PAGEREF _Toc230109823 \h </w:instrText>
-        </w:r>
-        <w:r>
-          <w:rPr>
-            <w:noProof/>
-            <w:webHidden/>
-          </w:rPr>
-        </w:r>
-        <w:r>
-          <w:rPr>
-            <w:noProof/>
-            <w:webHidden/>
-          </w:rPr>
-          <w:fldChar w:fldCharType="separate"/>
-        </w:r>
-        <w:r>
-          <w:rPr>
-            <w:noProof/>
-            <w:webHidden/>
-          </w:rPr>
-          <w:t>7</w:t>
-        </w:r>
-        <w:r>
-          <w:rPr>
-            <w:noProof/>
-            <w:webHidden/>
-          </w:rPr>
-          <w:fldChar w:fldCharType="end"/>
-        </w:r>
-      </w:hyperlink>
+      <w:r>
+        <w:t>2.1 Выбранный технологический стек</w:t>
+      </w:r>
+      <w:r>
+        <w:tab/>
+        <w:t>7</w:t>
+      </w:r>
     </w:p>
     <w:p>
       <w:pPr>
-        <w:pStyle w:val="2c"/>
         <w:tabs>
-          <w:tab w:val="right" w:leader="dot" w:pos="10195"/>
+          <w:tab w:val="right" w:leader="dot" w:pos="9638"/>
         </w:tabs>
-        <w:rPr>
-          <w:rFonts w:asciiTheme="minorHAnsi" w:eastAsiaTheme="minorEastAsia" w:hAnsiTheme="minorHAnsi"/>
-          <w:noProof/>
-          <w:color w:val="auto"/>
-          <w:kern w:val="2"/>
-          <w:szCs w:val="24"/>
-          <w:lang w:val="ru-RU" w:eastAsia="ru-RU"/>
-          <w14:ligatures w14:val="standardContextual"/>
-        </w:rPr>
+        <w:spacing w:line="276" w:lineRule="auto"/>
+        <w:ind w:left="283" w:firstLine="0"/>
       </w:pPr>
-      <w:hyperlink w:anchor="_Toc230109824" w:history="1">
-        <w:r>
-          <w:rPr>
-            <w:rStyle w:val="aff9"/>
-            <w:noProof/>
-          </w:rPr>
-          <w:t>2.1 Выбранный технологический стек</w:t>
-        </w:r>
-        <w:r>
-          <w:rPr>
-            <w:noProof/>
-            <w:webHidden/>
-          </w:rPr>
-          <w:tab/>
-        </w:r>
-        <w:r>
-          <w:rPr>
-            <w:noProof/>
-            <w:webHidden/>
-          </w:rPr>
-          <w:fldChar w:fldCharType="begin"/>
-        </w:r>
-        <w:r>
-          <w:rPr>
-            <w:noProof/>
-            <w:webHidden/>
-          </w:rPr>
-          <w:instrText xml:space="preserve"> PAGEREF _Toc230109824 \h </w:instrText>
-        </w:r>
-        <w:r>
-          <w:rPr>
-            <w:noProof/>
-            <w:webHidden/>
-          </w:rPr>
-        </w:r>
-        <w:r>
-          <w:rPr>
-            <w:noProof/>
-            <w:webHidden/>
-          </w:rPr>
-          <w:fldChar w:fldCharType="separate"/>
-        </w:r>
-        <w:r>
-          <w:rPr>
-            <w:noProof/>
-            <w:webHidden/>
-          </w:rPr>
-          <w:t>7</w:t>
-        </w:r>
-        <w:r>
-          <w:rPr>
-            <w:noProof/>
-            <w:webHidden/>
-          </w:rPr>
-          <w:fldChar w:fldCharType="end"/>
-        </w:r>
-      </w:hyperlink>
+      <w:r>
+        <w:t>2.2 Общая архитектура приложения</w:t>
+      </w:r>
+      <w:r>
+        <w:tab/>
+        <w:t>8</w:t>
+      </w:r>
     </w:p>
     <w:p>
       <w:pPr>
-        <w:pStyle w:val="2c"/>
         <w:tabs>
-          <w:tab w:val="right" w:leader="dot" w:pos="10195"/>
+          <w:tab w:val="right" w:leader="dot" w:pos="9638"/>
         </w:tabs>
-        <w:rPr>
-          <w:rFonts w:asciiTheme="minorHAnsi" w:eastAsiaTheme="minorEastAsia" w:hAnsiTheme="minorHAnsi"/>
-          <w:noProof/>
-          <w:color w:val="auto"/>
-          <w:kern w:val="2"/>
-          <w:szCs w:val="24"/>
-          <w:lang w:val="ru-RU" w:eastAsia="ru-RU"/>
-          <w14:ligatures w14:val="standardContextual"/>
-        </w:rPr>
+        <w:spacing w:line="276" w:lineRule="auto"/>
+        <w:ind w:left="283" w:firstLine="0"/>
       </w:pPr>
-      <w:hyperlink w:anchor="_Toc230109825" w:history="1">
-        <w:r>
-          <w:rPr>
-            <w:rStyle w:val="aff9"/>
-            <w:noProof/>
-          </w:rPr>
-          <w:t>2.2 Общая архитектура приложения</w:t>
-        </w:r>
-        <w:r>
-          <w:rPr>
-            <w:noProof/>
-            <w:webHidden/>
-          </w:rPr>
-          <w:tab/>
-        </w:r>
-        <w:r>
-          <w:rPr>
-            <w:noProof/>
-            <w:webHidden/>
-          </w:rPr>
-          <w:fldChar w:fldCharType="begin"/>
-        </w:r>
-        <w:r>
-          <w:rPr>
-            <w:noProof/>
-            <w:webHidden/>
-          </w:rPr>
-          <w:instrText xml:space="preserve"> PAGEREF _Toc230109825 \h </w:instrText>
-        </w:r>
-        <w:r>
-          <w:rPr>
-            <w:noProof/>
-            <w:webHidden/>
-          </w:rPr>
-        </w:r>
-        <w:r>
-          <w:rPr>
-            <w:noProof/>
-            <w:webHidden/>
-          </w:rPr>
-          <w:fldChar w:fldCharType="separate"/>
-        </w:r>
-        <w:r>
-          <w:rPr>
-            <w:noProof/>
-            <w:webHidden/>
-          </w:rPr>
-          <w:t>8</w:t>
-        </w:r>
-        <w:r>
-          <w:rPr>
-            <w:noProof/>
-            <w:webHidden/>
-          </w:rPr>
-          <w:fldChar w:fldCharType="end"/>
-        </w:r>
-      </w:hyperlink>
+      <w:r>
+        <w:t>2.3 Навигация и состояние</w:t>
+      </w:r>
+      <w:r>
+        <w:tab/>
+        <w:t>9</w:t>
+      </w:r>
     </w:p>
     <w:p>
       <w:pPr>
-        <w:pStyle w:val="2c"/>
         <w:tabs>
-          <w:tab w:val="right" w:leader="dot" w:pos="10195"/>
+          <w:tab w:val="right" w:leader="dot" w:pos="9638"/>
         </w:tabs>
-        <w:rPr>
-          <w:rFonts w:asciiTheme="minorHAnsi" w:eastAsiaTheme="minorEastAsia" w:hAnsiTheme="minorHAnsi"/>
-          <w:noProof/>
-          <w:color w:val="auto"/>
-          <w:kern w:val="2"/>
-          <w:szCs w:val="24"/>
-          <w:lang w:val="ru-RU" w:eastAsia="ru-RU"/>
-          <w14:ligatures w14:val="standardContextual"/>
-        </w:rPr>
+        <w:spacing w:line="276" w:lineRule="auto"/>
+        <w:ind w:firstLine="0"/>
       </w:pPr>
-      <w:hyperlink w:anchor="_Toc230109826" w:history="1">
-        <w:r>
-          <w:rPr>
-            <w:rStyle w:val="aff9"/>
-            <w:noProof/>
-          </w:rPr>
-          <w:t>2.3 Навигация и состояние</w:t>
-        </w:r>
-        <w:r>
-          <w:rPr>
-            <w:noProof/>
-            <w:webHidden/>
-          </w:rPr>
-          <w:tab/>
-        </w:r>
-        <w:r>
-          <w:rPr>
-            <w:noProof/>
-            <w:webHidden/>
-          </w:rPr>
-          <w:fldChar w:fldCharType="begin"/>
-        </w:r>
-        <w:r>
-          <w:rPr>
-            <w:noProof/>
-            <w:webHidden/>
-          </w:rPr>
-          <w:instrText xml:space="preserve"> PAGEREF _Toc230109826 \h </w:instrText>
-        </w:r>
-        <w:r>
-          <w:rPr>
-            <w:noProof/>
-            <w:webHidden/>
-          </w:rPr>
-        </w:r>
-        <w:r>
-          <w:rPr>
-            <w:noProof/>
-            <w:webHidden/>
-          </w:rPr>
-          <w:fldChar w:fldCharType="separate"/>
-        </w:r>
-        <w:r>
-          <w:rPr>
-            <w:noProof/>
-            <w:webHidden/>
-          </w:rPr>
-          <w:t>9</w:t>
-        </w:r>
-        <w:r>
-          <w:rPr>
-            <w:noProof/>
-            <w:webHidden/>
-          </w:rPr>
-          <w:fldChar w:fldCharType="end"/>
-        </w:r>
-      </w:hyperlink>
+      <w:r>
+        <w:t>3 Реализация локального хранения</w:t>
+      </w:r>
+      <w:r>
+        <w:tab/>
+        <w:t>9</w:t>
+      </w:r>
     </w:p>
     <w:p>
       <w:pPr>
-        <w:pStyle w:val="14"/>
         <w:tabs>
-          <w:tab w:val="right" w:leader="dot" w:pos="10195"/>
+          <w:tab w:val="right" w:leader="dot" w:pos="9638"/>
         </w:tabs>
-        <w:rPr>
-          <w:rFonts w:asciiTheme="minorHAnsi" w:eastAsiaTheme="minorEastAsia" w:hAnsiTheme="minorHAnsi"/>
-          <w:noProof/>
-          <w:color w:val="auto"/>
-          <w:kern w:val="2"/>
-          <w:szCs w:val="24"/>
-          <w:lang w:val="ru-RU" w:eastAsia="ru-RU"/>
-          <w14:ligatures w14:val="standardContextual"/>
-        </w:rPr>
+        <w:spacing w:line="276" w:lineRule="auto"/>
+        <w:ind w:left="283" w:firstLine="0"/>
       </w:pPr>
-      <w:hyperlink w:anchor="_Toc230109827" w:history="1">
-        <w:r>
-          <w:rPr>
-            <w:rStyle w:val="aff9"/>
-            <w:noProof/>
-          </w:rPr>
-          <w:t>3 Реализация локального хранения</w:t>
-        </w:r>
-        <w:r>
-          <w:rPr>
-            <w:noProof/>
-            <w:webHidden/>
-          </w:rPr>
-          <w:tab/>
-        </w:r>
-        <w:r>
-          <w:rPr>
-            <w:noProof/>
-            <w:webHidden/>
-          </w:rPr>
-          <w:fldChar w:fldCharType="begin"/>
-        </w:r>
-        <w:r>
-          <w:rPr>
-            <w:noProof/>
-            <w:webHidden/>
-          </w:rPr>
-          <w:instrText xml:space="preserve"> PAGEREF _Toc230109827 \h </w:instrText>
-        </w:r>
-        <w:r>
-          <w:rPr>
-            <w:noProof/>
-            <w:webHidden/>
-          </w:rPr>
-        </w:r>
-        <w:r>
-          <w:rPr>
-            <w:noProof/>
-            <w:webHidden/>
-          </w:rPr>
-          <w:fldChar w:fldCharType="separate"/>
-        </w:r>
-        <w:r>
-          <w:rPr>
-            <w:noProof/>
-            <w:webHidden/>
-          </w:rPr>
-          <w:t>9</w:t>
-        </w:r>
-        <w:r>
-          <w:rPr>
-            <w:noProof/>
-            <w:webHidden/>
-          </w:rPr>
-          <w:fldChar w:fldCharType="end"/>
-        </w:r>
-      </w:hyperlink>
+      <w:r>
+        <w:t>3.1 Назначение базы данных</w:t>
+      </w:r>
+      <w:r>
+        <w:tab/>
+        <w:t>9</w:t>
+      </w:r>
     </w:p>
     <w:p>
       <w:pPr>
-        <w:pStyle w:val="2c"/>
         <w:tabs>
-          <w:tab w:val="right" w:leader="dot" w:pos="10195"/>
+          <w:tab w:val="right" w:leader="dot" w:pos="9638"/>
         </w:tabs>
-        <w:rPr>
-          <w:rFonts w:asciiTheme="minorHAnsi" w:eastAsiaTheme="minorEastAsia" w:hAnsiTheme="minorHAnsi"/>
-          <w:noProof/>
-          <w:color w:val="auto"/>
-          <w:kern w:val="2"/>
-          <w:szCs w:val="24"/>
-          <w:lang w:val="ru-RU" w:eastAsia="ru-RU"/>
-          <w14:ligatures w14:val="standardContextual"/>
-        </w:rPr>
+        <w:spacing w:line="276" w:lineRule="auto"/>
+        <w:ind w:left="283" w:firstLine="0"/>
       </w:pPr>
-      <w:hyperlink w:anchor="_Toc230109828" w:history="1">
-        <w:r>
-          <w:rPr>
-            <w:rStyle w:val="aff9"/>
-            <w:noProof/>
-          </w:rPr>
-          <w:t>3.1 Назначение базы данных</w:t>
-        </w:r>
-        <w:r>
-          <w:rPr>
-            <w:noProof/>
-            <w:webHidden/>
-          </w:rPr>
-          <w:tab/>
-        </w:r>
-        <w:r>
-          <w:rPr>
-            <w:noProof/>
-            <w:webHidden/>
-          </w:rPr>
-          <w:fldChar w:fldCharType="begin"/>
-        </w:r>
-        <w:r>
-          <w:rPr>
-            <w:noProof/>
-            <w:webHidden/>
-          </w:rPr>
-          <w:instrText xml:space="preserve"> PAGEREF _Toc230109828 \h </w:instrText>
-        </w:r>
-        <w:r>
-          <w:rPr>
-            <w:noProof/>
-            <w:webHidden/>
-          </w:rPr>
-        </w:r>
-        <w:r>
-          <w:rPr>
-            <w:noProof/>
-            <w:webHidden/>
-          </w:rPr>
-          <w:fldChar w:fldCharType="separate"/>
-        </w:r>
-        <w:r>
-          <w:rPr>
-            <w:noProof/>
-            <w:webHidden/>
-          </w:rPr>
-          <w:t>9</w:t>
-        </w:r>
-        <w:r>
-          <w:rPr>
-            <w:noProof/>
-            <w:webHidden/>
-          </w:rPr>
-          <w:fldChar w:fldCharType="end"/>
-        </w:r>
-      </w:hyperlink>
+      <w:r>
+        <w:t>3.2 Связи таблиц</w:t>
+      </w:r>
+      <w:r>
+        <w:tab/>
+        <w:t>10</w:t>
+      </w:r>
     </w:p>
     <w:p>
       <w:pPr>
-        <w:pStyle w:val="2c"/>
         <w:tabs>
-          <w:tab w:val="right" w:leader="dot" w:pos="10195"/>
+          <w:tab w:val="right" w:leader="dot" w:pos="9638"/>
         </w:tabs>
-        <w:rPr>
-          <w:rFonts w:asciiTheme="minorHAnsi" w:eastAsiaTheme="minorEastAsia" w:hAnsiTheme="minorHAnsi"/>
-          <w:noProof/>
-          <w:color w:val="auto"/>
-          <w:kern w:val="2"/>
-          <w:szCs w:val="24"/>
-          <w:lang w:val="ru-RU" w:eastAsia="ru-RU"/>
-          <w14:ligatures w14:val="standardContextual"/>
-        </w:rPr>
+        <w:spacing w:line="276" w:lineRule="auto"/>
+        <w:ind w:left="283" w:firstLine="0"/>
       </w:pPr>
-      <w:hyperlink w:anchor="_Toc230109829" w:history="1">
-        <w:r>
-          <w:rPr>
-            <w:rStyle w:val="aff9"/>
-            <w:noProof/>
-          </w:rPr>
-          <w:t>3.2 Связи таблиц</w:t>
-        </w:r>
-        <w:r>
-          <w:rPr>
-            <w:noProof/>
-            <w:webHidden/>
-          </w:rPr>
-          <w:tab/>
-        </w:r>
-        <w:r>
-          <w:rPr>
-            <w:noProof/>
-            <w:webHidden/>
-          </w:rPr>
-          <w:fldChar w:fldCharType="begin"/>
-        </w:r>
-        <w:r>
-          <w:rPr>
-            <w:noProof/>
-            <w:webHidden/>
-          </w:rPr>
-          <w:instrText xml:space="preserve"> PAGEREF _Toc230109829 \h </w:instrText>
-        </w:r>
-        <w:r>
-          <w:rPr>
-            <w:noProof/>
-            <w:webHidden/>
-          </w:rPr>
-        </w:r>
-        <w:r>
-          <w:rPr>
-            <w:noProof/>
-            <w:webHidden/>
-          </w:rPr>
-          <w:fldChar w:fldCharType="separate"/>
-        </w:r>
-        <w:r>
-          <w:rPr>
-            <w:noProof/>
-            <w:webHidden/>
-          </w:rPr>
-          <w:t>10</w:t>
-        </w:r>
-        <w:r>
-          <w:rPr>
-            <w:noProof/>
-            <w:webHidden/>
-          </w:rPr>
-          <w:fldChar w:fldCharType="end"/>
-        </w:r>
-      </w:hyperlink>
+      <w:r>
+        <w:t>3.3 Статусы, оценки и сессии чтения</w:t>
+      </w:r>
+      <w:r>
+        <w:tab/>
+        <w:t>10</w:t>
+      </w:r>
     </w:p>
     <w:p>
       <w:pPr>
-        <w:pStyle w:val="2c"/>
         <w:tabs>
-          <w:tab w:val="right" w:leader="dot" w:pos="10195"/>
+          <w:tab w:val="right" w:leader="dot" w:pos="9638"/>
         </w:tabs>
-        <w:rPr>
-          <w:rFonts w:asciiTheme="minorHAnsi" w:eastAsiaTheme="minorEastAsia" w:hAnsiTheme="minorHAnsi"/>
-          <w:noProof/>
-          <w:color w:val="auto"/>
-          <w:kern w:val="2"/>
-          <w:szCs w:val="24"/>
-          <w:lang w:val="ru-RU" w:eastAsia="ru-RU"/>
-          <w14:ligatures w14:val="standardContextual"/>
-        </w:rPr>
+        <w:spacing w:line="276" w:lineRule="auto"/>
+        <w:ind w:left="283" w:firstLine="0"/>
       </w:pPr>
-      <w:hyperlink w:anchor="_Toc230109830" w:history="1">
-        <w:r>
-          <w:rPr>
-            <w:rStyle w:val="aff9"/>
-            <w:noProof/>
-          </w:rPr>
-          <w:t>3.3 Статусы, оценки и сессии чтения</w:t>
-        </w:r>
-        <w:r>
-          <w:rPr>
-            <w:noProof/>
-            <w:webHidden/>
-          </w:rPr>
-          <w:tab/>
-        </w:r>
-        <w:r>
-          <w:rPr>
-            <w:noProof/>
-            <w:webHidden/>
-          </w:rPr>
-          <w:fldChar w:fldCharType="begin"/>
-        </w:r>
-        <w:r>
-          <w:rPr>
-            <w:noProof/>
-            <w:webHidden/>
-          </w:rPr>
-          <w:instrText xml:space="preserve"> PAGEREF _Toc230109830 \h </w:instrText>
-        </w:r>
-        <w:r>
-          <w:rPr>
-            <w:noProof/>
-            <w:webHidden/>
-          </w:rPr>
-        </w:r>
-        <w:r>
-          <w:rPr>
-            <w:noProof/>
-            <w:webHidden/>
-          </w:rPr>
-          <w:fldChar w:fldCharType="separate"/>
-        </w:r>
-        <w:r>
-          <w:rPr>
-            <w:noProof/>
-            <w:webHidden/>
-          </w:rPr>
-          <w:t>10</w:t>
-        </w:r>
-        <w:r>
-          <w:rPr>
-            <w:noProof/>
-            <w:webHidden/>
-          </w:rPr>
-          <w:fldChar w:fldCharType="end"/>
-        </w:r>
-      </w:hyperlink>
+      <w:r>
+        <w:t>3.4 Безопасность локальной авторизации</w:t>
+      </w:r>
+      <w:r>
+        <w:tab/>
+        <w:t>11</w:t>
+      </w:r>
     </w:p>
     <w:p>
       <w:pPr>
-        <w:pStyle w:val="2c"/>
         <w:tabs>
-          <w:tab w:val="right" w:leader="dot" w:pos="10195"/>
+          <w:tab w:val="right" w:leader="dot" w:pos="9638"/>
         </w:tabs>
-        <w:rPr>
-          <w:rFonts w:asciiTheme="minorHAnsi" w:eastAsiaTheme="minorEastAsia" w:hAnsiTheme="minorHAnsi"/>
-          <w:noProof/>
-          <w:color w:val="auto"/>
-          <w:kern w:val="2"/>
-          <w:szCs w:val="24"/>
-          <w:lang w:val="ru-RU" w:eastAsia="ru-RU"/>
-          <w14:ligatures w14:val="standardContextual"/>
-        </w:rPr>
+        <w:spacing w:line="276" w:lineRule="auto"/>
+        <w:ind w:firstLine="0"/>
       </w:pPr>
-      <w:hyperlink w:anchor="_Toc230109831" w:history="1">
-        <w:r>
-          <w:rPr>
-            <w:rStyle w:val="aff9"/>
-            <w:noProof/>
-          </w:rPr>
-          <w:t>3.4 Безопасность локальной авторизации</w:t>
-        </w:r>
-        <w:r>
-          <w:rPr>
-            <w:noProof/>
-            <w:webHidden/>
-          </w:rPr>
-          <w:tab/>
-        </w:r>
-        <w:r>
-          <w:rPr>
-            <w:noProof/>
-            <w:webHidden/>
-          </w:rPr>
-          <w:fldChar w:fldCharType="begin"/>
-        </w:r>
-        <w:r>
-          <w:rPr>
-            <w:noProof/>
-            <w:webHidden/>
-          </w:rPr>
-          <w:instrText xml:space="preserve"> PAGEREF _Toc230109831 \h </w:instrText>
-        </w:r>
-        <w:r>
-          <w:rPr>
-            <w:noProof/>
-            <w:webHidden/>
-          </w:rPr>
-        </w:r>
-        <w:r>
-          <w:rPr>
-            <w:noProof/>
-            <w:webHidden/>
-          </w:rPr>
-          <w:fldChar w:fldCharType="separate"/>
-        </w:r>
-        <w:r>
-          <w:rPr>
-            <w:noProof/>
-            <w:webHidden/>
-          </w:rPr>
-          <w:t>11</w:t>
-        </w:r>
-        <w:r>
-          <w:rPr>
-            <w:noProof/>
-            <w:webHidden/>
-          </w:rPr>
-          <w:fldChar w:fldCharType="end"/>
-        </w:r>
-      </w:hyperlink>
+      <w:r>
+        <w:t>4 Интеграции с книжными источниками</w:t>
+      </w:r>
+      <w:r>
+        <w:tab/>
+        <w:t>11</w:t>
+      </w:r>
     </w:p>
     <w:p>
       <w:pPr>
-        <w:pStyle w:val="14"/>
         <w:tabs>
-          <w:tab w:val="right" w:leader="dot" w:pos="10195"/>
+          <w:tab w:val="right" w:leader="dot" w:pos="9638"/>
         </w:tabs>
-        <w:rPr>
-          <w:rFonts w:asciiTheme="minorHAnsi" w:eastAsiaTheme="minorEastAsia" w:hAnsiTheme="minorHAnsi"/>
-          <w:noProof/>
-          <w:color w:val="auto"/>
-          <w:kern w:val="2"/>
-          <w:szCs w:val="24"/>
-          <w:lang w:val="ru-RU" w:eastAsia="ru-RU"/>
-          <w14:ligatures w14:val="standardContextual"/>
-        </w:rPr>
+        <w:spacing w:line="276" w:lineRule="auto"/>
+        <w:ind w:left="283" w:firstLine="0"/>
       </w:pPr>
-      <w:hyperlink w:anchor="_Toc230109832" w:history="1">
-        <w:r>
-          <w:rPr>
-            <w:rStyle w:val="aff9"/>
-            <w:noProof/>
-          </w:rPr>
-          <w:t>4 Интеграции с книжными источниками</w:t>
-        </w:r>
-        <w:r>
-          <w:rPr>
-            <w:noProof/>
-            <w:webHidden/>
-          </w:rPr>
-          <w:tab/>
-        </w:r>
-        <w:r>
-          <w:rPr>
-            <w:noProof/>
-            <w:webHidden/>
-          </w:rPr>
-          <w:fldChar w:fldCharType="begin"/>
-        </w:r>
-        <w:r>
-          <w:rPr>
-            <w:noProof/>
-            <w:webHidden/>
-          </w:rPr>
-          <w:instrText xml:space="preserve"> PAGEREF _Toc230109832 \h </w:instrText>
-        </w:r>
-        <w:r>
-          <w:rPr>
-            <w:noProof/>
-            <w:webHidden/>
-          </w:rPr>
-        </w:r>
-        <w:r>
-          <w:rPr>
-            <w:noProof/>
-            <w:webHidden/>
-          </w:rPr>
-          <w:fldChar w:fldCharType="separate"/>
-        </w:r>
-        <w:r>
-          <w:rPr>
-            <w:noProof/>
-            <w:webHidden/>
-          </w:rPr>
-          <w:t>11</w:t>
-        </w:r>
-        <w:r>
-          <w:rPr>
-            <w:noProof/>
-            <w:webHidden/>
-          </w:rPr>
-          <w:fldChar w:fldCharType="end"/>
-        </w:r>
-      </w:hyperlink>
+      <w:r>
+        <w:t>4.1 Список источников</w:t>
+      </w:r>
+      <w:r>
+        <w:tab/>
+        <w:t>11</w:t>
+      </w:r>
     </w:p>
     <w:p>
       <w:pPr>
-        <w:pStyle w:val="2c"/>
         <w:tabs>
-          <w:tab w:val="right" w:leader="dot" w:pos="10195"/>
+          <w:tab w:val="right" w:leader="dot" w:pos="9638"/>
         </w:tabs>
-        <w:rPr>
-          <w:rFonts w:asciiTheme="minorHAnsi" w:eastAsiaTheme="minorEastAsia" w:hAnsiTheme="minorHAnsi"/>
-          <w:noProof/>
-          <w:color w:val="auto"/>
-          <w:kern w:val="2"/>
-          <w:szCs w:val="24"/>
-          <w:lang w:val="ru-RU" w:eastAsia="ru-RU"/>
-          <w14:ligatures w14:val="standardContextual"/>
-        </w:rPr>
+        <w:spacing w:line="276" w:lineRule="auto"/>
+        <w:ind w:left="283" w:firstLine="0"/>
       </w:pPr>
-      <w:hyperlink w:anchor="_Toc230109833" w:history="1">
-        <w:r>
-          <w:rPr>
-            <w:rStyle w:val="aff9"/>
-            <w:noProof/>
-          </w:rPr>
-          <w:t>4.1 Список источников</w:t>
-        </w:r>
-        <w:r>
-          <w:rPr>
-            <w:noProof/>
-            <w:webHidden/>
-          </w:rPr>
-          <w:tab/>
-        </w:r>
-        <w:r>
-          <w:rPr>
-            <w:noProof/>
-            <w:webHidden/>
-          </w:rPr>
-          <w:fldChar w:fldCharType="begin"/>
-        </w:r>
-        <w:r>
-          <w:rPr>
-            <w:noProof/>
-            <w:webHidden/>
-          </w:rPr>
-          <w:instrText xml:space="preserve"> PAGEREF _Toc230109833 \h </w:instrText>
-        </w:r>
-        <w:r>
-          <w:rPr>
-            <w:noProof/>
-            <w:webHidden/>
-          </w:rPr>
-        </w:r>
-        <w:r>
-          <w:rPr>
-            <w:noProof/>
-            <w:webHidden/>
-          </w:rPr>
-          <w:fldChar w:fldCharType="separate"/>
-        </w:r>
-        <w:r>
-          <w:rPr>
-            <w:noProof/>
-            <w:webHidden/>
-          </w:rPr>
-          <w:t>11</w:t>
-        </w:r>
-        <w:r>
-          <w:rPr>
-            <w:noProof/>
-            <w:webHidden/>
-          </w:rPr>
-          <w:fldChar w:fldCharType="end"/>
-        </w:r>
-      </w:hyperlink>
+      <w:r>
+        <w:t>4.2 Нормализация данных книг</w:t>
+      </w:r>
+      <w:r>
+        <w:tab/>
+        <w:t>12</w:t>
+      </w:r>
     </w:p>
     <w:p>
       <w:pPr>
-        <w:pStyle w:val="2c"/>
         <w:tabs>
-          <w:tab w:val="right" w:leader="dot" w:pos="10195"/>
+          <w:tab w:val="right" w:leader="dot" w:pos="9638"/>
         </w:tabs>
-        <w:rPr>
-          <w:rFonts w:asciiTheme="minorHAnsi" w:eastAsiaTheme="minorEastAsia" w:hAnsiTheme="minorHAnsi"/>
-          <w:noProof/>
-          <w:color w:val="auto"/>
-          <w:kern w:val="2"/>
-          <w:szCs w:val="24"/>
-          <w:lang w:val="ru-RU" w:eastAsia="ru-RU"/>
-          <w14:ligatures w14:val="standardContextual"/>
-        </w:rPr>
+        <w:spacing w:line="276" w:lineRule="auto"/>
+        <w:ind w:left="283" w:firstLine="0"/>
       </w:pPr>
-      <w:hyperlink w:anchor="_Toc230109834" w:history="1">
-        <w:r>
-          <w:rPr>
-            <w:rStyle w:val="aff9"/>
-            <w:noProof/>
-          </w:rPr>
-          <w:t>4.2 Нормализация данных книг</w:t>
-        </w:r>
-        <w:r>
-          <w:rPr>
-            <w:noProof/>
-            <w:webHidden/>
-          </w:rPr>
-          <w:tab/>
-        </w:r>
-        <w:r>
-          <w:rPr>
-            <w:noProof/>
-            <w:webHidden/>
-          </w:rPr>
-          <w:fldChar w:fldCharType="begin"/>
-        </w:r>
-        <w:r>
-          <w:rPr>
-            <w:noProof/>
-            <w:webHidden/>
-          </w:rPr>
-          <w:instrText xml:space="preserve"> PAGEREF _Toc230109834 \h </w:instrText>
-        </w:r>
-        <w:r>
-          <w:rPr>
-            <w:noProof/>
-            <w:webHidden/>
-          </w:rPr>
-        </w:r>
-        <w:r>
-          <w:rPr>
-            <w:noProof/>
-            <w:webHidden/>
-          </w:rPr>
-          <w:fldChar w:fldCharType="separate"/>
-        </w:r>
-        <w:r>
-          <w:rPr>
-            <w:noProof/>
-            <w:webHidden/>
-          </w:rPr>
-          <w:t>12</w:t>
-        </w:r>
-        <w:r>
-          <w:rPr>
-            <w:noProof/>
-            <w:webHidden/>
-          </w:rPr>
-          <w:fldChar w:fldCharType="end"/>
-        </w:r>
-      </w:hyperlink>
+      <w:r>
+        <w:t>4.3 Обложки и ссылки на чтение</w:t>
+      </w:r>
+      <w:r>
+        <w:tab/>
+        <w:t>13</w:t>
+      </w:r>
     </w:p>
     <w:p>
       <w:pPr>
-        <w:pStyle w:val="2c"/>
         <w:tabs>
-          <w:tab w:val="right" w:leader="dot" w:pos="10195"/>
+          <w:tab w:val="right" w:leader="dot" w:pos="9638"/>
         </w:tabs>
-        <w:rPr>
-          <w:rFonts w:asciiTheme="minorHAnsi" w:eastAsiaTheme="minorEastAsia" w:hAnsiTheme="minorHAnsi"/>
-          <w:noProof/>
-          <w:color w:val="auto"/>
-          <w:kern w:val="2"/>
-          <w:szCs w:val="24"/>
-          <w:lang w:val="ru-RU" w:eastAsia="ru-RU"/>
-          <w14:ligatures w14:val="standardContextual"/>
-        </w:rPr>
+        <w:spacing w:line="276" w:lineRule="auto"/>
+        <w:ind w:left="283" w:firstLine="0"/>
       </w:pPr>
-      <w:hyperlink w:anchor="_Toc230109835" w:history="1">
-        <w:r>
-          <w:rPr>
-            <w:rStyle w:val="aff9"/>
-            <w:noProof/>
-          </w:rPr>
-          <w:t>4.3 Обложки и ссылки на чтение</w:t>
-        </w:r>
-        <w:r>
-          <w:rPr>
-            <w:noProof/>
-            <w:webHidden/>
-          </w:rPr>
-          <w:tab/>
-        </w:r>
-        <w:r>
-          <w:rPr>
-            <w:noProof/>
-            <w:webHidden/>
-          </w:rPr>
-          <w:fldChar w:fldCharType="begin"/>
-        </w:r>
-        <w:r>
-          <w:rPr>
-            <w:noProof/>
-            <w:webHidden/>
-          </w:rPr>
-          <w:instrText xml:space="preserve"> PAGEREF _Toc230109835 \h </w:instrText>
-        </w:r>
-        <w:r>
-          <w:rPr>
-            <w:noProof/>
-            <w:webHidden/>
-          </w:rPr>
-        </w:r>
-        <w:r>
-          <w:rPr>
-            <w:noProof/>
-            <w:webHidden/>
-          </w:rPr>
-          <w:fldChar w:fldCharType="separate"/>
-        </w:r>
-        <w:r>
-          <w:rPr>
-            <w:noProof/>
-            <w:webHidden/>
-          </w:rPr>
-          <w:t>13</w:t>
-        </w:r>
-        <w:r>
-          <w:rPr>
-            <w:noProof/>
-            <w:webHidden/>
-          </w:rPr>
-          <w:fldChar w:fldCharType="end"/>
-        </w:r>
-      </w:hyperlink>
+      <w:r>
+        <w:t>4.4 Резервный каталог</w:t>
+      </w:r>
+      <w:r>
+        <w:tab/>
+        <w:t>13</w:t>
+      </w:r>
     </w:p>
     <w:p>
       <w:pPr>
-        <w:pStyle w:val="2c"/>
         <w:tabs>
-          <w:tab w:val="right" w:leader="dot" w:pos="10195"/>
+          <w:tab w:val="right" w:leader="dot" w:pos="9638"/>
         </w:tabs>
-        <w:rPr>
-          <w:rFonts w:asciiTheme="minorHAnsi" w:eastAsiaTheme="minorEastAsia" w:hAnsiTheme="minorHAnsi"/>
-          <w:noProof/>
-          <w:color w:val="auto"/>
-          <w:kern w:val="2"/>
-          <w:szCs w:val="24"/>
-          <w:lang w:val="ru-RU" w:eastAsia="ru-RU"/>
-          <w14:ligatures w14:val="standardContextual"/>
-        </w:rPr>
+        <w:spacing w:line="276" w:lineRule="auto"/>
+        <w:ind w:firstLine="0"/>
       </w:pPr>
-      <w:hyperlink w:anchor="_Toc230109836" w:history="1">
-        <w:r>
-          <w:rPr>
-            <w:rStyle w:val="aff9"/>
-            <w:noProof/>
-          </w:rPr>
-          <w:t>4.4 Резервный каталог</w:t>
-        </w:r>
-        <w:r>
-          <w:rPr>
-            <w:noProof/>
-            <w:webHidden/>
-          </w:rPr>
-          <w:tab/>
-        </w:r>
-        <w:r>
-          <w:rPr>
-            <w:noProof/>
-            <w:webHidden/>
-          </w:rPr>
-          <w:fldChar w:fldCharType="begin"/>
-        </w:r>
-        <w:r>
-          <w:rPr>
-            <w:noProof/>
-            <w:webHidden/>
-          </w:rPr>
-          <w:instrText xml:space="preserve"> PAGEREF _Toc230109836 \h </w:instrText>
-        </w:r>
-        <w:r>
-          <w:rPr>
-            <w:noProof/>
-            <w:webHidden/>
-          </w:rPr>
-        </w:r>
-        <w:r>
-          <w:rPr>
-            <w:noProof/>
-            <w:webHidden/>
-          </w:rPr>
-          <w:fldChar w:fldCharType="separate"/>
-        </w:r>
-        <w:r>
-          <w:rPr>
-            <w:noProof/>
-            <w:webHidden/>
-          </w:rPr>
-          <w:t>13</w:t>
-        </w:r>
-        <w:r>
-          <w:rPr>
-            <w:noProof/>
-            <w:webHidden/>
-          </w:rPr>
-          <w:fldChar w:fldCharType="end"/>
-        </w:r>
-      </w:hyperlink>
+      <w:r>
+        <w:t>5 Пользовательский интерфейс</w:t>
+      </w:r>
+      <w:r>
+        <w:tab/>
+        <w:t>13</w:t>
+      </w:r>
     </w:p>
     <w:p>
       <w:pPr>
-        <w:pStyle w:val="14"/>
         <w:tabs>
-          <w:tab w:val="right" w:leader="dot" w:pos="10195"/>
+          <w:tab w:val="right" w:leader="dot" w:pos="9638"/>
         </w:tabs>
-        <w:rPr>
-          <w:rFonts w:asciiTheme="minorHAnsi" w:eastAsiaTheme="minorEastAsia" w:hAnsiTheme="minorHAnsi"/>
-          <w:noProof/>
-          <w:color w:val="auto"/>
-          <w:kern w:val="2"/>
-          <w:szCs w:val="24"/>
-          <w:lang w:val="ru-RU" w:eastAsia="ru-RU"/>
-          <w14:ligatures w14:val="standardContextual"/>
-        </w:rPr>
+        <w:spacing w:line="276" w:lineRule="auto"/>
+        <w:ind w:left="283" w:firstLine="0"/>
       </w:pPr>
-      <w:hyperlink w:anchor="_Toc230109837" w:history="1">
-        <w:r>
-          <w:rPr>
-            <w:rStyle w:val="aff9"/>
-            <w:noProof/>
-          </w:rPr>
-          <w:t>5 Пользовательский интерфейс</w:t>
-        </w:r>
-        <w:r>
-          <w:rPr>
-            <w:noProof/>
-            <w:webHidden/>
-          </w:rPr>
-          <w:tab/>
-        </w:r>
-        <w:r>
-          <w:rPr>
-            <w:noProof/>
-            <w:webHidden/>
-          </w:rPr>
-          <w:fldChar w:fldCharType="begin"/>
-        </w:r>
-        <w:r>
-          <w:rPr>
-            <w:noProof/>
-            <w:webHidden/>
-          </w:rPr>
-          <w:instrText xml:space="preserve"> PAGEREF _Toc230109837 \h </w:instrText>
-        </w:r>
-        <w:r>
-          <w:rPr>
-            <w:noProof/>
-            <w:webHidden/>
-          </w:rPr>
-        </w:r>
-        <w:r>
-          <w:rPr>
-            <w:noProof/>
-            <w:webHidden/>
-          </w:rPr>
-          <w:fldChar w:fldCharType="separate"/>
-        </w:r>
-        <w:r>
-          <w:rPr>
-            <w:noProof/>
-            <w:webHidden/>
-          </w:rPr>
-          <w:t>13</w:t>
-        </w:r>
-        <w:r>
-          <w:rPr>
-            <w:noProof/>
-            <w:webHidden/>
-          </w:rPr>
-          <w:fldChar w:fldCharType="end"/>
-        </w:r>
-      </w:hyperlink>
+      <w:r>
+        <w:t>5.1 Экран авторизации</w:t>
+      </w:r>
+      <w:r>
+        <w:tab/>
+        <w:t>13</w:t>
+      </w:r>
     </w:p>
     <w:p>
       <w:pPr>
-        <w:pStyle w:val="2c"/>
         <w:tabs>
-          <w:tab w:val="right" w:leader="dot" w:pos="10195"/>
+          <w:tab w:val="right" w:leader="dot" w:pos="9638"/>
         </w:tabs>
-        <w:rPr>
-          <w:rFonts w:asciiTheme="minorHAnsi" w:eastAsiaTheme="minorEastAsia" w:hAnsiTheme="minorHAnsi"/>
-          <w:noProof/>
-          <w:color w:val="auto"/>
-          <w:kern w:val="2"/>
-          <w:szCs w:val="24"/>
-          <w:lang w:val="ru-RU" w:eastAsia="ru-RU"/>
-          <w14:ligatures w14:val="standardContextual"/>
-        </w:rPr>
+        <w:spacing w:line="276" w:lineRule="auto"/>
+        <w:ind w:left="283" w:firstLine="0"/>
       </w:pPr>
-      <w:hyperlink w:anchor="_Toc230109838" w:history="1">
-        <w:r>
-          <w:rPr>
-            <w:rStyle w:val="aff9"/>
-            <w:noProof/>
-          </w:rPr>
-          <w:t>5.1 Экран авторизации</w:t>
-        </w:r>
-        <w:r>
-          <w:rPr>
-            <w:noProof/>
-            <w:webHidden/>
-          </w:rPr>
-          <w:tab/>
-        </w:r>
-        <w:r>
-          <w:rPr>
-            <w:noProof/>
-            <w:webHidden/>
-          </w:rPr>
-          <w:fldChar w:fldCharType="begin"/>
-        </w:r>
-        <w:r>
-          <w:rPr>
-            <w:noProof/>
-            <w:webHidden/>
-          </w:rPr>
-          <w:instrText xml:space="preserve"> PAGEREF _Toc230109838 \h </w:instrText>
-        </w:r>
-        <w:r>
-          <w:rPr>
-            <w:noProof/>
-            <w:webHidden/>
-          </w:rPr>
-        </w:r>
-        <w:r>
-          <w:rPr>
-            <w:noProof/>
-            <w:webHidden/>
-          </w:rPr>
-          <w:fldChar w:fldCharType="separate"/>
-        </w:r>
-        <w:r>
-          <w:rPr>
-            <w:noProof/>
-            <w:webHidden/>
-          </w:rPr>
-          <w:t>13</w:t>
-        </w:r>
-        <w:r>
-          <w:rPr>
-            <w:noProof/>
-            <w:webHidden/>
-          </w:rPr>
-          <w:fldChar w:fldCharType="end"/>
-        </w:r>
-      </w:hyperlink>
+      <w:r>
+        <w:t>5.2 Поиск книг</w:t>
+      </w:r>
+      <w:r>
+        <w:tab/>
+        <w:t>14</w:t>
+      </w:r>
     </w:p>
     <w:p>
       <w:pPr>
-        <w:pStyle w:val="2c"/>
         <w:tabs>
-          <w:tab w:val="right" w:leader="dot" w:pos="10195"/>
+          <w:tab w:val="right" w:leader="dot" w:pos="9638"/>
         </w:tabs>
-        <w:rPr>
-          <w:rFonts w:asciiTheme="minorHAnsi" w:eastAsiaTheme="minorEastAsia" w:hAnsiTheme="minorHAnsi"/>
-          <w:noProof/>
-          <w:color w:val="auto"/>
-          <w:kern w:val="2"/>
-          <w:szCs w:val="24"/>
-          <w:lang w:val="ru-RU" w:eastAsia="ru-RU"/>
-          <w14:ligatures w14:val="standardContextual"/>
-        </w:rPr>
+        <w:spacing w:line="276" w:lineRule="auto"/>
+        <w:ind w:left="283" w:firstLine="0"/>
       </w:pPr>
-      <w:hyperlink w:anchor="_Toc230109839" w:history="1">
-        <w:r>
-          <w:rPr>
-            <w:rStyle w:val="aff9"/>
-            <w:noProof/>
-          </w:rPr>
-          <w:t>5.2 Поиск книг</w:t>
-        </w:r>
-        <w:r>
-          <w:rPr>
-            <w:noProof/>
-            <w:webHidden/>
-          </w:rPr>
-          <w:tab/>
-        </w:r>
-        <w:r>
-          <w:rPr>
-            <w:noProof/>
-            <w:webHidden/>
-          </w:rPr>
-          <w:fldChar w:fldCharType="begin"/>
-        </w:r>
-        <w:r>
-          <w:rPr>
-            <w:noProof/>
-            <w:webHidden/>
-          </w:rPr>
-          <w:instrText xml:space="preserve"> PAGEREF _Toc230109839 \h </w:instrText>
-        </w:r>
-        <w:r>
-          <w:rPr>
-            <w:noProof/>
-            <w:webHidden/>
-          </w:rPr>
-        </w:r>
-        <w:r>
-          <w:rPr>
-            <w:noProof/>
-            <w:webHidden/>
-          </w:rPr>
-          <w:fldChar w:fldCharType="separate"/>
-        </w:r>
-        <w:r>
-          <w:rPr>
-            <w:noProof/>
-            <w:webHidden/>
-          </w:rPr>
-          <w:t>14</w:t>
-        </w:r>
-        <w:r>
-          <w:rPr>
-            <w:noProof/>
-            <w:webHidden/>
-          </w:rPr>
-          <w:fldChar w:fldCharType="end"/>
-        </w:r>
-      </w:hyperlink>
+      <w:r>
+        <w:t>5.3 Личная библиотека</w:t>
+      </w:r>
+      <w:r>
+        <w:tab/>
+        <w:t>14</w:t>
+      </w:r>
     </w:p>
     <w:p>
       <w:pPr>
-        <w:pStyle w:val="2c"/>
         <w:tabs>
-          <w:tab w:val="right" w:leader="dot" w:pos="10195"/>
+          <w:tab w:val="right" w:leader="dot" w:pos="9638"/>
         </w:tabs>
-        <w:rPr>
-          <w:rFonts w:asciiTheme="minorHAnsi" w:eastAsiaTheme="minorEastAsia" w:hAnsiTheme="minorHAnsi"/>
-          <w:noProof/>
-          <w:color w:val="auto"/>
-          <w:kern w:val="2"/>
-          <w:szCs w:val="24"/>
-          <w:lang w:val="ru-RU" w:eastAsia="ru-RU"/>
-          <w14:ligatures w14:val="standardContextual"/>
-        </w:rPr>
+        <w:spacing w:line="276" w:lineRule="auto"/>
+        <w:ind w:left="283" w:firstLine="0"/>
       </w:pPr>
-      <w:hyperlink w:anchor="_Toc230109840" w:history="1">
-        <w:r>
-          <w:rPr>
-            <w:rStyle w:val="aff9"/>
-            <w:noProof/>
-          </w:rPr>
-          <w:t>5.3 Личная библиотека</w:t>
-        </w:r>
-        <w:r>
-          <w:rPr>
-            <w:noProof/>
-            <w:webHidden/>
-          </w:rPr>
-          <w:tab/>
-        </w:r>
-        <w:r>
-          <w:rPr>
-            <w:noProof/>
-            <w:webHidden/>
-          </w:rPr>
-          <w:fldChar w:fldCharType="begin"/>
-        </w:r>
-        <w:r>
-          <w:rPr>
-            <w:noProof/>
-            <w:webHidden/>
-          </w:rPr>
-          <w:instrText xml:space="preserve"> PAGEREF _Toc230109840 \h </w:instrText>
-        </w:r>
-        <w:r>
-          <w:rPr>
-            <w:noProof/>
-            <w:webHidden/>
-          </w:rPr>
-        </w:r>
-        <w:r>
-          <w:rPr>
-            <w:noProof/>
-            <w:webHidden/>
-          </w:rPr>
-          <w:fldChar w:fldCharType="separate"/>
-        </w:r>
-        <w:r>
-          <w:rPr>
-            <w:noProof/>
-            <w:webHidden/>
-          </w:rPr>
-          <w:t>14</w:t>
-        </w:r>
-        <w:r>
-          <w:rPr>
-            <w:noProof/>
-            <w:webHidden/>
-          </w:rPr>
-          <w:fldChar w:fldCharType="end"/>
-        </w:r>
-      </w:hyperlink>
+      <w:r>
+        <w:t>5.4 Детальный экран книги</w:t>
+      </w:r>
+      <w:r>
+        <w:tab/>
+        <w:t>14</w:t>
+      </w:r>
     </w:p>
     <w:p>
       <w:pPr>
-        <w:pStyle w:val="2c"/>
         <w:tabs>
-          <w:tab w:val="right" w:leader="dot" w:pos="10195"/>
+          <w:tab w:val="right" w:leader="dot" w:pos="9638"/>
         </w:tabs>
-        <w:rPr>
-          <w:rFonts w:asciiTheme="minorHAnsi" w:eastAsiaTheme="minorEastAsia" w:hAnsiTheme="minorHAnsi"/>
-          <w:noProof/>
-          <w:color w:val="auto"/>
-          <w:kern w:val="2"/>
-          <w:szCs w:val="24"/>
-          <w:lang w:val="ru-RU" w:eastAsia="ru-RU"/>
-          <w14:ligatures w14:val="standardContextual"/>
-        </w:rPr>
+        <w:spacing w:line="276" w:lineRule="auto"/>
+        <w:ind w:left="283" w:firstLine="0"/>
       </w:pPr>
-      <w:hyperlink w:anchor="_Toc230109841" w:history="1">
-        <w:r>
-          <w:rPr>
-            <w:rStyle w:val="aff9"/>
-            <w:noProof/>
-          </w:rPr>
-          <w:t>5.4 Детальный экран книги</w:t>
-        </w:r>
-        <w:r>
-          <w:rPr>
-            <w:noProof/>
-            <w:webHidden/>
-          </w:rPr>
-          <w:tab/>
-        </w:r>
-        <w:r>
-          <w:rPr>
-            <w:noProof/>
-            <w:webHidden/>
-          </w:rPr>
-          <w:fldChar w:fldCharType="begin"/>
-        </w:r>
-        <w:r>
-          <w:rPr>
-            <w:noProof/>
-            <w:webHidden/>
-          </w:rPr>
-          <w:instrText xml:space="preserve"> PAGEREF _Toc230109841 \h </w:instrText>
-        </w:r>
-        <w:r>
-          <w:rPr>
-            <w:noProof/>
-            <w:webHidden/>
-          </w:rPr>
-        </w:r>
-        <w:r>
-          <w:rPr>
-            <w:noProof/>
-            <w:webHidden/>
-          </w:rPr>
-          <w:fldChar w:fldCharType="separate"/>
-        </w:r>
-        <w:r>
-          <w:rPr>
-            <w:noProof/>
-            <w:webHidden/>
-          </w:rPr>
-          <w:t>14</w:t>
-        </w:r>
-        <w:r>
-          <w:rPr>
-            <w:noProof/>
-            <w:webHidden/>
-          </w:rPr>
-          <w:fldChar w:fldCharType="end"/>
-        </w:r>
-      </w:hyperlink>
+      <w:r>
+        <w:t>5.5 Встроенное чтение</w:t>
+      </w:r>
+      <w:r>
+        <w:tab/>
+        <w:t>15</w:t>
+      </w:r>
     </w:p>
     <w:p>
       <w:pPr>
-        <w:pStyle w:val="2c"/>
         <w:tabs>
-          <w:tab w:val="right" w:leader="dot" w:pos="10195"/>
+          <w:tab w:val="right" w:leader="dot" w:pos="9638"/>
         </w:tabs>
-        <w:rPr>
-          <w:rFonts w:asciiTheme="minorHAnsi" w:eastAsiaTheme="minorEastAsia" w:hAnsiTheme="minorHAnsi"/>
-          <w:noProof/>
-          <w:color w:val="auto"/>
-          <w:kern w:val="2"/>
-          <w:szCs w:val="24"/>
-          <w:lang w:val="ru-RU" w:eastAsia="ru-RU"/>
-          <w14:ligatures w14:val="standardContextual"/>
-        </w:rPr>
+        <w:spacing w:line="276" w:lineRule="auto"/>
+        <w:ind w:left="283" w:firstLine="0"/>
       </w:pPr>
-      <w:hyperlink w:anchor="_Toc230109842" w:history="1">
-        <w:r>
-          <w:rPr>
-            <w:rStyle w:val="aff9"/>
-            <w:noProof/>
-          </w:rPr>
-          <w:t>5.5 Встроенное чтение</w:t>
-        </w:r>
-        <w:r>
-          <w:rPr>
-            <w:noProof/>
-            <w:webHidden/>
-          </w:rPr>
-          <w:tab/>
-        </w:r>
-        <w:r>
-          <w:rPr>
-            <w:noProof/>
-            <w:webHidden/>
-          </w:rPr>
-          <w:fldChar w:fldCharType="begin"/>
-        </w:r>
-        <w:r>
-          <w:rPr>
-            <w:noProof/>
-            <w:webHidden/>
-          </w:rPr>
-          <w:instrText xml:space="preserve"> PAGEREF _Toc230109842 \h </w:instrText>
-        </w:r>
-        <w:r>
-          <w:rPr>
-            <w:noProof/>
-            <w:webHidden/>
-          </w:rPr>
-        </w:r>
-        <w:r>
-          <w:rPr>
-            <w:noProof/>
-            <w:webHidden/>
-          </w:rPr>
-          <w:fldChar w:fldCharType="separate"/>
-        </w:r>
-        <w:r>
-          <w:rPr>
-            <w:noProof/>
-            <w:webHidden/>
-          </w:rPr>
-          <w:t>15</w:t>
-        </w:r>
-        <w:r>
-          <w:rPr>
-            <w:noProof/>
-            <w:webHidden/>
-          </w:rPr>
-          <w:fldChar w:fldCharType="end"/>
-        </w:r>
-      </w:hyperlink>
+      <w:r>
+        <w:t>5.6 Статистика</w:t>
+      </w:r>
+      <w:r>
+        <w:tab/>
+        <w:t>15</w:t>
+      </w:r>
     </w:p>
     <w:p>
       <w:pPr>
-        <w:pStyle w:val="2c"/>
         <w:tabs>
-          <w:tab w:val="right" w:leader="dot" w:pos="10195"/>
+          <w:tab w:val="right" w:leader="dot" w:pos="9638"/>
         </w:tabs>
-        <w:rPr>
-          <w:rFonts w:asciiTheme="minorHAnsi" w:eastAsiaTheme="minorEastAsia" w:hAnsiTheme="minorHAnsi"/>
-          <w:noProof/>
-          <w:color w:val="auto"/>
-          <w:kern w:val="2"/>
-          <w:szCs w:val="24"/>
-          <w:lang w:val="ru-RU" w:eastAsia="ru-RU"/>
-          <w14:ligatures w14:val="standardContextual"/>
-        </w:rPr>
+        <w:spacing w:line="276" w:lineRule="auto"/>
+        <w:ind w:firstLine="0"/>
       </w:pPr>
-      <w:hyperlink w:anchor="_Toc230109843" w:history="1">
-        <w:r>
-          <w:rPr>
-            <w:rStyle w:val="aff9"/>
-            <w:noProof/>
-          </w:rPr>
-          <w:t>5.6 Статистика</w:t>
-        </w:r>
-        <w:r>
-          <w:rPr>
-            <w:noProof/>
-            <w:webHidden/>
-          </w:rPr>
-          <w:tab/>
-        </w:r>
-        <w:r>
-          <w:rPr>
-            <w:noProof/>
-            <w:webHidden/>
-          </w:rPr>
-          <w:fldChar w:fldCharType="begin"/>
-        </w:r>
-        <w:r>
-          <w:rPr>
-            <w:noProof/>
-            <w:webHidden/>
-          </w:rPr>
-          <w:instrText xml:space="preserve"> PAGEREF _Toc230109843 \h </w:instrText>
-        </w:r>
-        <w:r>
-          <w:rPr>
-            <w:noProof/>
-            <w:webHidden/>
-          </w:rPr>
-        </w:r>
-        <w:r>
-          <w:rPr>
-            <w:noProof/>
-            <w:webHidden/>
-          </w:rPr>
-          <w:fldChar w:fldCharType="separate"/>
-        </w:r>
-        <w:r>
-          <w:rPr>
-            <w:noProof/>
-            <w:webHidden/>
-          </w:rPr>
-          <w:t>15</w:t>
-        </w:r>
-        <w:r>
-          <w:rPr>
-            <w:noProof/>
-            <w:webHidden/>
-          </w:rPr>
-          <w:fldChar w:fldCharType="end"/>
-        </w:r>
-      </w:hyperlink>
+      <w:r>
+        <w:t>6 Рекомендательная система</w:t>
+      </w:r>
+      <w:r>
+        <w:tab/>
+        <w:t>15</w:t>
+      </w:r>
     </w:p>
     <w:p>
       <w:pPr>
-        <w:pStyle w:val="14"/>
         <w:tabs>
-          <w:tab w:val="right" w:leader="dot" w:pos="10195"/>
+          <w:tab w:val="right" w:leader="dot" w:pos="9638"/>
         </w:tabs>
-        <w:rPr>
-          <w:rFonts w:asciiTheme="minorHAnsi" w:eastAsiaTheme="minorEastAsia" w:hAnsiTheme="minorHAnsi"/>
-          <w:noProof/>
-          <w:color w:val="auto"/>
-          <w:kern w:val="2"/>
-          <w:szCs w:val="24"/>
-          <w:lang w:val="ru-RU" w:eastAsia="ru-RU"/>
-          <w14:ligatures w14:val="standardContextual"/>
-        </w:rPr>
+        <w:spacing w:line="276" w:lineRule="auto"/>
+        <w:ind w:left="283" w:firstLine="0"/>
       </w:pPr>
-      <w:hyperlink w:anchor="_Toc230109844" w:history="1">
-        <w:r>
-          <w:rPr>
-            <w:rStyle w:val="aff9"/>
-            <w:noProof/>
-          </w:rPr>
-          <w:t>6 Рекомендательная система</w:t>
-        </w:r>
-        <w:r>
-          <w:rPr>
-            <w:noProof/>
-            <w:webHidden/>
-          </w:rPr>
-          <w:tab/>
-        </w:r>
-        <w:r>
-          <w:rPr>
-            <w:noProof/>
-            <w:webHidden/>
-          </w:rPr>
-          <w:fldChar w:fldCharType="begin"/>
-        </w:r>
-        <w:r>
-          <w:rPr>
-            <w:noProof/>
-            <w:webHidden/>
-          </w:rPr>
-          <w:instrText xml:space="preserve"> PAGEREF _Toc230109844 \h </w:instrText>
-        </w:r>
-        <w:r>
-          <w:rPr>
-            <w:noProof/>
-            <w:webHidden/>
-          </w:rPr>
-        </w:r>
-        <w:r>
-          <w:rPr>
-            <w:noProof/>
-            <w:webHidden/>
-          </w:rPr>
-          <w:fldChar w:fldCharType="separate"/>
-        </w:r>
-        <w:r>
-          <w:rPr>
-            <w:noProof/>
-            <w:webHidden/>
-          </w:rPr>
-          <w:t>15</w:t>
-        </w:r>
-        <w:r>
-          <w:rPr>
-            <w:noProof/>
-            <w:webHidden/>
-          </w:rPr>
-          <w:fldChar w:fldCharType="end"/>
-        </w:r>
-      </w:hyperlink>
+      <w:r>
+        <w:t>6.1 Принцип работы</w:t>
+      </w:r>
+      <w:r>
+        <w:tab/>
+        <w:t>15</w:t>
+      </w:r>
     </w:p>
     <w:p>
       <w:pPr>
-        <w:pStyle w:val="2c"/>
         <w:tabs>
-          <w:tab w:val="right" w:leader="dot" w:pos="10195"/>
+          <w:tab w:val="right" w:leader="dot" w:pos="9638"/>
         </w:tabs>
-        <w:rPr>
-          <w:rFonts w:asciiTheme="minorHAnsi" w:eastAsiaTheme="minorEastAsia" w:hAnsiTheme="minorHAnsi"/>
-          <w:noProof/>
-          <w:color w:val="auto"/>
-          <w:kern w:val="2"/>
-          <w:szCs w:val="24"/>
-          <w:lang w:val="ru-RU" w:eastAsia="ru-RU"/>
-          <w14:ligatures w14:val="standardContextual"/>
-        </w:rPr>
+        <w:spacing w:line="276" w:lineRule="auto"/>
+        <w:ind w:left="283" w:firstLine="0"/>
       </w:pPr>
-      <w:hyperlink w:anchor="_Toc230109845" w:history="1">
-        <w:r>
-          <w:rPr>
-            <w:rStyle w:val="aff9"/>
-            <w:noProof/>
-          </w:rPr>
-          <w:t>6.1 Принцип работы</w:t>
-        </w:r>
-        <w:r>
-          <w:rPr>
-            <w:noProof/>
-            <w:webHidden/>
-          </w:rPr>
-          <w:tab/>
-        </w:r>
-        <w:r>
-          <w:rPr>
-            <w:noProof/>
-            <w:webHidden/>
-          </w:rPr>
-          <w:fldChar w:fldCharType="begin"/>
-        </w:r>
-        <w:r>
-          <w:rPr>
-            <w:noProof/>
-            <w:webHidden/>
-          </w:rPr>
-          <w:instrText xml:space="preserve"> PAGEREF _Toc230109845 \h </w:instrText>
-        </w:r>
-        <w:r>
-          <w:rPr>
-            <w:noProof/>
-            <w:webHidden/>
-          </w:rPr>
-        </w:r>
-        <w:r>
-          <w:rPr>
-            <w:noProof/>
-            <w:webHidden/>
-          </w:rPr>
-          <w:fldChar w:fldCharType="separate"/>
-        </w:r>
-        <w:r>
-          <w:rPr>
-            <w:noProof/>
-            <w:webHidden/>
-          </w:rPr>
-          <w:t>15</w:t>
-        </w:r>
-        <w:r>
-          <w:rPr>
-            <w:noProof/>
-            <w:webHidden/>
-          </w:rPr>
-          <w:fldChar w:fldCharType="end"/>
-        </w:r>
-      </w:hyperlink>
+      <w:r>
+        <w:t>6.2 Разделение статистики и рекомендаций</w:t>
+      </w:r>
+      <w:r>
+        <w:tab/>
+        <w:t>16</w:t>
+      </w:r>
     </w:p>
     <w:p>
       <w:pPr>
-        <w:pStyle w:val="2c"/>
         <w:tabs>
-          <w:tab w:val="right" w:leader="dot" w:pos="10195"/>
+          <w:tab w:val="right" w:leader="dot" w:pos="9638"/>
         </w:tabs>
-        <w:rPr>
-          <w:rFonts w:asciiTheme="minorHAnsi" w:eastAsiaTheme="minorEastAsia" w:hAnsiTheme="minorHAnsi"/>
-          <w:noProof/>
-          <w:color w:val="auto"/>
-          <w:kern w:val="2"/>
-          <w:szCs w:val="24"/>
-          <w:lang w:val="ru-RU" w:eastAsia="ru-RU"/>
-          <w14:ligatures w14:val="standardContextual"/>
-        </w:rPr>
+        <w:spacing w:line="276" w:lineRule="auto"/>
+        <w:ind w:left="283" w:firstLine="0"/>
       </w:pPr>
-      <w:hyperlink w:anchor="_Toc230109846" w:history="1">
-        <w:r>
-          <w:rPr>
-            <w:rStyle w:val="aff9"/>
-            <w:noProof/>
-          </w:rPr>
-          <w:t>6.2 Разделение статистики и рекомендаций</w:t>
-        </w:r>
-        <w:r>
-          <w:rPr>
-            <w:noProof/>
-            <w:webHidden/>
-          </w:rPr>
-          <w:tab/>
-        </w:r>
-        <w:r>
-          <w:rPr>
-            <w:noProof/>
-            <w:webHidden/>
-          </w:rPr>
-          <w:fldChar w:fldCharType="begin"/>
-        </w:r>
-        <w:r>
-          <w:rPr>
-            <w:noProof/>
-            <w:webHidden/>
-          </w:rPr>
-          <w:instrText xml:space="preserve"> PAGEREF _Toc230109846 \h </w:instrText>
-        </w:r>
-        <w:r>
-          <w:rPr>
-            <w:noProof/>
-            <w:webHidden/>
-          </w:rPr>
-        </w:r>
-        <w:r>
-          <w:rPr>
-            <w:noProof/>
-            <w:webHidden/>
-          </w:rPr>
-          <w:fldChar w:fldCharType="separate"/>
-        </w:r>
-        <w:r>
-          <w:rPr>
-            <w:noProof/>
-            <w:webHidden/>
-          </w:rPr>
-          <w:t>16</w:t>
-        </w:r>
-        <w:r>
-          <w:rPr>
-            <w:noProof/>
-            <w:webHidden/>
-          </w:rPr>
-          <w:fldChar w:fldCharType="end"/>
-        </w:r>
-      </w:hyperlink>
+      <w:r>
+        <w:t>6.3 Ограничения подхода</w:t>
+      </w:r>
+      <w:r>
+        <w:tab/>
+        <w:t>16</w:t>
+      </w:r>
     </w:p>
     <w:p>
       <w:pPr>
-        <w:pStyle w:val="2c"/>
         <w:tabs>
-          <w:tab w:val="right" w:leader="dot" w:pos="10195"/>
+          <w:tab w:val="right" w:leader="dot" w:pos="9638"/>
         </w:tabs>
-        <w:rPr>
-          <w:rFonts w:asciiTheme="minorHAnsi" w:eastAsiaTheme="minorEastAsia" w:hAnsiTheme="minorHAnsi"/>
-          <w:noProof/>
-          <w:color w:val="auto"/>
-          <w:kern w:val="2"/>
-          <w:szCs w:val="24"/>
-          <w:lang w:val="ru-RU" w:eastAsia="ru-RU"/>
-          <w14:ligatures w14:val="standardContextual"/>
-        </w:rPr>
+        <w:spacing w:line="276" w:lineRule="auto"/>
+        <w:ind w:firstLine="0"/>
       </w:pPr>
-      <w:hyperlink w:anchor="_Toc230109847" w:history="1">
-        <w:r>
-          <w:rPr>
-            <w:rStyle w:val="aff9"/>
-            <w:noProof/>
-          </w:rPr>
-          <w:t>6.3 Ограничения подхода</w:t>
-        </w:r>
-        <w:r>
-          <w:rPr>
-            <w:noProof/>
-            <w:webHidden/>
-          </w:rPr>
-          <w:tab/>
-        </w:r>
-        <w:r>
-          <w:rPr>
-            <w:noProof/>
-            <w:webHidden/>
-          </w:rPr>
-          <w:fldChar w:fldCharType="begin"/>
-        </w:r>
-        <w:r>
-          <w:rPr>
-            <w:noProof/>
-            <w:webHidden/>
-          </w:rPr>
-          <w:instrText xml:space="preserve"> PAGEREF _Toc230109847 \h </w:instrText>
-        </w:r>
-        <w:r>
-          <w:rPr>
-            <w:noProof/>
-            <w:webHidden/>
-          </w:rPr>
-        </w:r>
-        <w:r>
-          <w:rPr>
-            <w:noProof/>
-            <w:webHidden/>
-          </w:rPr>
-          <w:fldChar w:fldCharType="separate"/>
-        </w:r>
-        <w:r>
-          <w:rPr>
-            <w:noProof/>
-            <w:webHidden/>
-          </w:rPr>
-          <w:t>16</w:t>
-        </w:r>
-        <w:r>
-          <w:rPr>
-            <w:noProof/>
-            <w:webHidden/>
-          </w:rPr>
-          <w:fldChar w:fldCharType="end"/>
-        </w:r>
-      </w:hyperlink>
+      <w:r>
+        <w:t>7 Тестирование и контроль качества</w:t>
+      </w:r>
+      <w:r>
+        <w:tab/>
+        <w:t>16</w:t>
+      </w:r>
     </w:p>
     <w:p>
       <w:pPr>
-        <w:pStyle w:val="14"/>
         <w:tabs>
-          <w:tab w:val="right" w:leader="dot" w:pos="10195"/>
+          <w:tab w:val="right" w:leader="dot" w:pos="9638"/>
         </w:tabs>
-        <w:rPr>
-          <w:rFonts w:asciiTheme="minorHAnsi" w:eastAsiaTheme="minorEastAsia" w:hAnsiTheme="minorHAnsi"/>
-          <w:noProof/>
-          <w:color w:val="auto"/>
-          <w:kern w:val="2"/>
-          <w:szCs w:val="24"/>
-          <w:lang w:val="ru-RU" w:eastAsia="ru-RU"/>
-          <w14:ligatures w14:val="standardContextual"/>
-        </w:rPr>
+        <w:spacing w:line="276" w:lineRule="auto"/>
+        <w:ind w:left="283" w:firstLine="0"/>
       </w:pPr>
-      <w:hyperlink w:anchor="_Toc230109848" w:history="1">
-        <w:r>
-          <w:rPr>
-            <w:rStyle w:val="aff9"/>
-            <w:noProof/>
-          </w:rPr>
-          <w:t>7 Тестирование и контроль качества</w:t>
-        </w:r>
-        <w:r>
-          <w:rPr>
-            <w:noProof/>
-            <w:webHidden/>
-          </w:rPr>
-          <w:tab/>
-        </w:r>
-        <w:r>
-          <w:rPr>
-            <w:noProof/>
-            <w:webHidden/>
-          </w:rPr>
-          <w:fldChar w:fldCharType="begin"/>
-        </w:r>
-        <w:r>
-          <w:rPr>
-            <w:noProof/>
-            <w:webHidden/>
-          </w:rPr>
-          <w:instrText xml:space="preserve"> PAGEREF _Toc230109848 \h </w:instrText>
-        </w:r>
-        <w:r>
-          <w:rPr>
-            <w:noProof/>
-            <w:webHidden/>
-          </w:rPr>
-        </w:r>
-        <w:r>
-          <w:rPr>
-            <w:noProof/>
-            <w:webHidden/>
-          </w:rPr>
-          <w:fldChar w:fldCharType="separate"/>
-        </w:r>
-        <w:r>
-          <w:rPr>
-            <w:noProof/>
-            <w:webHidden/>
-          </w:rPr>
-          <w:t>16</w:t>
-        </w:r>
-        <w:r>
-          <w:rPr>
-            <w:noProof/>
-            <w:webHidden/>
-          </w:rPr>
-          <w:fldChar w:fldCharType="end"/>
-        </w:r>
-      </w:hyperlink>
+      <w:r>
+        <w:t>7.1 Unit-тесты</w:t>
+      </w:r>
+      <w:r>
+        <w:tab/>
+        <w:t>16</w:t>
+      </w:r>
     </w:p>
     <w:p>
       <w:pPr>
-        <w:pStyle w:val="2c"/>
         <w:tabs>
-          <w:tab w:val="right" w:leader="dot" w:pos="10195"/>
+          <w:tab w:val="right" w:leader="dot" w:pos="9638"/>
         </w:tabs>
-        <w:rPr>
-          <w:rFonts w:asciiTheme="minorHAnsi" w:eastAsiaTheme="minorEastAsia" w:hAnsiTheme="minorHAnsi"/>
-          <w:noProof/>
-          <w:color w:val="auto"/>
-          <w:kern w:val="2"/>
-          <w:szCs w:val="24"/>
-          <w:lang w:val="ru-RU" w:eastAsia="ru-RU"/>
-          <w14:ligatures w14:val="standardContextual"/>
-        </w:rPr>
+        <w:spacing w:line="276" w:lineRule="auto"/>
+        <w:ind w:left="283" w:firstLine="0"/>
       </w:pPr>
-      <w:hyperlink w:anchor="_Toc230109849" w:history="1">
-        <w:r>
-          <w:rPr>
-            <w:rStyle w:val="aff9"/>
-            <w:noProof/>
-          </w:rPr>
-          <w:t>7.1 Unit-тесты</w:t>
-        </w:r>
-        <w:r>
-          <w:rPr>
-            <w:noProof/>
-            <w:webHidden/>
-          </w:rPr>
-          <w:tab/>
-        </w:r>
-        <w:r>
-          <w:rPr>
-            <w:noProof/>
-            <w:webHidden/>
-          </w:rPr>
-          <w:fldChar w:fldCharType="begin"/>
-        </w:r>
-        <w:r>
-          <w:rPr>
-            <w:noProof/>
-            <w:webHidden/>
-          </w:rPr>
-          <w:instrText xml:space="preserve"> PAGEREF _Toc230109849 \h </w:instrText>
-        </w:r>
-        <w:r>
-          <w:rPr>
-            <w:noProof/>
-            <w:webHidden/>
-          </w:rPr>
-        </w:r>
-        <w:r>
-          <w:rPr>
-            <w:noProof/>
-            <w:webHidden/>
-          </w:rPr>
-          <w:fldChar w:fldCharType="separate"/>
-        </w:r>
-        <w:r>
-          <w:rPr>
-            <w:noProof/>
-            <w:webHidden/>
-          </w:rPr>
-          <w:t>16</w:t>
-        </w:r>
-        <w:r>
-          <w:rPr>
-            <w:noProof/>
-            <w:webHidden/>
-          </w:rPr>
-          <w:fldChar w:fldCharType="end"/>
-        </w:r>
-      </w:hyperlink>
+      <w:r>
+        <w:t>7.2 Сценарии ручной проверки</w:t>
+      </w:r>
+      <w:r>
+        <w:tab/>
+        <w:t>17</w:t>
+      </w:r>
     </w:p>
     <w:p>
       <w:pPr>
-        <w:pStyle w:val="2c"/>
         <w:tabs>
-          <w:tab w:val="right" w:leader="dot" w:pos="10195"/>
+          <w:tab w:val="right" w:leader="dot" w:pos="9638"/>
         </w:tabs>
-        <w:rPr>
-          <w:rFonts w:asciiTheme="minorHAnsi" w:eastAsiaTheme="minorEastAsia" w:hAnsiTheme="minorHAnsi"/>
-          <w:noProof/>
-          <w:color w:val="auto"/>
-          <w:kern w:val="2"/>
-          <w:szCs w:val="24"/>
-          <w:lang w:val="ru-RU" w:eastAsia="ru-RU"/>
-          <w14:ligatures w14:val="standardContextual"/>
-        </w:rPr>
+        <w:spacing w:line="276" w:lineRule="auto"/>
+        <w:ind w:left="283" w:firstLine="0"/>
       </w:pPr>
-      <w:hyperlink w:anchor="_Toc230109850" w:history="1">
-        <w:r>
-          <w:rPr>
-            <w:rStyle w:val="aff9"/>
-            <w:noProof/>
-          </w:rPr>
-          <w:t>7.2 Сценарии ручной проверки</w:t>
-        </w:r>
-        <w:r>
-          <w:rPr>
-            <w:noProof/>
-            <w:webHidden/>
-          </w:rPr>
-          <w:tab/>
-        </w:r>
-        <w:r>
-          <w:rPr>
-            <w:noProof/>
-            <w:webHidden/>
-          </w:rPr>
-          <w:fldChar w:fldCharType="begin"/>
-        </w:r>
-        <w:r>
-          <w:rPr>
-            <w:noProof/>
-            <w:webHidden/>
-          </w:rPr>
-          <w:instrText xml:space="preserve"> PAGEREF _Toc230109850 \h </w:instrText>
-        </w:r>
-        <w:r>
-          <w:rPr>
-            <w:noProof/>
-            <w:webHidden/>
-          </w:rPr>
-        </w:r>
-        <w:r>
-          <w:rPr>
-            <w:noProof/>
-            <w:webHidden/>
-          </w:rPr>
-          <w:fldChar w:fldCharType="separate"/>
-        </w:r>
-        <w:r>
-          <w:rPr>
-            <w:noProof/>
-            <w:webHidden/>
-          </w:rPr>
-          <w:t>17</w:t>
-        </w:r>
-        <w:r>
-          <w:rPr>
-            <w:noProof/>
-            <w:webHidden/>
-          </w:rPr>
-          <w:fldChar w:fldCharType="end"/>
-        </w:r>
-      </w:hyperlink>
+      <w:r>
+        <w:t>7.3 Работа с ошибками</w:t>
+      </w:r>
+      <w:r>
+        <w:tab/>
+        <w:t>18</w:t>
+      </w:r>
     </w:p>
     <w:p>
       <w:pPr>
-        <w:pStyle w:val="2c"/>
         <w:tabs>
-          <w:tab w:val="right" w:leader="dot" w:pos="10195"/>
+          <w:tab w:val="right" w:leader="dot" w:pos="9638"/>
         </w:tabs>
-        <w:rPr>
-          <w:rFonts w:asciiTheme="minorHAnsi" w:eastAsiaTheme="minorEastAsia" w:hAnsiTheme="minorHAnsi"/>
-          <w:noProof/>
-          <w:color w:val="auto"/>
-          <w:kern w:val="2"/>
-          <w:szCs w:val="24"/>
-          <w:lang w:val="ru-RU" w:eastAsia="ru-RU"/>
-          <w14:ligatures w14:val="standardContextual"/>
-        </w:rPr>
+        <w:spacing w:line="276" w:lineRule="auto"/>
+        <w:ind w:firstLine="0"/>
       </w:pPr>
-      <w:hyperlink w:anchor="_Toc230109851" w:history="1">
-        <w:r>
-          <w:rPr>
-            <w:rStyle w:val="aff9"/>
-            <w:noProof/>
-          </w:rPr>
-          <w:t>7.3 Работа с ошибками</w:t>
-        </w:r>
-        <w:r>
-          <w:rPr>
-            <w:noProof/>
-            <w:webHidden/>
-          </w:rPr>
-          <w:tab/>
-        </w:r>
-        <w:r>
-          <w:rPr>
-            <w:noProof/>
-            <w:webHidden/>
-          </w:rPr>
-          <w:fldChar w:fldCharType="begin"/>
-        </w:r>
-        <w:r>
-          <w:rPr>
-            <w:noProof/>
-            <w:webHidden/>
-          </w:rPr>
-          <w:instrText xml:space="preserve"> PAGEREF _Toc230109851 \h </w:instrText>
-        </w:r>
-        <w:r>
-          <w:rPr>
-            <w:noProof/>
-            <w:webHidden/>
-          </w:rPr>
-        </w:r>
-        <w:r>
-          <w:rPr>
-            <w:noProof/>
-            <w:webHidden/>
-          </w:rPr>
-          <w:fldChar w:fldCharType="separate"/>
-        </w:r>
-        <w:r>
-          <w:rPr>
-            <w:noProof/>
-            <w:webHidden/>
-          </w:rPr>
-          <w:t>18</w:t>
-        </w:r>
-        <w:r>
-          <w:rPr>
-            <w:noProof/>
-            <w:webHidden/>
-          </w:rPr>
-          <w:fldChar w:fldCharType="end"/>
-        </w:r>
-      </w:hyperlink>
+      <w:r>
+        <w:t>8 Результаты практики</w:t>
+      </w:r>
+      <w:r>
+        <w:tab/>
+        <w:t>18</w:t>
+      </w:r>
     </w:p>
     <w:p>
       <w:pPr>
-        <w:pStyle w:val="14"/>
         <w:tabs>
-          <w:tab w:val="right" w:leader="dot" w:pos="10195"/>
+          <w:tab w:val="right" w:leader="dot" w:pos="9638"/>
         </w:tabs>
-        <w:rPr>
-          <w:rFonts w:asciiTheme="minorHAnsi" w:eastAsiaTheme="minorEastAsia" w:hAnsiTheme="minorHAnsi"/>
-          <w:noProof/>
-          <w:color w:val="auto"/>
-          <w:kern w:val="2"/>
-          <w:szCs w:val="24"/>
-          <w:lang w:val="ru-RU" w:eastAsia="ru-RU"/>
-          <w14:ligatures w14:val="standardContextual"/>
-        </w:rPr>
+        <w:spacing w:line="276" w:lineRule="auto"/>
+        <w:ind w:left="283" w:firstLine="0"/>
       </w:pPr>
-      <w:hyperlink w:anchor="_Toc230109852" w:history="1">
-        <w:r>
-          <w:rPr>
-            <w:rStyle w:val="aff9"/>
-            <w:noProof/>
-          </w:rPr>
-          <w:t>8 Результаты практики</w:t>
-        </w:r>
-        <w:r>
-          <w:rPr>
-            <w:noProof/>
-            <w:webHidden/>
-          </w:rPr>
-          <w:tab/>
-        </w:r>
-        <w:r>
-          <w:rPr>
-            <w:noProof/>
-            <w:webHidden/>
-          </w:rPr>
-          <w:fldChar w:fldCharType="begin"/>
-        </w:r>
-        <w:r>
-          <w:rPr>
-            <w:noProof/>
-            <w:webHidden/>
-          </w:rPr>
-          <w:instrText xml:space="preserve"> PAGEREF _Toc230109852 \h </w:instrText>
-        </w:r>
-        <w:r>
-          <w:rPr>
-            <w:noProof/>
-            <w:webHidden/>
-          </w:rPr>
-        </w:r>
-        <w:r>
-          <w:rPr>
-            <w:noProof/>
-            <w:webHidden/>
-          </w:rPr>
-          <w:fldChar w:fldCharType="separate"/>
-        </w:r>
-        <w:r>
-          <w:rPr>
-            <w:noProof/>
-            <w:webHidden/>
-          </w:rPr>
-          <w:t>18</w:t>
-        </w:r>
-        <w:r>
-          <w:rPr>
-            <w:noProof/>
-            <w:webHidden/>
-          </w:rPr>
-          <w:fldChar w:fldCharType="end"/>
-        </w:r>
-      </w:hyperlink>
+      <w:r>
+        <w:t>8.1 Выполненные работы</w:t>
+      </w:r>
+      <w:r>
+        <w:tab/>
+        <w:t>18</w:t>
+      </w:r>
     </w:p>
     <w:p>
       <w:pPr>
-        <w:pStyle w:val="2c"/>
         <w:tabs>
-          <w:tab w:val="right" w:leader="dot" w:pos="10195"/>
+          <w:tab w:val="right" w:leader="dot" w:pos="9638"/>
         </w:tabs>
-        <w:rPr>
-          <w:rFonts w:asciiTheme="minorHAnsi" w:eastAsiaTheme="minorEastAsia" w:hAnsiTheme="minorHAnsi"/>
-          <w:noProof/>
-          <w:color w:val="auto"/>
-          <w:kern w:val="2"/>
-          <w:szCs w:val="24"/>
-          <w:lang w:val="ru-RU" w:eastAsia="ru-RU"/>
-          <w14:ligatures w14:val="standardContextual"/>
-        </w:rPr>
+        <w:spacing w:line="276" w:lineRule="auto"/>
+        <w:ind w:left="283" w:firstLine="0"/>
       </w:pPr>
-      <w:hyperlink w:anchor="_Toc230109853" w:history="1">
-        <w:r>
-          <w:rPr>
-            <w:rStyle w:val="aff9"/>
-            <w:noProof/>
-          </w:rPr>
-          <w:t>8.1 Выполненные работы</w:t>
-        </w:r>
-        <w:r>
-          <w:rPr>
-            <w:noProof/>
-            <w:webHidden/>
-          </w:rPr>
-          <w:tab/>
-        </w:r>
-        <w:r>
-          <w:rPr>
-            <w:noProof/>
-            <w:webHidden/>
-          </w:rPr>
-          <w:fldChar w:fldCharType="begin"/>
-        </w:r>
-        <w:r>
-          <w:rPr>
-            <w:noProof/>
-            <w:webHidden/>
-          </w:rPr>
-          <w:instrText xml:space="preserve"> PAGEREF _Toc230109853 \h </w:instrText>
-        </w:r>
-        <w:r>
-          <w:rPr>
-            <w:noProof/>
-            <w:webHidden/>
-          </w:rPr>
-        </w:r>
-        <w:r>
-          <w:rPr>
-            <w:noProof/>
-            <w:webHidden/>
-          </w:rPr>
-          <w:fldChar w:fldCharType="separate"/>
-        </w:r>
-        <w:r>
-          <w:rPr>
-            <w:noProof/>
-            <w:webHidden/>
-          </w:rPr>
-          <w:t>18</w:t>
-        </w:r>
-        <w:r>
-          <w:rPr>
-            <w:noProof/>
-            <w:webHidden/>
-          </w:rPr>
-          <w:fldChar w:fldCharType="end"/>
-        </w:r>
-      </w:hyperlink>
+      <w:r>
+        <w:t>8.2 Практические навыки</w:t>
+      </w:r>
+      <w:r>
+        <w:tab/>
+        <w:t>19</w:t>
+      </w:r>
     </w:p>
     <w:p>
       <w:pPr>
-        <w:pStyle w:val="2c"/>
         <w:tabs>
-          <w:tab w:val="right" w:leader="dot" w:pos="10195"/>
+          <w:tab w:val="right" w:leader="dot" w:pos="9638"/>
         </w:tabs>
-        <w:rPr>
-          <w:rFonts w:asciiTheme="minorHAnsi" w:eastAsiaTheme="minorEastAsia" w:hAnsiTheme="minorHAnsi"/>
-          <w:noProof/>
-          <w:color w:val="auto"/>
-          <w:kern w:val="2"/>
-          <w:szCs w:val="24"/>
-          <w:lang w:val="ru-RU" w:eastAsia="ru-RU"/>
-          <w14:ligatures w14:val="standardContextual"/>
-        </w:rPr>
+        <w:spacing w:line="276" w:lineRule="auto"/>
+        <w:ind w:left="283" w:firstLine="0"/>
       </w:pPr>
-      <w:hyperlink w:anchor="_Toc230109854" w:history="1">
-        <w:r>
-          <w:rPr>
-            <w:rStyle w:val="aff9"/>
-            <w:noProof/>
-          </w:rPr>
-          <w:t>8.2 Практические навыки</w:t>
-        </w:r>
-        <w:r>
-          <w:rPr>
-            <w:noProof/>
-            <w:webHidden/>
-          </w:rPr>
-          <w:tab/>
-        </w:r>
-        <w:r>
-          <w:rPr>
-            <w:noProof/>
-            <w:webHidden/>
-          </w:rPr>
-          <w:fldChar w:fldCharType="begin"/>
-        </w:r>
-        <w:r>
-          <w:rPr>
-            <w:noProof/>
-            <w:webHidden/>
-          </w:rPr>
-          <w:instrText xml:space="preserve"> PAGEREF _Toc230109854 \h </w:instrText>
-        </w:r>
-        <w:r>
-          <w:rPr>
-            <w:noProof/>
-            <w:webHidden/>
-          </w:rPr>
-        </w:r>
-        <w:r>
-          <w:rPr>
-            <w:noProof/>
-            <w:webHidden/>
-          </w:rPr>
-          <w:fldChar w:fldCharType="separate"/>
-        </w:r>
-        <w:r>
-          <w:rPr>
-            <w:noProof/>
-            <w:webHidden/>
-          </w:rPr>
-          <w:t>19</w:t>
-        </w:r>
-        <w:r>
-          <w:rPr>
-            <w:noProof/>
-            <w:webHidden/>
-          </w:rPr>
-          <w:fldChar w:fldCharType="end"/>
-        </w:r>
-      </w:hyperlink>
+      <w:r>
+        <w:t>8.3 Ограничения и направления развития</w:t>
+      </w:r>
+      <w:r>
+        <w:tab/>
+        <w:t>19</w:t>
+      </w:r>
     </w:p>
     <w:p>
       <w:pPr>
-        <w:pStyle w:val="2c"/>
         <w:tabs>
-          <w:tab w:val="right" w:leader="dot" w:pos="10195"/>
+          <w:tab w:val="right" w:leader="dot" w:pos="9638"/>
         </w:tabs>
-        <w:rPr>
-          <w:rFonts w:asciiTheme="minorHAnsi" w:eastAsiaTheme="minorEastAsia" w:hAnsiTheme="minorHAnsi"/>
-          <w:noProof/>
-          <w:color w:val="auto"/>
-          <w:kern w:val="2"/>
-          <w:szCs w:val="24"/>
-          <w:lang w:val="ru-RU" w:eastAsia="ru-RU"/>
-          <w14:ligatures w14:val="standardContextual"/>
-        </w:rPr>
+        <w:spacing w:line="276" w:lineRule="auto"/>
+        <w:ind w:firstLine="0"/>
       </w:pPr>
-      <w:hyperlink w:anchor="_Toc230109855" w:history="1">
-        <w:r>
-          <w:rPr>
-            <w:rStyle w:val="aff9"/>
-            <w:noProof/>
-          </w:rPr>
-          <w:t>8.3 Ограничения и направления развития</w:t>
-        </w:r>
-        <w:r>
-          <w:rPr>
-            <w:noProof/>
-            <w:webHidden/>
-          </w:rPr>
-          <w:tab/>
-        </w:r>
-        <w:r>
-          <w:rPr>
-            <w:noProof/>
-            <w:webHidden/>
-          </w:rPr>
-          <w:fldChar w:fldCharType="begin"/>
-        </w:r>
-        <w:r>
-          <w:rPr>
-            <w:noProof/>
-            <w:webHidden/>
-          </w:rPr>
-          <w:instrText xml:space="preserve"> PAGEREF _Toc230109855 \h </w:instrText>
-        </w:r>
-        <w:r>
-          <w:rPr>
-            <w:noProof/>
-            <w:webHidden/>
-          </w:rPr>
-        </w:r>
-        <w:r>
-          <w:rPr>
-            <w:noProof/>
-            <w:webHidden/>
-          </w:rPr>
-          <w:fldChar w:fldCharType="separate"/>
-        </w:r>
-        <w:r>
-          <w:rPr>
-            <w:noProof/>
-            <w:webHidden/>
-          </w:rPr>
-          <w:t>19</w:t>
-        </w:r>
-        <w:r>
-          <w:rPr>
-            <w:noProof/>
-            <w:webHidden/>
-          </w:rPr>
-          <w:fldChar w:fldCharType="end"/>
-        </w:r>
-      </w:hyperlink>
+      <w:r>
+        <w:t>9 Организация выполнения практики</w:t>
+      </w:r>
+      <w:r>
+        <w:tab/>
+        <w:t>20</w:t>
+      </w:r>
     </w:p>
     <w:p>
       <w:pPr>
-        <w:pStyle w:val="14"/>
         <w:tabs>
-          <w:tab w:val="right" w:leader="dot" w:pos="10195"/>
+          <w:tab w:val="right" w:leader="dot" w:pos="9638"/>
         </w:tabs>
-        <w:rPr>
-          <w:rFonts w:asciiTheme="minorHAnsi" w:eastAsiaTheme="minorEastAsia" w:hAnsiTheme="minorHAnsi"/>
-          <w:noProof/>
-          <w:color w:val="auto"/>
-          <w:kern w:val="2"/>
-          <w:szCs w:val="24"/>
-          <w:lang w:val="ru-RU" w:eastAsia="ru-RU"/>
-          <w14:ligatures w14:val="standardContextual"/>
-        </w:rPr>
+        <w:spacing w:line="276" w:lineRule="auto"/>
+        <w:ind w:left="283" w:firstLine="0"/>
       </w:pPr>
-      <w:hyperlink w:anchor="_Toc230109856" w:history="1">
-        <w:r>
-          <w:rPr>
-            <w:rStyle w:val="aff9"/>
-            <w:noProof/>
-          </w:rPr>
-          <w:t>9 Организация выполнения практики</w:t>
-        </w:r>
-        <w:r>
-          <w:rPr>
-            <w:noProof/>
-            <w:webHidden/>
-          </w:rPr>
-          <w:tab/>
-        </w:r>
-        <w:r>
-          <w:rPr>
-            <w:noProof/>
-            <w:webHidden/>
-          </w:rPr>
-          <w:fldChar w:fldCharType="begin"/>
-        </w:r>
-        <w:r>
-          <w:rPr>
-            <w:noProof/>
-            <w:webHidden/>
-          </w:rPr>
-          <w:instrText xml:space="preserve"> PAGEREF _Toc230109856 \h </w:instrText>
-        </w:r>
-        <w:r>
-          <w:rPr>
-            <w:noProof/>
-            <w:webHidden/>
-          </w:rPr>
-        </w:r>
-        <w:r>
-          <w:rPr>
-            <w:noProof/>
-            <w:webHidden/>
-          </w:rPr>
-          <w:fldChar w:fldCharType="separate"/>
-        </w:r>
-        <w:r>
-          <w:rPr>
-            <w:noProof/>
-            <w:webHidden/>
-          </w:rPr>
-          <w:t>20</w:t>
-        </w:r>
-        <w:r>
-          <w:rPr>
-            <w:noProof/>
-            <w:webHidden/>
-          </w:rPr>
-          <w:fldChar w:fldCharType="end"/>
-        </w:r>
-      </w:hyperlink>
+      <w:r>
+        <w:t>9.1 Этапы выполнения работ</w:t>
+      </w:r>
+      <w:r>
+        <w:tab/>
+        <w:t>20</w:t>
+      </w:r>
     </w:p>
     <w:p>
       <w:pPr>
-        <w:pStyle w:val="2c"/>
         <w:tabs>
-          <w:tab w:val="right" w:leader="dot" w:pos="10195"/>
+          <w:tab w:val="right" w:leader="dot" w:pos="9638"/>
         </w:tabs>
-        <w:rPr>
-          <w:rFonts w:asciiTheme="minorHAnsi" w:eastAsiaTheme="minorEastAsia" w:hAnsiTheme="minorHAnsi"/>
-          <w:noProof/>
-          <w:color w:val="auto"/>
-          <w:kern w:val="2"/>
-          <w:szCs w:val="24"/>
-          <w:lang w:val="ru-RU" w:eastAsia="ru-RU"/>
-          <w14:ligatures w14:val="standardContextual"/>
-        </w:rPr>
+        <w:spacing w:line="276" w:lineRule="auto"/>
+        <w:ind w:left="283" w:firstLine="0"/>
       </w:pPr>
-      <w:hyperlink w:anchor="_Toc230109857" w:history="1">
-        <w:r>
-          <w:rPr>
-            <w:rStyle w:val="aff9"/>
-            <w:noProof/>
-          </w:rPr>
-          <w:t>9.1 Этапы выполнения работ</w:t>
-        </w:r>
-        <w:r>
-          <w:rPr>
-            <w:noProof/>
-            <w:webHidden/>
-          </w:rPr>
-          <w:tab/>
-        </w:r>
-        <w:r>
-          <w:rPr>
-            <w:noProof/>
-            <w:webHidden/>
-          </w:rPr>
-          <w:fldChar w:fldCharType="begin"/>
-        </w:r>
-        <w:r>
-          <w:rPr>
-            <w:noProof/>
-            <w:webHidden/>
-          </w:rPr>
-          <w:instrText xml:space="preserve"> PAGEREF _Toc230109857 \h </w:instrText>
-        </w:r>
-        <w:r>
-          <w:rPr>
-            <w:noProof/>
-            <w:webHidden/>
-          </w:rPr>
-        </w:r>
-        <w:r>
-          <w:rPr>
-            <w:noProof/>
-            <w:webHidden/>
-          </w:rPr>
-          <w:fldChar w:fldCharType="separate"/>
-        </w:r>
-        <w:r>
-          <w:rPr>
-            <w:noProof/>
-            <w:webHidden/>
-          </w:rPr>
-          <w:t>20</w:t>
-        </w:r>
-        <w:r>
-          <w:rPr>
-            <w:noProof/>
-            <w:webHidden/>
-          </w:rPr>
-          <w:fldChar w:fldCharType="end"/>
-        </w:r>
-      </w:hyperlink>
+      <w:r>
+        <w:t>9.2 Дневник практических действий</w:t>
+      </w:r>
+      <w:r>
+        <w:tab/>
+        <w:t>21</w:t>
+      </w:r>
     </w:p>
     <w:p>
       <w:pPr>
-        <w:pStyle w:val="2c"/>
         <w:tabs>
-          <w:tab w:val="right" w:leader="dot" w:pos="10195"/>
+          <w:tab w:val="right" w:leader="dot" w:pos="9638"/>
         </w:tabs>
-        <w:rPr>
-          <w:rFonts w:asciiTheme="minorHAnsi" w:eastAsiaTheme="minorEastAsia" w:hAnsiTheme="minorHAnsi"/>
-          <w:noProof/>
-          <w:color w:val="auto"/>
-          <w:kern w:val="2"/>
-          <w:szCs w:val="24"/>
-          <w:lang w:val="ru-RU" w:eastAsia="ru-RU"/>
-          <w14:ligatures w14:val="standardContextual"/>
-        </w:rPr>
+        <w:spacing w:line="276" w:lineRule="auto"/>
+        <w:ind w:left="283" w:firstLine="0"/>
       </w:pPr>
-      <w:hyperlink w:anchor="_Toc230109858" w:history="1">
-        <w:r>
-          <w:rPr>
-            <w:rStyle w:val="aff9"/>
-            <w:noProof/>
-          </w:rPr>
-          <w:t>9.2 Дневник практических действий</w:t>
-        </w:r>
-        <w:r>
-          <w:rPr>
-            <w:noProof/>
-            <w:webHidden/>
-          </w:rPr>
-          <w:tab/>
-        </w:r>
-        <w:r>
-          <w:rPr>
-            <w:noProof/>
-            <w:webHidden/>
-          </w:rPr>
-          <w:fldChar w:fldCharType="begin"/>
-        </w:r>
-        <w:r>
-          <w:rPr>
-            <w:noProof/>
-            <w:webHidden/>
-          </w:rPr>
-          <w:instrText xml:space="preserve"> PAGEREF _Toc230109858 \h </w:instrText>
-        </w:r>
-        <w:r>
-          <w:rPr>
-            <w:noProof/>
-            <w:webHidden/>
-          </w:rPr>
-        </w:r>
-        <w:r>
-          <w:rPr>
-            <w:noProof/>
-            <w:webHidden/>
-          </w:rPr>
-          <w:fldChar w:fldCharType="separate"/>
-        </w:r>
-        <w:r>
-          <w:rPr>
-            <w:noProof/>
-            <w:webHidden/>
-          </w:rPr>
-          <w:t>21</w:t>
-        </w:r>
-        <w:r>
-          <w:rPr>
-            <w:noProof/>
-            <w:webHidden/>
-          </w:rPr>
-          <w:fldChar w:fldCharType="end"/>
-        </w:r>
-      </w:hyperlink>
+      <w:r>
+        <w:t>9.3 Полученные артефакты</w:t>
+      </w:r>
+      <w:r>
+        <w:tab/>
+        <w:t>22</w:t>
+      </w:r>
     </w:p>
     <w:p>
       <w:pPr>
-        <w:pStyle w:val="2c"/>
         <w:tabs>
-          <w:tab w:val="right" w:leader="dot" w:pos="10195"/>
+          <w:tab w:val="right" w:leader="dot" w:pos="9638"/>
         </w:tabs>
-        <w:rPr>
-          <w:rFonts w:asciiTheme="minorHAnsi" w:eastAsiaTheme="minorEastAsia" w:hAnsiTheme="minorHAnsi"/>
-          <w:noProof/>
-          <w:color w:val="auto"/>
-          <w:kern w:val="2"/>
-          <w:szCs w:val="24"/>
-          <w:lang w:val="ru-RU" w:eastAsia="ru-RU"/>
-          <w14:ligatures w14:val="standardContextual"/>
-        </w:rPr>
+        <w:spacing w:line="276" w:lineRule="auto"/>
+        <w:ind w:firstLine="0"/>
       </w:pPr>
-      <w:hyperlink w:anchor="_Toc230109859" w:history="1">
-        <w:r>
-          <w:rPr>
-            <w:rStyle w:val="aff9"/>
-            <w:noProof/>
-          </w:rPr>
-          <w:t>9.3 Полученные артефакты</w:t>
-        </w:r>
-        <w:r>
-          <w:rPr>
-            <w:noProof/>
-            <w:webHidden/>
-          </w:rPr>
-          <w:tab/>
-        </w:r>
-        <w:r>
-          <w:rPr>
-            <w:noProof/>
-            <w:webHidden/>
-          </w:rPr>
-          <w:fldChar w:fldCharType="begin"/>
-        </w:r>
-        <w:r>
-          <w:rPr>
-            <w:noProof/>
-            <w:webHidden/>
-          </w:rPr>
-          <w:instrText xml:space="preserve"> PAGEREF _Toc230109859 \h </w:instrText>
-        </w:r>
-        <w:r>
-          <w:rPr>
-            <w:noProof/>
-            <w:webHidden/>
-          </w:rPr>
-        </w:r>
-        <w:r>
-          <w:rPr>
-            <w:noProof/>
-            <w:webHidden/>
-          </w:rPr>
-          <w:fldChar w:fldCharType="separate"/>
-        </w:r>
-        <w:r>
-          <w:rPr>
-            <w:noProof/>
-            <w:webHidden/>
-          </w:rPr>
-          <w:t>22</w:t>
-        </w:r>
-        <w:r>
-          <w:rPr>
-            <w:noProof/>
-            <w:webHidden/>
-          </w:rPr>
-          <w:fldChar w:fldCharType="end"/>
-        </w:r>
-      </w:hyperlink>
+      <w:r>
+        <w:t>10 Учет последних правок API-версии</w:t>
+      </w:r>
+      <w:r>
+        <w:tab/>
+        <w:t>22</w:t>
+      </w:r>
     </w:p>
     <w:p>
       <w:pPr>
-        <w:pStyle w:val="14"/>
         <w:tabs>
-          <w:tab w:val="right" w:leader="dot" w:pos="10195"/>
+          <w:tab w:val="right" w:leader="dot" w:pos="9638"/>
         </w:tabs>
-        <w:rPr>
-          <w:rFonts w:asciiTheme="minorHAnsi" w:eastAsiaTheme="minorEastAsia" w:hAnsiTheme="minorHAnsi"/>
-          <w:noProof/>
-          <w:color w:val="auto"/>
-          <w:kern w:val="2"/>
-          <w:szCs w:val="24"/>
-          <w:lang w:val="ru-RU" w:eastAsia="ru-RU"/>
-          <w14:ligatures w14:val="standardContextual"/>
-        </w:rPr>
+        <w:spacing w:line="276" w:lineRule="auto"/>
+        <w:ind w:left="283" w:firstLine="0"/>
       </w:pPr>
-      <w:hyperlink w:anchor="_Toc230109860" w:history="1">
-        <w:r>
-          <w:rPr>
-            <w:rStyle w:val="aff9"/>
-            <w:noProof/>
-          </w:rPr>
-          <w:t>Заключение</w:t>
-        </w:r>
-        <w:r>
-          <w:rPr>
-            <w:noProof/>
-            <w:webHidden/>
-          </w:rPr>
-          <w:tab/>
-        </w:r>
-        <w:r>
-          <w:rPr>
-            <w:noProof/>
-            <w:webHidden/>
-          </w:rPr>
-          <w:fldChar w:fldCharType="begin"/>
-        </w:r>
-        <w:r>
-          <w:rPr>
-            <w:noProof/>
-            <w:webHidden/>
-          </w:rPr>
-          <w:instrText xml:space="preserve"> PAGEREF _Toc230109860 \h </w:instrText>
-        </w:r>
-        <w:r>
-          <w:rPr>
-            <w:noProof/>
-            <w:webHidden/>
-          </w:rPr>
-        </w:r>
-        <w:r>
-          <w:rPr>
-            <w:noProof/>
-            <w:webHidden/>
-          </w:rPr>
-          <w:fldChar w:fldCharType="separate"/>
-        </w:r>
-        <w:r>
-          <w:rPr>
-            <w:noProof/>
-            <w:webHidden/>
-          </w:rPr>
-          <w:t>22</w:t>
-        </w:r>
-        <w:r>
-          <w:rPr>
-            <w:noProof/>
-            <w:webHidden/>
-          </w:rPr>
-          <w:fldChar w:fldCharType="end"/>
-        </w:r>
-      </w:hyperlink>
+      <w:r>
+        <w:lastRenderedPageBreak/>
+        <w:t>10.1 Источники данных и локальное хранение</w:t>
+      </w:r>
+      <w:r>
+        <w:tab/>
+        <w:t>22</w:t>
+      </w:r>
     </w:p>
     <w:p>
       <w:pPr>
-        <w:pStyle w:val="14"/>
         <w:tabs>
-          <w:tab w:val="right" w:leader="dot" w:pos="10195"/>
+          <w:tab w:val="right" w:leader="dot" w:pos="9638"/>
         </w:tabs>
-        <w:rPr>
-          <w:rFonts w:asciiTheme="minorHAnsi" w:eastAsiaTheme="minorEastAsia" w:hAnsiTheme="minorHAnsi"/>
-          <w:noProof/>
-          <w:color w:val="auto"/>
-          <w:kern w:val="2"/>
-          <w:szCs w:val="24"/>
-          <w:lang w:val="ru-RU" w:eastAsia="ru-RU"/>
-          <w14:ligatures w14:val="standardContextual"/>
-        </w:rPr>
+        <w:spacing w:line="276" w:lineRule="auto"/>
+        <w:ind w:left="283" w:firstLine="0"/>
       </w:pPr>
-      <w:hyperlink w:anchor="_Toc230109861" w:history="1">
-        <w:r>
-          <w:rPr>
-            <w:rStyle w:val="aff9"/>
-            <w:noProof/>
-          </w:rPr>
-          <w:t>Перечень информационных источников</w:t>
-        </w:r>
-        <w:r>
-          <w:rPr>
-            <w:noProof/>
-            <w:webHidden/>
-          </w:rPr>
-          <w:tab/>
-        </w:r>
-        <w:r>
-          <w:rPr>
-            <w:noProof/>
-            <w:webHidden/>
-          </w:rPr>
-          <w:fldChar w:fldCharType="begin"/>
-        </w:r>
-        <w:r>
-          <w:rPr>
-            <w:noProof/>
-            <w:webHidden/>
-          </w:rPr>
-          <w:instrText xml:space="preserve"> PAGEREF _Toc230109861 \h </w:instrText>
-        </w:r>
-        <w:r>
-          <w:rPr>
-            <w:noProof/>
-            <w:webHidden/>
-          </w:rPr>
-        </w:r>
-        <w:r>
-          <w:rPr>
-            <w:noProof/>
-            <w:webHidden/>
-          </w:rPr>
-          <w:fldChar w:fldCharType="separate"/>
-        </w:r>
-        <w:r>
-          <w:rPr>
-            <w:noProof/>
-            <w:webHidden/>
-          </w:rPr>
-          <w:t>23</w:t>
-        </w:r>
-        <w:r>
-          <w:rPr>
-            <w:noProof/>
-            <w:webHidden/>
-          </w:rPr>
-          <w:fldChar w:fldCharType="end"/>
-        </w:r>
-      </w:hyperlink>
+      <w:r>
+        <w:t>10.2 Улучшения интерфейса и сценариев чтения</w:t>
+      </w:r>
+      <w:r>
+        <w:tab/>
+        <w:t>23</w:t>
+      </w:r>
     </w:p>
     <w:p>
       <w:pPr>
-        <w:pStyle w:val="14"/>
         <w:tabs>
-          <w:tab w:val="right" w:leader="dot" w:pos="10195"/>
+          <w:tab w:val="right" w:leader="dot" w:pos="9638"/>
         </w:tabs>
-        <w:rPr>
-          <w:rFonts w:asciiTheme="minorHAnsi" w:eastAsiaTheme="minorEastAsia" w:hAnsiTheme="minorHAnsi"/>
-          <w:noProof/>
-          <w:color w:val="auto"/>
-          <w:kern w:val="2"/>
-          <w:szCs w:val="24"/>
-          <w:lang w:val="ru-RU" w:eastAsia="ru-RU"/>
-          <w14:ligatures w14:val="standardContextual"/>
-        </w:rPr>
+        <w:spacing w:line="276" w:lineRule="auto"/>
+        <w:ind w:left="283" w:firstLine="0"/>
       </w:pPr>
-      <w:hyperlink w:anchor="_Toc230109862" w:history="1">
-        <w:r>
-          <w:rPr>
-            <w:rStyle w:val="aff9"/>
-            <w:noProof/>
-          </w:rPr>
-          <w:t>Приложение А. Схема базы данных</w:t>
-        </w:r>
-        <w:r>
-          <w:rPr>
-            <w:noProof/>
-            <w:webHidden/>
-          </w:rPr>
-          <w:tab/>
-        </w:r>
-        <w:r>
-          <w:rPr>
-            <w:noProof/>
-            <w:webHidden/>
-          </w:rPr>
-          <w:fldChar w:fldCharType="begin"/>
-        </w:r>
-        <w:r>
-          <w:rPr>
-            <w:noProof/>
-            <w:webHidden/>
-          </w:rPr>
-          <w:instrText xml:space="preserve"> PAGEREF _Toc230109862 \h </w:instrText>
-        </w:r>
-        <w:r>
-          <w:rPr>
-            <w:noProof/>
-            <w:webHidden/>
-          </w:rPr>
-        </w:r>
-        <w:r>
-          <w:rPr>
-            <w:noProof/>
-            <w:webHidden/>
-          </w:rPr>
-          <w:fldChar w:fldCharType="separate"/>
-        </w:r>
-        <w:r>
-          <w:rPr>
-            <w:noProof/>
-            <w:webHidden/>
-          </w:rPr>
-          <w:t>24</w:t>
-        </w:r>
-        <w:r>
-          <w:rPr>
-            <w:noProof/>
-            <w:webHidden/>
-          </w:rPr>
-          <w:fldChar w:fldCharType="end"/>
-        </w:r>
-      </w:hyperlink>
+      <w:r>
+        <w:t>10.3 Рекомендации, жанры и кеш</w:t>
+      </w:r>
+      <w:r>
+        <w:tab/>
+        <w:t>23</w:t>
+      </w:r>
     </w:p>
     <w:p>
       <w:pPr>
-        <w:pStyle w:val="14"/>
         <w:tabs>
-          <w:tab w:val="right" w:leader="dot" w:pos="10195"/>
+          <w:tab w:val="right" w:leader="dot" w:pos="9638"/>
         </w:tabs>
-        <w:rPr>
-          <w:rFonts w:asciiTheme="minorHAnsi" w:eastAsiaTheme="minorEastAsia" w:hAnsiTheme="minorHAnsi"/>
-          <w:noProof/>
-          <w:color w:val="auto"/>
-          <w:kern w:val="2"/>
-          <w:szCs w:val="24"/>
-          <w:lang w:val="ru-RU" w:eastAsia="ru-RU"/>
-          <w14:ligatures w14:val="standardContextual"/>
-        </w:rPr>
+        <w:spacing w:line="276" w:lineRule="auto"/>
+        <w:ind w:left="283" w:firstLine="0"/>
       </w:pPr>
-      <w:hyperlink w:anchor="_Toc230109863" w:history="1">
-        <w:r>
-          <w:rPr>
-            <w:rStyle w:val="aff9"/>
-            <w:noProof/>
-          </w:rPr>
-          <w:t>Приложение Б. Основные классы проекта</w:t>
-        </w:r>
-        <w:r>
-          <w:rPr>
-            <w:noProof/>
-            <w:webHidden/>
-          </w:rPr>
-          <w:tab/>
-        </w:r>
-        <w:r>
-          <w:rPr>
-            <w:noProof/>
-            <w:webHidden/>
-          </w:rPr>
-          <w:fldChar w:fldCharType="begin"/>
-        </w:r>
-        <w:r>
-          <w:rPr>
-            <w:noProof/>
-            <w:webHidden/>
-          </w:rPr>
-          <w:instrText xml:space="preserve"> PAGEREF _Toc230109863 \h </w:instrText>
-        </w:r>
-        <w:r>
-          <w:rPr>
-            <w:noProof/>
-            <w:webHidden/>
-          </w:rPr>
-        </w:r>
-        <w:r>
-          <w:rPr>
-            <w:noProof/>
-            <w:webHidden/>
-          </w:rPr>
-          <w:fldChar w:fldCharType="separate"/>
-        </w:r>
-        <w:r>
-          <w:rPr>
-            <w:noProof/>
-            <w:webHidden/>
-          </w:rPr>
-          <w:t>25</w:t>
-        </w:r>
-        <w:r>
-          <w:rPr>
-            <w:noProof/>
-            <w:webHidden/>
-          </w:rPr>
-          <w:fldChar w:fldCharType="end"/>
-        </w:r>
-      </w:hyperlink>
+      <w:r>
+        <w:t>10.4 Контрольная проверка</w:t>
+      </w:r>
+      <w:r>
+        <w:tab/>
+        <w:t>24</w:t>
+      </w:r>
     </w:p>
     <w:p>
       <w:pPr>
-        <w:pStyle w:val="14"/>
         <w:tabs>
-          <w:tab w:val="right" w:leader="dot" w:pos="10195"/>
+          <w:tab w:val="right" w:leader="dot" w:pos="9638"/>
         </w:tabs>
-        <w:rPr>
-          <w:rFonts w:asciiTheme="minorHAnsi" w:eastAsiaTheme="minorEastAsia" w:hAnsiTheme="minorHAnsi"/>
-          <w:noProof/>
-          <w:color w:val="auto"/>
-          <w:kern w:val="2"/>
-          <w:szCs w:val="24"/>
-          <w:lang w:val="ru-RU" w:eastAsia="ru-RU"/>
-          <w14:ligatures w14:val="standardContextual"/>
-        </w:rPr>
+        <w:spacing w:line="276" w:lineRule="auto"/>
+        <w:ind w:firstLine="0"/>
       </w:pPr>
-      <w:hyperlink w:anchor="_Toc230109864" w:history="1">
-        <w:r>
-          <w:rPr>
-            <w:rStyle w:val="aff9"/>
-            <w:noProof/>
-          </w:rPr>
-          <w:t>Приложение В. Контрольные команды и сценарии</w:t>
-        </w:r>
-        <w:r>
-          <w:rPr>
-            <w:noProof/>
-            <w:webHidden/>
-          </w:rPr>
-          <w:tab/>
-        </w:r>
-        <w:r>
-          <w:rPr>
-            <w:noProof/>
-            <w:webHidden/>
-          </w:rPr>
-          <w:fldChar w:fldCharType="begin"/>
-        </w:r>
-        <w:r>
-          <w:rPr>
-            <w:noProof/>
-            <w:webHidden/>
-          </w:rPr>
-          <w:instrText xml:space="preserve"> PAGEREF _Toc230109864 \h </w:instrText>
-        </w:r>
-        <w:r>
-          <w:rPr>
-            <w:noProof/>
-            <w:webHidden/>
-          </w:rPr>
-        </w:r>
-        <w:r>
-          <w:rPr>
-            <w:noProof/>
-            <w:webHidden/>
-          </w:rPr>
-          <w:fldChar w:fldCharType="separate"/>
-        </w:r>
-        <w:r>
-          <w:rPr>
-            <w:noProof/>
-            <w:webHidden/>
-          </w:rPr>
-          <w:t>26</w:t>
-        </w:r>
-        <w:r>
-          <w:rPr>
-            <w:noProof/>
-            <w:webHidden/>
-          </w:rPr>
-          <w:fldChar w:fldCharType="end"/>
-        </w:r>
-      </w:hyperlink>
+      <w:r>
+        <w:t>Заключение</w:t>
+      </w:r>
+      <w:r>
+        <w:tab/>
+        <w:t>24</w:t>
+      </w:r>
     </w:p>
     <w:p>
       <w:pPr>
-        <w:pStyle w:val="14"/>
         <w:tabs>
-          <w:tab w:val="right" w:leader="dot" w:pos="10195"/>
+          <w:tab w:val="right" w:leader="dot" w:pos="9638"/>
         </w:tabs>
-        <w:rPr>
-          <w:rFonts w:asciiTheme="minorHAnsi" w:eastAsiaTheme="minorEastAsia" w:hAnsiTheme="minorHAnsi"/>
-          <w:noProof/>
-          <w:color w:val="auto"/>
-          <w:kern w:val="2"/>
-          <w:szCs w:val="24"/>
-          <w:lang w:val="ru-RU" w:eastAsia="ru-RU"/>
-          <w14:ligatures w14:val="standardContextual"/>
-        </w:rPr>
+        <w:spacing w:line="276" w:lineRule="auto"/>
+        <w:ind w:firstLine="0"/>
       </w:pPr>
-      <w:hyperlink w:anchor="_Toc230109865" w:history="1">
-        <w:r>
-          <w:rPr>
-            <w:rStyle w:val="aff9"/>
-            <w:noProof/>
-          </w:rPr>
-          <w:t>Приложение Г. Фрагменты логики</w:t>
-        </w:r>
-        <w:r>
-          <w:rPr>
-            <w:noProof/>
-            <w:webHidden/>
-          </w:rPr>
-          <w:tab/>
-        </w:r>
-        <w:r>
-          <w:rPr>
-            <w:noProof/>
-            <w:webHidden/>
-          </w:rPr>
-          <w:fldChar w:fldCharType="begin"/>
-        </w:r>
-        <w:r>
-          <w:rPr>
-            <w:noProof/>
-            <w:webHidden/>
-          </w:rPr>
-          <w:instrText xml:space="preserve"> PAGEREF _Toc230109865 \h </w:instrText>
-        </w:r>
-        <w:r>
-          <w:rPr>
-            <w:noProof/>
-            <w:webHidden/>
-          </w:rPr>
-        </w:r>
-        <w:r>
-          <w:rPr>
-            <w:noProof/>
-            <w:webHidden/>
-          </w:rPr>
-          <w:fldChar w:fldCharType="separate"/>
-        </w:r>
-        <w:r>
-          <w:rPr>
-            <w:noProof/>
-            <w:webHidden/>
-          </w:rPr>
-          <w:t>26</w:t>
-        </w:r>
-        <w:r>
-          <w:rPr>
-            <w:noProof/>
-            <w:webHidden/>
-          </w:rPr>
-          <w:fldChar w:fldCharType="end"/>
-        </w:r>
-      </w:hyperlink>
+      <w:r>
+        <w:t>Перечень информационных источников</w:t>
+      </w:r>
+      <w:r>
+        <w:tab/>
+        <w:t>25</w:t>
+      </w:r>
     </w:p>
     <w:p>
       <w:pPr>
+        <w:tabs>
+          <w:tab w:val="right" w:leader="dot" w:pos="9638"/>
+        </w:tabs>
+        <w:spacing w:line="276" w:lineRule="auto"/>
         <w:ind w:firstLine="0"/>
       </w:pPr>
       <w:r>
-        <w:fldChar w:fldCharType="end"/>
+        <w:t>Приложение А. Схема базы данных</w:t>
+      </w:r>
+      <w:r>
+        <w:tab/>
+        <w:t>26</w:t>
+      </w:r>
+    </w:p>
+    <w:p>
+      <w:pPr>
+        <w:tabs>
+          <w:tab w:val="right" w:leader="dot" w:pos="9638"/>
+        </w:tabs>
+        <w:spacing w:line="276" w:lineRule="auto"/>
+        <w:ind w:firstLine="0"/>
+      </w:pPr>
+      <w:r>
+        <w:t>Приложение Б. Основные классы проекта</w:t>
+      </w:r>
+      <w:r>
+        <w:tab/>
+        <w:t>27</w:t>
+      </w:r>
+    </w:p>
+    <w:p>
+      <w:pPr>
+        <w:tabs>
+          <w:tab w:val="right" w:leader="dot" w:pos="9638"/>
+        </w:tabs>
+        <w:spacing w:line="276" w:lineRule="auto"/>
+        <w:ind w:firstLine="0"/>
+      </w:pPr>
+      <w:r>
+        <w:t>Приложение В. Контрольные команды и сценарии</w:t>
+      </w:r>
+      <w:r>
+        <w:tab/>
+        <w:t>28</w:t>
+      </w:r>
+    </w:p>
+    <w:p>
+      <w:pPr>
+        <w:tabs>
+          <w:tab w:val="right" w:leader="dot" w:pos="9638"/>
+        </w:tabs>
+        <w:spacing w:line="276" w:lineRule="auto"/>
+        <w:ind w:firstLine="0"/>
+      </w:pPr>
+      <w:r>
+        <w:t>Приложение Г. Фрагменты логики</w:t>
+      </w:r>
+      <w:r>
+        <w:tab/>
+        <w:t>28</w:t>
       </w:r>
     </w:p>
     <w:p>
@@ -4041,6 +1181,7 @@
         <w:spacing w:before="200" w:after="120"/>
       </w:pPr>
       <w:bookmarkStart w:id="1" w:name="_Toc230109817"/>
+      <w:bookmarkStart w:id="2" w:name="_Toc231326552"/>
       <w:r>
         <w:rPr>
           <w:rFonts w:ascii="Arial" w:eastAsia="Arial" w:hAnsi="Arial"/>
@@ -4049,6 +1190,7 @@
         <w:t>Индивидуальное задание на практику</w:t>
       </w:r>
       <w:bookmarkEnd w:id="1"/>
+      <w:bookmarkEnd w:id="2"/>
     </w:p>
     <w:p>
       <w:r>
@@ -4082,7 +1224,6 @@
             </w:pPr>
             <w:r>
               <w:rPr>
-                <w:b/>
                 <w:sz w:val="20"/>
               </w:rPr>
               <w:t>Задача</w:t>
@@ -4100,7 +1241,6 @@
             </w:pPr>
             <w:r>
               <w:rPr>
-                <w:b/>
                 <w:sz w:val="20"/>
               </w:rPr>
               <w:t>Содержание работы</w:t>
@@ -4118,7 +1258,6 @@
             </w:pPr>
             <w:r>
               <w:rPr>
-                <w:b/>
                 <w:sz w:val="20"/>
               </w:rPr>
               <w:t>Результат</w:t>
@@ -4586,14 +1725,16 @@
         <w:pStyle w:val="1"/>
         <w:spacing w:before="200" w:after="120"/>
       </w:pPr>
-      <w:bookmarkStart w:id="2" w:name="_Toc230109818"/>
+      <w:bookmarkStart w:id="3" w:name="_Toc230109818"/>
+      <w:bookmarkStart w:id="4" w:name="_Toc231326553"/>
       <w:r>
         <w:rPr>
           <w:rFonts w:ascii="Arial" w:eastAsia="Arial" w:hAnsi="Arial"/>
         </w:rPr>
         <w:t>Введение</w:t>
       </w:r>
-      <w:bookmarkEnd w:id="2"/>
+      <w:bookmarkEnd w:id="3"/>
+      <w:bookmarkEnd w:id="4"/>
     </w:p>
     <w:p>
       <w:r>
@@ -4629,28 +1770,32 @@
         <w:pStyle w:val="1"/>
         <w:spacing w:before="200" w:after="120"/>
       </w:pPr>
-      <w:bookmarkStart w:id="3" w:name="_Toc230109819"/>
+      <w:bookmarkStart w:id="5" w:name="_Toc230109819"/>
+      <w:bookmarkStart w:id="6" w:name="_Toc231326554"/>
       <w:r>
         <w:rPr>
           <w:rFonts w:ascii="Arial" w:eastAsia="Arial" w:hAnsi="Arial"/>
         </w:rPr>
         <w:t>1 Анализ предметной области и требований</w:t>
       </w:r>
-      <w:bookmarkEnd w:id="3"/>
+      <w:bookmarkEnd w:id="5"/>
+      <w:bookmarkEnd w:id="6"/>
     </w:p>
     <w:p>
       <w:pPr>
         <w:pStyle w:val="21"/>
         <w:spacing w:before="120" w:after="120"/>
       </w:pPr>
-      <w:bookmarkStart w:id="4" w:name="_Toc230109820"/>
+      <w:bookmarkStart w:id="7" w:name="_Toc230109820"/>
+      <w:bookmarkStart w:id="8" w:name="_Toc231326555"/>
       <w:r>
         <w:rPr>
           <w:rFonts w:ascii="Arial" w:eastAsia="Arial" w:hAnsi="Arial"/>
         </w:rPr>
         <w:t>1.1 Назначение приложения</w:t>
       </w:r>
-      <w:bookmarkEnd w:id="4"/>
+      <w:bookmarkEnd w:id="7"/>
+      <w:bookmarkEnd w:id="8"/>
     </w:p>
     <w:p>
       <w:r>
@@ -4676,14 +1821,16 @@
         <w:pStyle w:val="21"/>
         <w:spacing w:before="120" w:after="120"/>
       </w:pPr>
-      <w:bookmarkStart w:id="5" w:name="_Toc230109821"/>
+      <w:bookmarkStart w:id="9" w:name="_Toc230109821"/>
+      <w:bookmarkStart w:id="10" w:name="_Toc231326556"/>
       <w:r>
         <w:rPr>
           <w:rFonts w:ascii="Arial" w:eastAsia="Arial" w:hAnsi="Arial"/>
         </w:rPr>
         <w:t>1.2 Функциональные требования</w:t>
       </w:r>
-      <w:bookmarkEnd w:id="5"/>
+      <w:bookmarkEnd w:id="9"/>
+      <w:bookmarkEnd w:id="10"/>
     </w:p>
     <w:tbl>
       <w:tblPr>
@@ -4712,7 +1859,6 @@
             </w:pPr>
             <w:r>
               <w:rPr>
-                <w:b/>
                 <w:sz w:val="20"/>
               </w:rPr>
               <w:t>Группа требований</w:t>
@@ -4730,7 +1876,6 @@
             </w:pPr>
             <w:r>
               <w:rPr>
-                <w:b/>
                 <w:sz w:val="20"/>
               </w:rPr>
               <w:t>Описание</w:t>
@@ -4748,7 +1893,6 @@
             </w:pPr>
             <w:r>
               <w:rPr>
-                <w:b/>
                 <w:sz w:val="20"/>
               </w:rPr>
               <w:t>Реализация в проекте</w:t>
@@ -5278,14 +2422,16 @@
         <w:pStyle w:val="21"/>
         <w:spacing w:before="120" w:after="120"/>
       </w:pPr>
-      <w:bookmarkStart w:id="6" w:name="_Toc230109822"/>
+      <w:bookmarkStart w:id="11" w:name="_Toc230109822"/>
+      <w:bookmarkStart w:id="12" w:name="_Toc231326557"/>
       <w:r>
         <w:rPr>
           <w:rFonts w:ascii="Arial" w:eastAsia="Arial" w:hAnsi="Arial"/>
         </w:rPr>
         <w:t>1.3 Нефункциональные требования</w:t>
       </w:r>
-      <w:bookmarkEnd w:id="6"/>
+      <w:bookmarkEnd w:id="11"/>
+      <w:bookmarkEnd w:id="12"/>
     </w:p>
     <w:p>
       <w:pPr>
@@ -5345,28 +2491,32 @@
         <w:pStyle w:val="1"/>
         <w:spacing w:before="200" w:after="120"/>
       </w:pPr>
-      <w:bookmarkStart w:id="7" w:name="_Toc230109823"/>
+      <w:bookmarkStart w:id="13" w:name="_Toc230109823"/>
+      <w:bookmarkStart w:id="14" w:name="_Toc231326558"/>
       <w:r>
         <w:rPr>
           <w:rFonts w:ascii="Arial" w:eastAsia="Arial" w:hAnsi="Arial"/>
         </w:rPr>
         <w:t>2 Проектирование архитектуры</w:t>
       </w:r>
-      <w:bookmarkEnd w:id="7"/>
+      <w:bookmarkEnd w:id="13"/>
+      <w:bookmarkEnd w:id="14"/>
     </w:p>
     <w:p>
       <w:pPr>
         <w:pStyle w:val="21"/>
         <w:spacing w:before="120" w:after="120"/>
       </w:pPr>
-      <w:bookmarkStart w:id="8" w:name="_Toc230109824"/>
+      <w:bookmarkStart w:id="15" w:name="_Toc230109824"/>
+      <w:bookmarkStart w:id="16" w:name="_Toc231326559"/>
       <w:r>
         <w:rPr>
           <w:rFonts w:ascii="Arial" w:eastAsia="Arial" w:hAnsi="Arial"/>
         </w:rPr>
         <w:t>2.1 Выбранный технологический стек</w:t>
       </w:r>
-      <w:bookmarkEnd w:id="8"/>
+      <w:bookmarkEnd w:id="15"/>
+      <w:bookmarkEnd w:id="16"/>
     </w:p>
     <w:tbl>
       <w:tblPr>
@@ -5395,7 +2545,6 @@
             </w:pPr>
             <w:r>
               <w:rPr>
-                <w:b/>
                 <w:sz w:val="20"/>
               </w:rPr>
               <w:t>Компонент</w:t>
@@ -5413,7 +2562,6 @@
             </w:pPr>
             <w:r>
               <w:rPr>
-                <w:b/>
                 <w:sz w:val="20"/>
               </w:rPr>
               <w:t>Технология</w:t>
@@ -5431,7 +2579,6 @@
             </w:pPr>
             <w:r>
               <w:rPr>
-                <w:b/>
                 <w:sz w:val="20"/>
               </w:rPr>
               <w:t>Причина выбора</w:t>
@@ -5910,14 +3057,16 @@
         <w:pStyle w:val="21"/>
         <w:spacing w:before="120" w:after="120"/>
       </w:pPr>
-      <w:bookmarkStart w:id="9" w:name="_Toc230109825"/>
+      <w:bookmarkStart w:id="17" w:name="_Toc230109825"/>
+      <w:bookmarkStart w:id="18" w:name="_Toc231326560"/>
       <w:r>
         <w:rPr>
           <w:rFonts w:ascii="Arial" w:eastAsia="Arial" w:hAnsi="Arial"/>
         </w:rPr>
         <w:t>2.2 Общая архитектура приложения</w:t>
       </w:r>
-      <w:bookmarkEnd w:id="9"/>
+      <w:bookmarkEnd w:id="17"/>
+      <w:bookmarkEnd w:id="18"/>
     </w:p>
     <w:p>
       <w:r>
@@ -6033,14 +3182,16 @@
         <w:pStyle w:val="21"/>
         <w:spacing w:before="120" w:after="120"/>
       </w:pPr>
-      <w:bookmarkStart w:id="10" w:name="_Toc230109826"/>
+      <w:bookmarkStart w:id="19" w:name="_Toc230109826"/>
+      <w:bookmarkStart w:id="20" w:name="_Toc231326561"/>
       <w:r>
         <w:rPr>
           <w:rFonts w:ascii="Arial" w:eastAsia="Arial" w:hAnsi="Arial"/>
         </w:rPr>
         <w:t>2.3 Навигация и состояние</w:t>
       </w:r>
-      <w:bookmarkEnd w:id="10"/>
+      <w:bookmarkEnd w:id="19"/>
+      <w:bookmarkEnd w:id="20"/>
     </w:p>
     <w:p>
       <w:r>
@@ -6062,28 +3213,32 @@
         <w:pStyle w:val="1"/>
         <w:spacing w:before="200" w:after="120"/>
       </w:pPr>
-      <w:bookmarkStart w:id="11" w:name="_Toc230109827"/>
+      <w:bookmarkStart w:id="21" w:name="_Toc230109827"/>
+      <w:bookmarkStart w:id="22" w:name="_Toc231326562"/>
       <w:r>
         <w:rPr>
           <w:rFonts w:ascii="Arial" w:eastAsia="Arial" w:hAnsi="Arial"/>
         </w:rPr>
         <w:t>3 Реализация локального хранения</w:t>
       </w:r>
-      <w:bookmarkEnd w:id="11"/>
+      <w:bookmarkEnd w:id="21"/>
+      <w:bookmarkEnd w:id="22"/>
     </w:p>
     <w:p>
       <w:pPr>
         <w:pStyle w:val="21"/>
         <w:spacing w:before="120" w:after="120"/>
       </w:pPr>
-      <w:bookmarkStart w:id="12" w:name="_Toc230109828"/>
+      <w:bookmarkStart w:id="23" w:name="_Toc230109828"/>
+      <w:bookmarkStart w:id="24" w:name="_Toc231326563"/>
       <w:r>
         <w:rPr>
           <w:rFonts w:ascii="Arial" w:eastAsia="Arial" w:hAnsi="Arial"/>
         </w:rPr>
         <w:t>3.1 Назначение базы данных</w:t>
       </w:r>
-      <w:bookmarkEnd w:id="12"/>
+      <w:bookmarkEnd w:id="23"/>
+      <w:bookmarkEnd w:id="24"/>
     </w:p>
     <w:p>
       <w:r>
@@ -6128,7 +3283,6 @@
             </w:pPr>
             <w:r>
               <w:rPr>
-                <w:b/>
                 <w:sz w:val="20"/>
               </w:rPr>
               <w:t>Таблица</w:t>
@@ -6146,7 +3300,6 @@
             </w:pPr>
             <w:r>
               <w:rPr>
-                <w:b/>
                 <w:sz w:val="20"/>
               </w:rPr>
               <w:t>Назначение</w:t>
@@ -6164,7 +3317,6 @@
             </w:pPr>
             <w:r>
               <w:rPr>
-                <w:b/>
                 <w:sz w:val="20"/>
               </w:rPr>
               <w:t>Ключевые поля</w:t>
@@ -6403,14 +3555,16 @@
         <w:pStyle w:val="21"/>
         <w:spacing w:before="120" w:after="120"/>
       </w:pPr>
-      <w:bookmarkStart w:id="13" w:name="_Toc230109829"/>
+      <w:bookmarkStart w:id="25" w:name="_Toc230109829"/>
+      <w:bookmarkStart w:id="26" w:name="_Toc231326564"/>
       <w:r>
         <w:rPr>
           <w:rFonts w:ascii="Arial" w:eastAsia="Arial" w:hAnsi="Arial"/>
         </w:rPr>
         <w:t>3.2 Связи таблиц</w:t>
       </w:r>
-      <w:bookmarkEnd w:id="13"/>
+      <w:bookmarkEnd w:id="25"/>
+      <w:bookmarkEnd w:id="26"/>
     </w:p>
     <w:p>
       <w:pPr>
@@ -6485,14 +3639,16 @@
         <w:pStyle w:val="21"/>
         <w:spacing w:before="120" w:after="120"/>
       </w:pPr>
-      <w:bookmarkStart w:id="14" w:name="_Toc230109830"/>
+      <w:bookmarkStart w:id="27" w:name="_Toc230109830"/>
+      <w:bookmarkStart w:id="28" w:name="_Toc231326565"/>
       <w:r>
         <w:rPr>
           <w:rFonts w:ascii="Arial" w:eastAsia="Arial" w:hAnsi="Arial"/>
         </w:rPr>
         <w:t>3.3 Статусы, оценки и сессии чтения</w:t>
       </w:r>
-      <w:bookmarkEnd w:id="14"/>
+      <w:bookmarkEnd w:id="27"/>
+      <w:bookmarkEnd w:id="28"/>
     </w:p>
     <w:tbl>
       <w:tblPr>
@@ -6521,7 +3677,6 @@
             </w:pPr>
             <w:r>
               <w:rPr>
-                <w:b/>
                 <w:sz w:val="20"/>
               </w:rPr>
               <w:t>Статус</w:t>
@@ -6539,7 +3694,6 @@
             </w:pPr>
             <w:r>
               <w:rPr>
-                <w:b/>
                 <w:sz w:val="20"/>
               </w:rPr>
               <w:t>Русское название</w:t>
@@ -6557,7 +3711,6 @@
             </w:pPr>
             <w:r>
               <w:rPr>
-                <w:b/>
                 <w:sz w:val="20"/>
               </w:rPr>
               <w:t>Использование</w:t>
@@ -6868,14 +4021,16 @@
         <w:pStyle w:val="21"/>
         <w:spacing w:before="120" w:after="120"/>
       </w:pPr>
-      <w:bookmarkStart w:id="15" w:name="_Toc230109831"/>
+      <w:bookmarkStart w:id="29" w:name="_Toc230109831"/>
+      <w:bookmarkStart w:id="30" w:name="_Toc231326566"/>
       <w:r>
         <w:rPr>
           <w:rFonts w:ascii="Arial" w:eastAsia="Arial" w:hAnsi="Arial"/>
         </w:rPr>
         <w:t>3.4 Безопасность локальной авторизации</w:t>
       </w:r>
-      <w:bookmarkEnd w:id="15"/>
+      <w:bookmarkEnd w:id="29"/>
+      <w:bookmarkEnd w:id="30"/>
     </w:p>
     <w:p>
       <w:r>
@@ -6897,28 +4052,32 @@
         <w:pStyle w:val="1"/>
         <w:spacing w:before="200" w:after="120"/>
       </w:pPr>
-      <w:bookmarkStart w:id="16" w:name="_Toc230109832"/>
+      <w:bookmarkStart w:id="31" w:name="_Toc230109832"/>
+      <w:bookmarkStart w:id="32" w:name="_Toc231326567"/>
       <w:r>
         <w:rPr>
           <w:rFonts w:ascii="Arial" w:eastAsia="Arial" w:hAnsi="Arial"/>
         </w:rPr>
         <w:t>4 Интеграции с книжными источниками</w:t>
       </w:r>
-      <w:bookmarkEnd w:id="16"/>
+      <w:bookmarkEnd w:id="31"/>
+      <w:bookmarkEnd w:id="32"/>
     </w:p>
     <w:p>
       <w:pPr>
         <w:pStyle w:val="21"/>
         <w:spacing w:before="120" w:after="120"/>
       </w:pPr>
-      <w:bookmarkStart w:id="17" w:name="_Toc230109833"/>
+      <w:bookmarkStart w:id="33" w:name="_Toc230109833"/>
+      <w:bookmarkStart w:id="34" w:name="_Toc231326568"/>
       <w:r>
         <w:rPr>
           <w:rFonts w:ascii="Arial" w:eastAsia="Arial" w:hAnsi="Arial"/>
         </w:rPr>
         <w:t>4.1 Список источников</w:t>
       </w:r>
-      <w:bookmarkEnd w:id="17"/>
+      <w:bookmarkEnd w:id="33"/>
+      <w:bookmarkEnd w:id="34"/>
     </w:p>
     <w:tbl>
       <w:tblPr>
@@ -6947,7 +4106,6 @@
             </w:pPr>
             <w:r>
               <w:rPr>
-                <w:b/>
                 <w:sz w:val="20"/>
               </w:rPr>
               <w:t>Источник</w:t>
@@ -6965,7 +4123,6 @@
             </w:pPr>
             <w:r>
               <w:rPr>
-                <w:b/>
                 <w:sz w:val="20"/>
               </w:rPr>
               <w:t>Адрес</w:t>
@@ -6983,7 +4140,6 @@
             </w:pPr>
             <w:r>
               <w:rPr>
-                <w:b/>
                 <w:sz w:val="20"/>
               </w:rPr>
               <w:t>Назначение в приложении</w:t>
@@ -7294,14 +4450,16 @@
         <w:pStyle w:val="21"/>
         <w:spacing w:before="120" w:after="120"/>
       </w:pPr>
-      <w:bookmarkStart w:id="18" w:name="_Toc230109834"/>
+      <w:bookmarkStart w:id="35" w:name="_Toc230109834"/>
+      <w:bookmarkStart w:id="36" w:name="_Toc231326569"/>
       <w:r>
         <w:rPr>
           <w:rFonts w:ascii="Arial" w:eastAsia="Arial" w:hAnsi="Arial"/>
         </w:rPr>
         <w:t>4.2 Нормализация данных книг</w:t>
       </w:r>
-      <w:bookmarkEnd w:id="18"/>
+      <w:bookmarkEnd w:id="35"/>
+      <w:bookmarkEnd w:id="36"/>
     </w:p>
     <w:p>
       <w:r>
@@ -7376,7 +4534,8 @@
         <w:pStyle w:val="21"/>
         <w:spacing w:before="120" w:after="120"/>
       </w:pPr>
-      <w:bookmarkStart w:id="19" w:name="_Toc230109835"/>
+      <w:bookmarkStart w:id="37" w:name="_Toc230109835"/>
+      <w:bookmarkStart w:id="38" w:name="_Toc231326570"/>
       <w:r>
         <w:rPr>
           <w:rFonts w:ascii="Arial" w:eastAsia="Arial" w:hAnsi="Arial"/>
@@ -7384,7 +4543,8 @@
         <w:lastRenderedPageBreak/>
         <w:t>4.3 Обложки и ссылки на чтение</w:t>
       </w:r>
-      <w:bookmarkEnd w:id="19"/>
+      <w:bookmarkEnd w:id="37"/>
+      <w:bookmarkEnd w:id="38"/>
     </w:p>
     <w:p>
       <w:r>
@@ -7406,14 +4566,16 @@
         <w:pStyle w:val="21"/>
         <w:spacing w:before="120" w:after="120"/>
       </w:pPr>
-      <w:bookmarkStart w:id="20" w:name="_Toc230109836"/>
+      <w:bookmarkStart w:id="39" w:name="_Toc230109836"/>
+      <w:bookmarkStart w:id="40" w:name="_Toc231326571"/>
       <w:r>
         <w:rPr>
           <w:rFonts w:ascii="Arial" w:eastAsia="Arial" w:hAnsi="Arial"/>
         </w:rPr>
         <w:t>4.4 Резервный каталог</w:t>
       </w:r>
-      <w:bookmarkEnd w:id="20"/>
+      <w:bookmarkEnd w:id="39"/>
+      <w:bookmarkEnd w:id="40"/>
     </w:p>
     <w:p>
       <w:r>
@@ -7435,28 +4597,32 @@
         <w:pStyle w:val="1"/>
         <w:spacing w:before="200" w:after="120"/>
       </w:pPr>
-      <w:bookmarkStart w:id="21" w:name="_Toc230109837"/>
+      <w:bookmarkStart w:id="41" w:name="_Toc230109837"/>
+      <w:bookmarkStart w:id="42" w:name="_Toc231326572"/>
       <w:r>
         <w:rPr>
           <w:rFonts w:ascii="Arial" w:eastAsia="Arial" w:hAnsi="Arial"/>
         </w:rPr>
         <w:t>5 Пользовательский интерфейс</w:t>
       </w:r>
-      <w:bookmarkEnd w:id="21"/>
+      <w:bookmarkEnd w:id="41"/>
+      <w:bookmarkEnd w:id="42"/>
     </w:p>
     <w:p>
       <w:pPr>
         <w:pStyle w:val="21"/>
         <w:spacing w:before="120" w:after="120"/>
       </w:pPr>
-      <w:bookmarkStart w:id="22" w:name="_Toc230109838"/>
+      <w:bookmarkStart w:id="43" w:name="_Toc230109838"/>
+      <w:bookmarkStart w:id="44" w:name="_Toc231326573"/>
       <w:r>
         <w:rPr>
           <w:rFonts w:ascii="Arial" w:eastAsia="Arial" w:hAnsi="Arial"/>
         </w:rPr>
         <w:t>5.1 Экран авторизации</w:t>
       </w:r>
-      <w:bookmarkEnd w:id="22"/>
+      <w:bookmarkEnd w:id="43"/>
+      <w:bookmarkEnd w:id="44"/>
     </w:p>
     <w:p>
       <w:r>
@@ -7473,7 +4639,8 @@
         <w:pStyle w:val="21"/>
         <w:spacing w:before="120" w:after="120"/>
       </w:pPr>
-      <w:bookmarkStart w:id="23" w:name="_Toc230109839"/>
+      <w:bookmarkStart w:id="45" w:name="_Toc230109839"/>
+      <w:bookmarkStart w:id="46" w:name="_Toc231326574"/>
       <w:r>
         <w:rPr>
           <w:rFonts w:ascii="Arial" w:eastAsia="Arial" w:hAnsi="Arial"/>
@@ -7481,7 +4648,8 @@
         <w:lastRenderedPageBreak/>
         <w:t>5.2 Поиск книг</w:t>
       </w:r>
-      <w:bookmarkEnd w:id="23"/>
+      <w:bookmarkEnd w:id="45"/>
+      <w:bookmarkEnd w:id="46"/>
     </w:p>
     <w:p>
       <w:r>
@@ -7503,14 +4671,16 @@
         <w:pStyle w:val="21"/>
         <w:spacing w:before="120" w:after="120"/>
       </w:pPr>
-      <w:bookmarkStart w:id="24" w:name="_Toc230109840"/>
+      <w:bookmarkStart w:id="47" w:name="_Toc230109840"/>
+      <w:bookmarkStart w:id="48" w:name="_Toc231326575"/>
       <w:r>
         <w:rPr>
           <w:rFonts w:ascii="Arial" w:eastAsia="Arial" w:hAnsi="Arial"/>
         </w:rPr>
         <w:t>5.3 Личная библиотека</w:t>
       </w:r>
-      <w:bookmarkEnd w:id="24"/>
+      <w:bookmarkEnd w:id="47"/>
+      <w:bookmarkEnd w:id="48"/>
     </w:p>
     <w:p>
       <w:r>
@@ -7532,14 +4702,16 @@
         <w:pStyle w:val="21"/>
         <w:spacing w:before="120" w:after="120"/>
       </w:pPr>
-      <w:bookmarkStart w:id="25" w:name="_Toc230109841"/>
+      <w:bookmarkStart w:id="49" w:name="_Toc230109841"/>
+      <w:bookmarkStart w:id="50" w:name="_Toc231326576"/>
       <w:r>
         <w:rPr>
           <w:rFonts w:ascii="Arial" w:eastAsia="Arial" w:hAnsi="Arial"/>
         </w:rPr>
         <w:t>5.4 Детальный экран книги</w:t>
       </w:r>
-      <w:bookmarkEnd w:id="25"/>
+      <w:bookmarkEnd w:id="49"/>
+      <w:bookmarkEnd w:id="50"/>
     </w:p>
     <w:p>
       <w:r>
@@ -7561,7 +4733,8 @@
         <w:pStyle w:val="21"/>
         <w:spacing w:before="120" w:after="120"/>
       </w:pPr>
-      <w:bookmarkStart w:id="26" w:name="_Toc230109842"/>
+      <w:bookmarkStart w:id="51" w:name="_Toc230109842"/>
+      <w:bookmarkStart w:id="52" w:name="_Toc231326577"/>
       <w:r>
         <w:rPr>
           <w:rFonts w:ascii="Arial" w:eastAsia="Arial" w:hAnsi="Arial"/>
@@ -7569,7 +4742,8 @@
         <w:lastRenderedPageBreak/>
         <w:t>5.5 Встроенное чтение</w:t>
       </w:r>
-      <w:bookmarkEnd w:id="26"/>
+      <w:bookmarkEnd w:id="51"/>
+      <w:bookmarkEnd w:id="52"/>
     </w:p>
     <w:p>
       <w:r>
@@ -7591,14 +4765,16 @@
         <w:pStyle w:val="21"/>
         <w:spacing w:before="120" w:after="120"/>
       </w:pPr>
-      <w:bookmarkStart w:id="27" w:name="_Toc230109843"/>
+      <w:bookmarkStart w:id="53" w:name="_Toc230109843"/>
+      <w:bookmarkStart w:id="54" w:name="_Toc231326578"/>
       <w:r>
         <w:rPr>
           <w:rFonts w:ascii="Arial" w:eastAsia="Arial" w:hAnsi="Arial"/>
         </w:rPr>
         <w:t>5.6 Статистика</w:t>
       </w:r>
-      <w:bookmarkEnd w:id="27"/>
+      <w:bookmarkEnd w:id="53"/>
+      <w:bookmarkEnd w:id="54"/>
     </w:p>
     <w:p>
       <w:r>
@@ -7620,32 +4796,39 @@
         <w:pStyle w:val="1"/>
         <w:spacing w:before="200" w:after="120"/>
       </w:pPr>
-      <w:bookmarkStart w:id="28" w:name="_Toc230109844"/>
+      <w:bookmarkStart w:id="55" w:name="_Toc230109844"/>
+      <w:bookmarkStart w:id="56" w:name="_Toc231326579"/>
       <w:r>
         <w:rPr>
           <w:rFonts w:ascii="Arial" w:eastAsia="Arial" w:hAnsi="Arial"/>
         </w:rPr>
         <w:t>6 Рекомендательная система</w:t>
       </w:r>
-      <w:bookmarkEnd w:id="28"/>
+      <w:bookmarkEnd w:id="55"/>
+      <w:bookmarkEnd w:id="56"/>
     </w:p>
     <w:p>
       <w:pPr>
         <w:pStyle w:val="21"/>
         <w:spacing w:before="120" w:after="120"/>
       </w:pPr>
-      <w:bookmarkStart w:id="29" w:name="_Toc230109845"/>
+      <w:bookmarkStart w:id="57" w:name="_Toc230109845"/>
+      <w:bookmarkStart w:id="58" w:name="_Toc231326580"/>
       <w:r>
         <w:rPr>
           <w:rFonts w:ascii="Arial" w:eastAsia="Arial" w:hAnsi="Arial"/>
         </w:rPr>
         <w:t>6.1 Принцип работы</w:t>
       </w:r>
-      <w:bookmarkEnd w:id="29"/>
+      <w:bookmarkEnd w:id="57"/>
+      <w:bookmarkEnd w:id="58"/>
     </w:p>
     <w:p>
-      <w:r>
-        <w:t>Рекомендательная система построена на частоте жанров прочитанных книг. Это простой и объяснимый подход, подходящий для учебного проекта. Он не требует машинного обучения, серверной части или большого массива пользовательских данных.</w:t>
+      <w:pPr>
+        <w:jc w:val="both"/>
+      </w:pPr>
+      <w:r>
+        <w:t>Рекомендательная система построена на частоте жанров прочитанных книг. Это простой и объяснимый подход, подходящий для учебного проекта. Он не требует машинного обучения, backend-части или большого массива пользовательских данных.</w:t>
       </w:r>
     </w:p>
     <w:p>
@@ -7728,14 +4911,16 @@
         <w:pStyle w:val="21"/>
         <w:spacing w:before="120" w:after="120"/>
       </w:pPr>
-      <w:bookmarkStart w:id="30" w:name="_Toc230109846"/>
+      <w:bookmarkStart w:id="59" w:name="_Toc230109846"/>
+      <w:bookmarkStart w:id="60" w:name="_Toc231326581"/>
       <w:r>
         <w:rPr>
           <w:rFonts w:ascii="Arial" w:eastAsia="Arial" w:hAnsi="Arial"/>
         </w:rPr>
         <w:t>6.2 Разделение статистики и рекомендаций</w:t>
       </w:r>
-      <w:bookmarkEnd w:id="30"/>
+      <w:bookmarkEnd w:id="59"/>
+      <w:bookmarkEnd w:id="60"/>
     </w:p>
     <w:p>
       <w:r>
@@ -7757,14 +4942,16 @@
         <w:pStyle w:val="21"/>
         <w:spacing w:before="120" w:after="120"/>
       </w:pPr>
-      <w:bookmarkStart w:id="31" w:name="_Toc230109847"/>
+      <w:bookmarkStart w:id="61" w:name="_Toc230109847"/>
+      <w:bookmarkStart w:id="62" w:name="_Toc231326582"/>
       <w:r>
         <w:rPr>
           <w:rFonts w:ascii="Arial" w:eastAsia="Arial" w:hAnsi="Arial"/>
         </w:rPr>
         <w:t>6.3 Ограничения подхода</w:t>
       </w:r>
-      <w:bookmarkEnd w:id="31"/>
+      <w:bookmarkEnd w:id="61"/>
+      <w:bookmarkEnd w:id="62"/>
     </w:p>
     <w:p>
       <w:r>
@@ -7786,28 +4973,32 @@
         <w:pStyle w:val="1"/>
         <w:spacing w:before="200" w:after="120"/>
       </w:pPr>
-      <w:bookmarkStart w:id="32" w:name="_Toc230109848"/>
+      <w:bookmarkStart w:id="63" w:name="_Toc230109848"/>
+      <w:bookmarkStart w:id="64" w:name="_Toc231326583"/>
       <w:r>
         <w:rPr>
           <w:rFonts w:ascii="Arial" w:eastAsia="Arial" w:hAnsi="Arial"/>
         </w:rPr>
         <w:t>7 Тестирование и контроль качества</w:t>
       </w:r>
-      <w:bookmarkEnd w:id="32"/>
+      <w:bookmarkEnd w:id="63"/>
+      <w:bookmarkEnd w:id="64"/>
     </w:p>
     <w:p>
       <w:pPr>
         <w:pStyle w:val="21"/>
         <w:spacing w:before="120" w:after="120"/>
       </w:pPr>
-      <w:bookmarkStart w:id="33" w:name="_Toc230109849"/>
+      <w:bookmarkStart w:id="65" w:name="_Toc230109849"/>
+      <w:bookmarkStart w:id="66" w:name="_Toc231326584"/>
       <w:r>
         <w:rPr>
           <w:rFonts w:ascii="Arial" w:eastAsia="Arial" w:hAnsi="Arial"/>
         </w:rPr>
         <w:t>7.1 Unit-тесты</w:t>
       </w:r>
-      <w:bookmarkEnd w:id="33"/>
+      <w:bookmarkEnd w:id="65"/>
+      <w:bookmarkEnd w:id="66"/>
     </w:p>
     <w:tbl>
       <w:tblPr>
@@ -7835,7 +5026,6 @@
             </w:pPr>
             <w:r>
               <w:rPr>
-                <w:b/>
                 <w:sz w:val="20"/>
               </w:rPr>
               <w:t>Тестовый класс</w:t>
@@ -7853,7 +5043,6 @@
             </w:pPr>
             <w:r>
               <w:rPr>
-                <w:b/>
                 <w:sz w:val="20"/>
               </w:rPr>
               <w:t>Что проверяет</w:t>
@@ -8196,14 +5385,16 @@
         <w:pStyle w:val="21"/>
         <w:spacing w:before="120" w:after="120"/>
       </w:pPr>
-      <w:bookmarkStart w:id="34" w:name="_Toc230109850"/>
+      <w:bookmarkStart w:id="67" w:name="_Toc230109850"/>
+      <w:bookmarkStart w:id="68" w:name="_Toc231326585"/>
       <w:r>
         <w:rPr>
           <w:rFonts w:ascii="Arial" w:eastAsia="Arial" w:hAnsi="Arial"/>
         </w:rPr>
         <w:t>7.2 Сценарии ручной проверки</w:t>
       </w:r>
-      <w:bookmarkEnd w:id="34"/>
+      <w:bookmarkEnd w:id="67"/>
+      <w:bookmarkEnd w:id="68"/>
     </w:p>
     <w:tbl>
       <w:tblPr>
@@ -8232,7 +5423,6 @@
             </w:pPr>
             <w:r>
               <w:rPr>
-                <w:b/>
                 <w:sz w:val="20"/>
               </w:rPr>
               <w:t>Сценарий</w:t>
@@ -8250,7 +5440,6 @@
             </w:pPr>
             <w:r>
               <w:rPr>
-                <w:b/>
                 <w:sz w:val="20"/>
               </w:rPr>
               <w:t>Действия</w:t>
@@ -8268,7 +5457,6 @@
             </w:pPr>
             <w:r>
               <w:rPr>
-                <w:b/>
                 <w:sz w:val="20"/>
               </w:rPr>
               <w:t>Ожидаемый результат</w:t>
@@ -8681,14 +5869,16 @@
         <w:pStyle w:val="21"/>
         <w:spacing w:before="120" w:after="120"/>
       </w:pPr>
-      <w:bookmarkStart w:id="35" w:name="_Toc230109851"/>
+      <w:bookmarkStart w:id="69" w:name="_Toc230109851"/>
+      <w:bookmarkStart w:id="70" w:name="_Toc231326586"/>
       <w:r>
         <w:rPr>
           <w:rFonts w:ascii="Arial" w:eastAsia="Arial" w:hAnsi="Arial"/>
         </w:rPr>
         <w:t>7.3 Работа с ошибками</w:t>
       </w:r>
-      <w:bookmarkEnd w:id="35"/>
+      <w:bookmarkEnd w:id="69"/>
+      <w:bookmarkEnd w:id="70"/>
     </w:p>
     <w:p>
       <w:r>
@@ -8710,28 +5900,32 @@
         <w:pStyle w:val="1"/>
         <w:spacing w:before="200" w:after="120"/>
       </w:pPr>
-      <w:bookmarkStart w:id="36" w:name="_Toc230109852"/>
+      <w:bookmarkStart w:id="71" w:name="_Toc230109852"/>
+      <w:bookmarkStart w:id="72" w:name="_Toc231326587"/>
       <w:r>
         <w:rPr>
           <w:rFonts w:ascii="Arial" w:eastAsia="Arial" w:hAnsi="Arial"/>
         </w:rPr>
         <w:t>8 Результаты практики</w:t>
       </w:r>
-      <w:bookmarkEnd w:id="36"/>
+      <w:bookmarkEnd w:id="71"/>
+      <w:bookmarkEnd w:id="72"/>
     </w:p>
     <w:p>
       <w:pPr>
         <w:pStyle w:val="21"/>
         <w:spacing w:before="120" w:after="120"/>
       </w:pPr>
-      <w:bookmarkStart w:id="37" w:name="_Toc230109853"/>
+      <w:bookmarkStart w:id="73" w:name="_Toc230109853"/>
+      <w:bookmarkStart w:id="74" w:name="_Toc231326588"/>
       <w:r>
         <w:rPr>
           <w:rFonts w:ascii="Arial" w:eastAsia="Arial" w:hAnsi="Arial"/>
         </w:rPr>
         <w:t>8.1 Выполненные работы</w:t>
       </w:r>
-      <w:bookmarkEnd w:id="37"/>
+      <w:bookmarkEnd w:id="73"/>
+      <w:bookmarkEnd w:id="74"/>
     </w:p>
     <w:tbl>
       <w:tblPr>
@@ -8759,7 +5953,6 @@
             </w:pPr>
             <w:r>
               <w:rPr>
-                <w:b/>
                 <w:sz w:val="20"/>
               </w:rPr>
               <w:t>Требование дипломного проекта</w:t>
@@ -8777,7 +5970,6 @@
             </w:pPr>
             <w:r>
               <w:rPr>
-                <w:b/>
                 <w:sz w:val="20"/>
               </w:rPr>
               <w:t>Статус выполнения</w:t>
@@ -9159,14 +6351,16 @@
         <w:pStyle w:val="21"/>
         <w:spacing w:before="120" w:after="120"/>
       </w:pPr>
-      <w:bookmarkStart w:id="38" w:name="_Toc230109854"/>
+      <w:bookmarkStart w:id="75" w:name="_Toc230109854"/>
+      <w:bookmarkStart w:id="76" w:name="_Toc231326589"/>
       <w:r>
         <w:rPr>
           <w:rFonts w:ascii="Arial" w:eastAsia="Arial" w:hAnsi="Arial"/>
         </w:rPr>
         <w:t>8.2 Практические навыки</w:t>
       </w:r>
-      <w:bookmarkEnd w:id="38"/>
+      <w:bookmarkEnd w:id="75"/>
+      <w:bookmarkEnd w:id="76"/>
     </w:p>
     <w:p>
       <w:pPr>
@@ -9242,18 +6436,23 @@
         <w:pStyle w:val="21"/>
         <w:spacing w:before="120" w:after="120"/>
       </w:pPr>
-      <w:bookmarkStart w:id="39" w:name="_Toc230109855"/>
+      <w:bookmarkStart w:id="77" w:name="_Toc230109855"/>
+      <w:bookmarkStart w:id="78" w:name="_Toc231326590"/>
       <w:r>
         <w:rPr>
           <w:rFonts w:ascii="Arial" w:eastAsia="Arial" w:hAnsi="Arial"/>
         </w:rPr>
         <w:t>8.3 Ограничения и направления развития</w:t>
       </w:r>
-      <w:bookmarkEnd w:id="39"/>
+      <w:bookmarkEnd w:id="77"/>
+      <w:bookmarkEnd w:id="78"/>
     </w:p>
     <w:p>
-      <w:r>
-        <w:t>Текущая версия не является полноценной промышленной системой. Все данные хранятся локально на устройстве, поэтому нет синхронизации между устройствами. Для реального приложения можно добавить серверную часть или облачную синхронизацию.</w:t>
+      <w:pPr>
+        <w:jc w:val="both"/>
+      </w:pPr>
+      <w:r>
+        <w:t>Текущая версия не является полноценной промышленной системой. Все данные хранятся локально на устройстве, поэтому нет синхронизации между устройствами. Для реального приложения можно добавить backend-часть или облачную синхронизацию.</w:t>
       </w:r>
     </w:p>
     <w:p>
@@ -9277,28 +6476,32 @@
         <w:pStyle w:val="1"/>
         <w:spacing w:before="200" w:after="120"/>
       </w:pPr>
-      <w:bookmarkStart w:id="40" w:name="_Toc230109856"/>
+      <w:bookmarkStart w:id="79" w:name="_Toc230109856"/>
+      <w:bookmarkStart w:id="80" w:name="_Toc231326591"/>
       <w:r>
         <w:rPr>
           <w:rFonts w:ascii="Arial" w:eastAsia="Arial" w:hAnsi="Arial"/>
         </w:rPr>
         <w:t>9 Организация выполнения практики</w:t>
       </w:r>
-      <w:bookmarkEnd w:id="40"/>
+      <w:bookmarkEnd w:id="79"/>
+      <w:bookmarkEnd w:id="80"/>
     </w:p>
     <w:p>
       <w:pPr>
         <w:pStyle w:val="21"/>
         <w:spacing w:before="120" w:after="120"/>
       </w:pPr>
-      <w:bookmarkStart w:id="41" w:name="_Toc230109857"/>
+      <w:bookmarkStart w:id="81" w:name="_Toc230109857"/>
+      <w:bookmarkStart w:id="82" w:name="_Toc231326592"/>
       <w:r>
         <w:rPr>
           <w:rFonts w:ascii="Arial" w:eastAsia="Arial" w:hAnsi="Arial"/>
         </w:rPr>
         <w:t>9.1 Этапы выполнения работ</w:t>
       </w:r>
-      <w:bookmarkEnd w:id="41"/>
+      <w:bookmarkEnd w:id="81"/>
+      <w:bookmarkEnd w:id="82"/>
     </w:p>
     <w:p>
       <w:r>
@@ -9332,7 +6535,6 @@
             </w:pPr>
             <w:r>
               <w:rPr>
-                <w:b/>
                 <w:sz w:val="20"/>
               </w:rPr>
               <w:t>Этап</w:t>
@@ -9350,7 +6552,6 @@
             </w:pPr>
             <w:r>
               <w:rPr>
-                <w:b/>
                 <w:sz w:val="20"/>
               </w:rPr>
               <w:t>Содержание</w:t>
@@ -9368,7 +6569,6 @@
             </w:pPr>
             <w:r>
               <w:rPr>
-                <w:b/>
                 <w:sz w:val="20"/>
               </w:rPr>
               <w:t>Полученный результат</w:t>
@@ -9903,14 +7103,16 @@
         <w:pStyle w:val="21"/>
         <w:spacing w:before="120" w:after="120"/>
       </w:pPr>
-      <w:bookmarkStart w:id="42" w:name="_Toc230109858"/>
+      <w:bookmarkStart w:id="83" w:name="_Toc230109858"/>
+      <w:bookmarkStart w:id="84" w:name="_Toc231326593"/>
       <w:r>
         <w:rPr>
           <w:rFonts w:ascii="Arial" w:eastAsia="Arial" w:hAnsi="Arial"/>
         </w:rPr>
         <w:t>9.2 Дневник практических действий</w:t>
       </w:r>
-      <w:bookmarkEnd w:id="42"/>
+      <w:bookmarkEnd w:id="83"/>
+      <w:bookmarkEnd w:id="84"/>
     </w:p>
     <w:tbl>
       <w:tblPr>
@@ -9939,7 +7141,6 @@
             </w:pPr>
             <w:r>
               <w:rPr>
-                <w:b/>
                 <w:sz w:val="20"/>
               </w:rPr>
               <w:t>Направление работы</w:t>
@@ -9957,7 +7158,6 @@
             </w:pPr>
             <w:r>
               <w:rPr>
-                <w:b/>
                 <w:sz w:val="20"/>
               </w:rPr>
               <w:t>Выполненные действия</w:t>
@@ -9975,7 +7175,6 @@
             </w:pPr>
             <w:r>
               <w:rPr>
-                <w:b/>
                 <w:sz w:val="20"/>
               </w:rPr>
               <w:t>Как проверялось</w:t>
@@ -10510,14 +7709,16 @@
         <w:pStyle w:val="21"/>
         <w:spacing w:before="120" w:after="120"/>
       </w:pPr>
-      <w:bookmarkStart w:id="43" w:name="_Toc230109859"/>
+      <w:bookmarkStart w:id="85" w:name="_Toc230109859"/>
+      <w:bookmarkStart w:id="86" w:name="_Toc231326594"/>
       <w:r>
         <w:rPr>
           <w:rFonts w:ascii="Arial" w:eastAsia="Arial" w:hAnsi="Arial"/>
         </w:rPr>
         <w:t>9.3 Полученные артефакты</w:t>
       </w:r>
-      <w:bookmarkEnd w:id="43"/>
+      <w:bookmarkEnd w:id="85"/>
+      <w:bookmarkEnd w:id="86"/>
     </w:p>
     <w:tbl>
       <w:tblPr>
@@ -10545,7 +7746,6 @@
             </w:pPr>
             <w:r>
               <w:rPr>
-                <w:b/>
                 <w:sz w:val="20"/>
               </w:rPr>
               <w:t>Артефакт</w:t>
@@ -10563,7 +7763,6 @@
             </w:pPr>
             <w:r>
               <w:rPr>
-                <w:b/>
                 <w:sz w:val="20"/>
               </w:rPr>
               <w:t>Назначение</w:t>
@@ -10854,36 +8053,639 @@
     <w:p>
       <w:pPr>
         <w:pStyle w:val="1"/>
-        <w:spacing w:before="200" w:after="120"/>
+        <w:spacing w:before="120" w:after="120"/>
+        <w:ind w:firstLine="0"/>
+        <w:jc w:val="center"/>
       </w:pPr>
-      <w:bookmarkStart w:id="44" w:name="_Toc230109860"/>
+      <w:bookmarkStart w:id="87" w:name="_Toc231326595"/>
       <w:r>
         <w:rPr>
           <w:rFonts w:ascii="Arial" w:eastAsia="Arial" w:hAnsi="Arial"/>
         </w:rPr>
-        <w:t>Заключение</w:t>
-      </w:r>
-      <w:bookmarkEnd w:id="44"/>
+        <w:t>10 Учет последних правок API-версии</w:t>
+      </w:r>
+      <w:bookmarkEnd w:id="87"/>
     </w:p>
     <w:p>
-      <w:r>
-        <w:t>В ходе практики была выполнена работа по разработке и документированию Android-приложения BookShelf. Приложение решает задачу учета прочитанных книг, поддерживает регистрацию пользователей, поиск во внешних источниках, личную библиотеку, статусы чтения, оценки, отзывы, встроенный просмотр книги, статистику и рекомендации.</w:t>
+      <w:pPr>
+        <w:jc w:val="both"/>
+      </w:pPr>
+      <w:r>
+        <w:t>После обновления API-версии проекта в отчет по практике внесены уточнения, связанные с замечаниями предзащиты и последующей проверкой демонстрационных сценариев. Эти изменения не переводят приложение на отдельную backend-архитектуру: актуальная ветка по-прежнему использует внешние книжные API, локальное хранилище Room/SQLite и резервный встроенный каталог.</w:t>
       </w:r>
     </w:p>
     <w:p>
-      <w:r>
-        <w:t>Цели практики можно считать достигнутыми. Был закреплен практический опыт Kotlin-разработки, работы с Jetpack Compose, Room, Retrofit, локальной SQLite-БД и unit-тестированием. Отдельно был получен опыт интеграции разных внешних API и приведения их ответов к единой доменной модели.</w:t>
-      </w:r>
+      <w:pPr>
+        <w:pStyle w:val="21"/>
+        <w:spacing w:before="120" w:after="120"/>
+        <w:ind w:firstLine="0"/>
+      </w:pPr>
+      <w:bookmarkStart w:id="88" w:name="_Toc231326596"/>
+      <w:r>
+        <w:rPr>
+          <w:rFonts w:ascii="Arial" w:eastAsia="Arial" w:hAnsi="Arial"/>
+        </w:rPr>
+        <w:t>10.1 Источники данных и локальное хранение</w:t>
+      </w:r>
+      <w:bookmarkEnd w:id="88"/>
     </w:p>
     <w:p>
-      <w:r>
-        <w:t>Самооценка сформированности результатов обучения положительная. В процессе работы были применены навыки анализа требований, проектирования структуры приложения, реализации пользовательского интерфейса, организации хранения данных, отладки ошибок, тестирования и подготовки документации. Наиболее значимым результатом является понимание полного цикла разработки: от формулировки сценариев пользователя до сборки приложения и проверки поведения.</w:t>
+      <w:pPr>
+        <w:jc w:val="both"/>
+      </w:pPr>
+      <w:r>
+        <w:t>В актуальной версии используются API-источники, не требующие ключей и OAuth: Open Library, Gutendex, Internet Archive и Library of Congress. Google Books не рассматривается как основной источник этой ветки из-за нестабильности доступа в демонстрационных условиях. Пользовательские данные при этом сохраняются локально в SQLite через Room: учетные записи, книги пользователя, статусы, оценки, отзывы, сессии чтения и кеш рекомендаций.</w:t>
       </w:r>
     </w:p>
     <w:p>
+      <w:pPr>
+        <w:jc w:val="both"/>
+      </w:pPr>
+      <w:r>
+        <w:t xml:space="preserve">Резервный локальный каталог является частью Android-приложения и не является сетевым компонентом. Он нужен только для того, чтобы приложение не теряло </w:t>
+      </w:r>
       <w:r>
         <w:lastRenderedPageBreak/>
-        <w:t>Проект может быть использован как основа для дальнейшей выпускной квалификационной работы. Для развития рекомендуется добавить миграции БД, расширенную работу с локальными файлами, более точные рекомендации, синхронизацию данных и инструментальные UI-тесты.</w:t>
+        <w:t>демонстрационную работоспособность при временной недоступности внешних API или пустой выдаче в режиме общего поиска.</w:t>
+      </w:r>
+    </w:p>
+    <w:p>
+      <w:pPr>
+        <w:pStyle w:val="21"/>
+        <w:spacing w:before="120" w:after="120"/>
+        <w:ind w:firstLine="0"/>
+      </w:pPr>
+      <w:bookmarkStart w:id="89" w:name="_Toc231326597"/>
+      <w:r>
+        <w:rPr>
+          <w:rFonts w:ascii="Arial" w:eastAsia="Arial" w:hAnsi="Arial"/>
+        </w:rPr>
+        <w:t>10.2 Улучшения интерфейса и сценариев чтения</w:t>
+      </w:r>
+      <w:bookmarkEnd w:id="89"/>
+    </w:p>
+    <w:p>
+      <w:pPr>
+        <w:jc w:val="both"/>
+      </w:pPr>
+      <w:r>
+        <w:t>В поиске и рекомендациях уточнена работа кнопки «Показать еще». Теперь она появляется после непустой выдачи, пока общий лимит результатов не исчерпан. Если повторная подгрузка не добавила новых книг, кнопка скрывается, чтобы пользователь не видел действие без результата.</w:t>
+      </w:r>
+    </w:p>
+    <w:p>
+      <w:pPr>
+        <w:jc w:val="both"/>
+      </w:pPr>
+      <w:r>
+        <w:t>Для маленьких экранов сетка книг занимает оставшуюся высоту экрана, поэтому кнопка подгрузки находится внизу прокручиваемого списка и не перекрывается шапкой раздела. В библиотеке книги со статусом «Читаю» выводятся первыми, так как это наиболее актуальные элементы для пользователя.</w:t>
+      </w:r>
+    </w:p>
+    <w:p>
+      <w:pPr>
+        <w:jc w:val="both"/>
+      </w:pPr>
+      <w:r>
+        <w:t>Для встроенного чтения сохраняется последняя позиция: ссылка страницы и вертикальная прокрутка. При следующем открытии книги приложение возвращает пользователя к сохраненному месту. Это дополняет учет сессий чтения и делает календарь активности более наглядным.</w:t>
+      </w:r>
+    </w:p>
+    <w:p>
+      <w:pPr>
+        <w:pStyle w:val="21"/>
+        <w:spacing w:before="120" w:after="120"/>
+        <w:ind w:firstLine="0"/>
+      </w:pPr>
+      <w:bookmarkStart w:id="90" w:name="_Toc231326598"/>
+      <w:r>
+        <w:rPr>
+          <w:rFonts w:ascii="Arial" w:eastAsia="Arial" w:hAnsi="Arial"/>
+        </w:rPr>
+        <w:t>10.3 Рекомендации, жанры и кеш</w:t>
+      </w:r>
+      <w:bookmarkEnd w:id="90"/>
+    </w:p>
+    <w:p>
+      <w:pPr>
+        <w:jc w:val="both"/>
+      </w:pPr>
+      <w:r>
+        <w:t>Рекомендации строятся по жанрам прочитанных книг. После последних проверок дополнительно учитывается корректное извлечение жанров и тем из API-ответов: строки разбиваются по запятым и точкам с запятой, технические значения фильтруются, а несколько жанров одной книги сохраняются списком. Это важно для статистики и для подбора новых книг.</w:t>
+      </w:r>
+    </w:p>
+    <w:p>
+      <w:pPr>
+        <w:jc w:val="both"/>
+      </w:pPr>
+      <w:r>
+        <w:t>Кеш рекомендаций сохраняет ранее найденную подборку в локальной базе. При повторном открытии экрана пользователь видит сохраненный результат и может самостоятельно обновить подборку. Такой подход делает поведение раздела «Рекомендации» стабильнее и удобнее для демонстрации.</w:t>
+      </w:r>
+    </w:p>
+    <w:tbl>
+      <w:tblPr>
+        <w:tblStyle w:val="aff1"/>
+        <w:tblW w:w="0" w:type="auto"/>
+        <w:jc w:val="center"/>
+        <w:tblLook w:val="04A0" w:firstRow="1" w:lastRow="0" w:firstColumn="1" w:lastColumn="0" w:noHBand="0" w:noVBand="1"/>
+      </w:tblPr>
+      <w:tblGrid>
+        <w:gridCol w:w="3402"/>
+        <w:gridCol w:w="3402"/>
+        <w:gridCol w:w="3402"/>
+      </w:tblGrid>
+      <w:tr>
+        <w:trPr>
+          <w:jc w:val="center"/>
+        </w:trPr>
+        <w:tc>
+          <w:tcPr>
+            <w:tcW w:w="3402" w:type="dxa"/>
+            <w:shd w:val="clear" w:color="auto" w:fill="D9EAF7"/>
+          </w:tcPr>
+          <w:p>
+            <w:pPr>
+              <w:spacing w:line="276" w:lineRule="auto"/>
+              <w:ind w:firstLine="0"/>
+              <w:jc w:val="center"/>
+            </w:pPr>
+            <w:r>
+              <w:rPr>
+                <w:b/>
+                <w:sz w:val="20"/>
+              </w:rPr>
+              <w:t>Правка</w:t>
+            </w:r>
+          </w:p>
+        </w:tc>
+        <w:tc>
+          <w:tcPr>
+            <w:tcW w:w="3402" w:type="dxa"/>
+            <w:shd w:val="clear" w:color="auto" w:fill="D9EAF7"/>
+          </w:tcPr>
+          <w:p>
+            <w:pPr>
+              <w:spacing w:line="276" w:lineRule="auto"/>
+              <w:ind w:firstLine="0"/>
+              <w:jc w:val="center"/>
+            </w:pPr>
+            <w:r>
+              <w:rPr>
+                <w:b/>
+                <w:sz w:val="20"/>
+              </w:rPr>
+              <w:t>Что изменено в проекте</w:t>
+            </w:r>
+          </w:p>
+        </w:tc>
+        <w:tc>
+          <w:tcPr>
+            <w:tcW w:w="3402" w:type="dxa"/>
+            <w:shd w:val="clear" w:color="auto" w:fill="D9EAF7"/>
+          </w:tcPr>
+          <w:p>
+            <w:pPr>
+              <w:spacing w:line="276" w:lineRule="auto"/>
+              <w:ind w:firstLine="0"/>
+              <w:jc w:val="center"/>
+            </w:pPr>
+            <w:r>
+              <w:rPr>
+                <w:b/>
+                <w:sz w:val="20"/>
+              </w:rPr>
+              <w:t>Практический эффект</w:t>
+            </w:r>
+          </w:p>
+        </w:tc>
+      </w:tr>
+      <w:tr>
+        <w:trPr>
+          <w:jc w:val="center"/>
+        </w:trPr>
+        <w:tc>
+          <w:tcPr>
+            <w:tcW w:w="3402" w:type="dxa"/>
+          </w:tcPr>
+          <w:p>
+            <w:pPr>
+              <w:spacing w:line="276" w:lineRule="auto"/>
+              <w:ind w:firstLine="0"/>
+            </w:pPr>
+            <w:r>
+              <w:rPr>
+                <w:sz w:val="20"/>
+              </w:rPr>
+              <w:t>Подгрузка списков</w:t>
+            </w:r>
+          </w:p>
+        </w:tc>
+        <w:tc>
+          <w:tcPr>
+            <w:tcW w:w="3402" w:type="dxa"/>
+          </w:tcPr>
+          <w:p>
+            <w:pPr>
+              <w:spacing w:line="276" w:lineRule="auto"/>
+              <w:ind w:firstLine="0"/>
+            </w:pPr>
+            <w:r>
+              <w:rPr>
+                <w:sz w:val="20"/>
+              </w:rPr>
+              <w:t>Добавлена политика shouldOfferLoadMore и кнопка «Показать еще» в поиске и рекомендациях</w:t>
+            </w:r>
+          </w:p>
+        </w:tc>
+        <w:tc>
+          <w:tcPr>
+            <w:tcW w:w="3402" w:type="dxa"/>
+          </w:tcPr>
+          <w:p>
+            <w:pPr>
+              <w:spacing w:line="276" w:lineRule="auto"/>
+              <w:ind w:firstLine="0"/>
+            </w:pPr>
+            <w:r>
+              <w:rPr>
+                <w:sz w:val="20"/>
+              </w:rPr>
+              <w:t>Пользователь может запросить больше книг, а пустая повторная подгрузка не оставляет лишнюю кнопку</w:t>
+            </w:r>
+          </w:p>
+        </w:tc>
+      </w:tr>
+      <w:tr>
+        <w:trPr>
+          <w:jc w:val="center"/>
+        </w:trPr>
+        <w:tc>
+          <w:tcPr>
+            <w:tcW w:w="3402" w:type="dxa"/>
+          </w:tcPr>
+          <w:p>
+            <w:pPr>
+              <w:spacing w:line="276" w:lineRule="auto"/>
+              <w:ind w:firstLine="0"/>
+            </w:pPr>
+            <w:r>
+              <w:rPr>
+                <w:sz w:val="20"/>
+              </w:rPr>
+              <w:t>Адаптивный UI</w:t>
+            </w:r>
+          </w:p>
+        </w:tc>
+        <w:tc>
+          <w:tcPr>
+            <w:tcW w:w="3402" w:type="dxa"/>
+          </w:tcPr>
+          <w:p>
+            <w:pPr>
+              <w:spacing w:line="276" w:lineRule="auto"/>
+              <w:ind w:firstLine="0"/>
+            </w:pPr>
+            <w:r>
+              <w:rPr>
+                <w:sz w:val="20"/>
+              </w:rPr>
+              <w:t>Сетка книг занимает оставшееся место экрана, подписи разделов и навигация лучше ведут себя на узких устройствах</w:t>
+            </w:r>
+          </w:p>
+        </w:tc>
+        <w:tc>
+          <w:tcPr>
+            <w:tcW w:w="3402" w:type="dxa"/>
+          </w:tcPr>
+          <w:p>
+            <w:pPr>
+              <w:spacing w:line="276" w:lineRule="auto"/>
+              <w:ind w:firstLine="0"/>
+            </w:pPr>
+            <w:r>
+              <w:rPr>
+                <w:sz w:val="20"/>
+              </w:rPr>
+              <w:t>Интерфейс понятнее на телефонах с разной шириной экрана</w:t>
+            </w:r>
+          </w:p>
+        </w:tc>
+      </w:tr>
+      <w:tr>
+        <w:trPr>
+          <w:jc w:val="center"/>
+        </w:trPr>
+        <w:tc>
+          <w:tcPr>
+            <w:tcW w:w="3402" w:type="dxa"/>
+          </w:tcPr>
+          <w:p>
+            <w:pPr>
+              <w:spacing w:line="276" w:lineRule="auto"/>
+              <w:ind w:firstLine="0"/>
+            </w:pPr>
+            <w:r>
+              <w:rPr>
+                <w:sz w:val="20"/>
+              </w:rPr>
+              <w:t>Библиотека</w:t>
+            </w:r>
+          </w:p>
+        </w:tc>
+        <w:tc>
+          <w:tcPr>
+            <w:tcW w:w="3402" w:type="dxa"/>
+          </w:tcPr>
+          <w:p>
+            <w:pPr>
+              <w:spacing w:line="276" w:lineRule="auto"/>
+              <w:ind w:firstLine="0"/>
+            </w:pPr>
+            <w:r>
+              <w:rPr>
+                <w:sz w:val="20"/>
+              </w:rPr>
+              <w:t>Книги со статусом «Читаю» поднимаются в начало общего списка</w:t>
+            </w:r>
+          </w:p>
+        </w:tc>
+        <w:tc>
+          <w:tcPr>
+            <w:tcW w:w="3402" w:type="dxa"/>
+          </w:tcPr>
+          <w:p>
+            <w:pPr>
+              <w:spacing w:line="276" w:lineRule="auto"/>
+              <w:ind w:firstLine="0"/>
+            </w:pPr>
+            <w:r>
+              <w:rPr>
+                <w:sz w:val="20"/>
+              </w:rPr>
+              <w:t>Активные книги находятся быстрее</w:t>
+            </w:r>
+          </w:p>
+        </w:tc>
+      </w:tr>
+      <w:tr>
+        <w:trPr>
+          <w:jc w:val="center"/>
+        </w:trPr>
+        <w:tc>
+          <w:tcPr>
+            <w:tcW w:w="3402" w:type="dxa"/>
+          </w:tcPr>
+          <w:p>
+            <w:pPr>
+              <w:spacing w:line="276" w:lineRule="auto"/>
+              <w:ind w:firstLine="0"/>
+            </w:pPr>
+            <w:r>
+              <w:rPr>
+                <w:sz w:val="20"/>
+              </w:rPr>
+              <w:t>Встроенное чтение</w:t>
+            </w:r>
+          </w:p>
+        </w:tc>
+        <w:tc>
+          <w:tcPr>
+            <w:tcW w:w="3402" w:type="dxa"/>
+          </w:tcPr>
+          <w:p>
+            <w:pPr>
+              <w:spacing w:line="276" w:lineRule="auto"/>
+              <w:ind w:firstLine="0"/>
+            </w:pPr>
+            <w:r>
+              <w:rPr>
+                <w:sz w:val="20"/>
+              </w:rPr>
+              <w:t xml:space="preserve">Сохраняется последняя ссылка и </w:t>
+            </w:r>
+            <w:r>
+              <w:rPr>
+                <w:sz w:val="20"/>
+              </w:rPr>
+              <w:lastRenderedPageBreak/>
+              <w:t>позиция прокрутки</w:t>
+            </w:r>
+          </w:p>
+        </w:tc>
+        <w:tc>
+          <w:tcPr>
+            <w:tcW w:w="3402" w:type="dxa"/>
+          </w:tcPr>
+          <w:p>
+            <w:pPr>
+              <w:spacing w:line="276" w:lineRule="auto"/>
+              <w:ind w:firstLine="0"/>
+            </w:pPr>
+            <w:r>
+              <w:rPr>
+                <w:sz w:val="20"/>
+              </w:rPr>
+              <w:lastRenderedPageBreak/>
+              <w:t xml:space="preserve">Пользователь возвращается к </w:t>
+            </w:r>
+            <w:r>
+              <w:rPr>
+                <w:sz w:val="20"/>
+              </w:rPr>
+              <w:lastRenderedPageBreak/>
+              <w:t>месту остановки</w:t>
+            </w:r>
+          </w:p>
+        </w:tc>
+      </w:tr>
+      <w:tr>
+        <w:trPr>
+          <w:jc w:val="center"/>
+        </w:trPr>
+        <w:tc>
+          <w:tcPr>
+            <w:tcW w:w="3402" w:type="dxa"/>
+          </w:tcPr>
+          <w:p>
+            <w:pPr>
+              <w:spacing w:line="276" w:lineRule="auto"/>
+              <w:ind w:firstLine="0"/>
+            </w:pPr>
+            <w:r>
+              <w:rPr>
+                <w:sz w:val="20"/>
+              </w:rPr>
+              <w:lastRenderedPageBreak/>
+              <w:t>Рекомендации</w:t>
+            </w:r>
+          </w:p>
+        </w:tc>
+        <w:tc>
+          <w:tcPr>
+            <w:tcW w:w="3402" w:type="dxa"/>
+          </w:tcPr>
+          <w:p>
+            <w:pPr>
+              <w:spacing w:line="276" w:lineRule="auto"/>
+              <w:ind w:firstLine="0"/>
+            </w:pPr>
+            <w:r>
+              <w:rPr>
+                <w:sz w:val="20"/>
+              </w:rPr>
+              <w:t>Подборка кешируется в Room/SQLite и обновляется вручную</w:t>
+            </w:r>
+          </w:p>
+        </w:tc>
+        <w:tc>
+          <w:tcPr>
+            <w:tcW w:w="3402" w:type="dxa"/>
+          </w:tcPr>
+          <w:p>
+            <w:pPr>
+              <w:spacing w:line="276" w:lineRule="auto"/>
+              <w:ind w:firstLine="0"/>
+            </w:pPr>
+            <w:r>
+              <w:rPr>
+                <w:sz w:val="20"/>
+              </w:rPr>
+              <w:t>Результаты не меняются неожиданно при каждом открытии экрана</w:t>
+            </w:r>
+          </w:p>
+        </w:tc>
+      </w:tr>
+      <w:tr>
+        <w:trPr>
+          <w:jc w:val="center"/>
+        </w:trPr>
+        <w:tc>
+          <w:tcPr>
+            <w:tcW w:w="3402" w:type="dxa"/>
+          </w:tcPr>
+          <w:p>
+            <w:pPr>
+              <w:spacing w:line="276" w:lineRule="auto"/>
+              <w:ind w:firstLine="0"/>
+            </w:pPr>
+            <w:r>
+              <w:rPr>
+                <w:sz w:val="20"/>
+              </w:rPr>
+              <w:t>Жанры</w:t>
+            </w:r>
+          </w:p>
+        </w:tc>
+        <w:tc>
+          <w:tcPr>
+            <w:tcW w:w="3402" w:type="dxa"/>
+          </w:tcPr>
+          <w:p>
+            <w:pPr>
+              <w:spacing w:line="276" w:lineRule="auto"/>
+              <w:ind w:firstLine="0"/>
+            </w:pPr>
+            <w:r>
+              <w:rPr>
+                <w:sz w:val="20"/>
+              </w:rPr>
+              <w:t>Темы из API очищаются от технических значений и сохраняются списком</w:t>
+            </w:r>
+          </w:p>
+        </w:tc>
+        <w:tc>
+          <w:tcPr>
+            <w:tcW w:w="3402" w:type="dxa"/>
+          </w:tcPr>
+          <w:p>
+            <w:pPr>
+              <w:spacing w:line="276" w:lineRule="auto"/>
+              <w:ind w:firstLine="0"/>
+            </w:pPr>
+            <w:r>
+              <w:rPr>
+                <w:sz w:val="20"/>
+              </w:rPr>
+              <w:t>Статистика и рекомендации используют более корректные данные</w:t>
+            </w:r>
+          </w:p>
+        </w:tc>
+      </w:tr>
+    </w:tbl>
+    <w:p>
+      <w:pPr>
+        <w:ind w:firstLine="0"/>
+        <w:jc w:val="both"/>
+      </w:pPr>
+    </w:p>
+    <w:p>
+      <w:pPr>
+        <w:pStyle w:val="21"/>
+        <w:spacing w:before="120" w:after="120"/>
+        <w:ind w:firstLine="0"/>
+      </w:pPr>
+      <w:bookmarkStart w:id="91" w:name="_Toc231326599"/>
+      <w:r>
+        <w:rPr>
+          <w:rFonts w:ascii="Arial" w:eastAsia="Arial" w:hAnsi="Arial"/>
+        </w:rPr>
+        <w:t>10.4 Контрольная проверка</w:t>
+      </w:r>
+      <w:bookmarkEnd w:id="91"/>
+    </w:p>
+    <w:p>
+      <w:pPr>
+        <w:jc w:val="both"/>
+      </w:pPr>
+      <w:r>
+        <w:t>После внесения правок выполнены контрольные команды Android-проекта. Unit-тесты и сборка debug APK прошли успешно. В отчет включаются именно проверки API-версии; дополнительные экспериментальные ветки не учитываются как часть текущего результата практики.</w:t>
+      </w:r>
+    </w:p>
+    <w:p>
+      <w:pPr>
+        <w:pStyle w:val="a0"/>
+        <w:ind w:left="709" w:firstLine="0"/>
+        <w:jc w:val="both"/>
+      </w:pPr>
+      <w:r>
+        <w:t>.\gradlew.bat :app:testDebugUnitTest - BUILD SUCCESSFUL;</w:t>
+      </w:r>
+    </w:p>
+    <w:p>
+      <w:pPr>
+        <w:pStyle w:val="a0"/>
+        <w:ind w:left="709" w:firstLine="0"/>
+        <w:jc w:val="both"/>
+      </w:pPr>
+      <w:r>
+        <w:t>.\gradlew.bat :app:assembleDebug - BUILD SUCCESSFUL;</w:t>
+      </w:r>
+    </w:p>
+    <w:p>
+      <w:pPr>
+        <w:pStyle w:val="a0"/>
+        <w:ind w:left="709" w:firstLine="0"/>
+        <w:jc w:val="both"/>
+      </w:pPr>
+      <w:r>
+        <w:t>LoadMorePolicyTest проверяет условия отображения кнопки «Показать еще»;</w:t>
+      </w:r>
+    </w:p>
+    <w:p>
+      <w:pPr>
+        <w:pStyle w:val="a0"/>
+        <w:ind w:left="709" w:firstLine="0"/>
+        <w:jc w:val="both"/>
+      </w:pPr>
+      <w:r>
+        <w:t>RecommendationEngineTest и DemoLibrarySeedTest проверяют жанровую основу рекомендаций и демо-данные;</w:t>
+      </w:r>
+    </w:p>
+    <w:p>
+      <w:pPr>
+        <w:pStyle w:val="a0"/>
+        <w:ind w:left="709" w:firstLine="0"/>
+        <w:jc w:val="both"/>
+      </w:pPr>
+      <w:r>
+        <w:t>NetworkBooksRepositoryTest проверяет преобразование API-ответов к единой модели Book.</w:t>
       </w:r>
     </w:p>
     <w:p>
@@ -10891,114 +8693,36 @@
         <w:pStyle w:val="1"/>
         <w:spacing w:before="200" w:after="120"/>
       </w:pPr>
-      <w:bookmarkStart w:id="45" w:name="_Toc230109861"/>
+      <w:bookmarkStart w:id="92" w:name="_Toc230109860"/>
+      <w:bookmarkStart w:id="93" w:name="_Toc231326600"/>
       <w:r>
         <w:rPr>
           <w:rFonts w:ascii="Arial" w:eastAsia="Arial" w:hAnsi="Arial"/>
         </w:rPr>
-        <w:t>Перечень информационных источников</w:t>
-      </w:r>
-      <w:bookmarkEnd w:id="45"/>
+        <w:t>Заключение</w:t>
+      </w:r>
+      <w:bookmarkEnd w:id="92"/>
+      <w:bookmarkEnd w:id="93"/>
     </w:p>
     <w:p>
-      <w:pPr>
-        <w:ind w:firstLine="0"/>
-      </w:pPr>
-      <w:r>
-        <w:t>1. Официальная документация Kotlin. URL: https://kotlinlang.org/docs/home.html</w:t>
+      <w:r>
+        <w:t>В ходе практики была выполнена работа по разработке и документированию Android-приложения BookShelf. Приложение решает задачу учета прочитанных книг, поддерживает регистрацию пользователей, поиск во внешних источниках, личную библиотеку, статусы чтения, оценки, отзывы, встроенный просмотр книги, статистику и рекомендации.</w:t>
       </w:r>
     </w:p>
     <w:p>
-      <w:pPr>
-        <w:ind w:firstLine="0"/>
-      </w:pPr>
-      <w:r>
-        <w:t>2. Android Developers. Jetpack Compose. URL: https://developer.android.com/compose</w:t>
+      <w:r>
+        <w:t>Цели практики можно считать достигнутыми. Был закреплен практический опыт Kotlin-разработки, работы с Jetpack Compose, Room, Retrofit, локальной SQLite-БД и unit-тестированием. Отдельно был получен опыт интеграции разных внешних API и приведения их ответов к единой доменной модели.</w:t>
       </w:r>
     </w:p>
     <w:p>
-      <w:pPr>
-        <w:ind w:firstLine="0"/>
-      </w:pPr>
-      <w:r>
-        <w:t>3. Android Developers. Room persistence library. URL: https://developer.android.com/training/data-storage/room</w:t>
+      <w:r>
+        <w:t>Самооценка сформированности результатов обучения положительная. В процессе работы были применены навыки анализа требований, проектирования структуры приложения, реализации пользовательского интерфейса, организации хранения данных, отладки ошибок, тестирования и подготовки документации. Наиболее значимым результатом является понимание полного цикла разработки: от формулировки сценариев пользователя до сборки приложения и проверки поведения.</w:t>
       </w:r>
     </w:p>
     <w:p>
-      <w:pPr>
-        <w:ind w:firstLine="0"/>
-      </w:pPr>
-      <w:r>
-        <w:t>4. Android Developers. ViewModel. URL: https://developer.android.com/topic/libraries/architecture/viewmodel</w:t>
-      </w:r>
-    </w:p>
-    <w:p>
-      <w:pPr>
-        <w:ind w:firstLine="0"/>
-      </w:pPr>
-      <w:r>
-        <w:t>5. Retrofit documentation. URL: https://square.github.io/retrofit/</w:t>
-      </w:r>
-    </w:p>
-    <w:p>
-      <w:pPr>
-        <w:ind w:firstLine="0"/>
-      </w:pPr>
-      <w:r>
-        <w:t>6. Coil documentation. URL: https://coil-kt.github.io/coil/</w:t>
-      </w:r>
-    </w:p>
-    <w:p>
-      <w:pPr>
-        <w:ind w:firstLine="0"/>
-      </w:pPr>
-      <w:r>
-        <w:t>7. SQLite documentation. URL: https://www.sqlite.org/docs.html</w:t>
-      </w:r>
-    </w:p>
-    <w:p>
-      <w:pPr>
-        <w:ind w:firstLine="0"/>
-      </w:pPr>
-      <w:r>
-        <w:t>8. Open Library Search API. URL: https://openlibrary.org/dev/docs/api/search</w:t>
-      </w:r>
-    </w:p>
-    <w:p>
-      <w:pPr>
-        <w:ind w:firstLine="0"/>
-      </w:pPr>
-      <w:r>
-        <w:t>9. Gutendex API. URL: https://gutendex.com/</w:t>
-      </w:r>
-    </w:p>
-    <w:p>
-      <w:pPr>
-        <w:ind w:firstLine="0"/>
-      </w:pPr>
-      <w:r>
-        <w:t>10. Internet Archive Advanced Search API. URL: https://archive.org/advancedsearch.php</w:t>
-      </w:r>
-    </w:p>
-    <w:p>
-      <w:pPr>
-        <w:ind w:firstLine="0"/>
-      </w:pPr>
-      <w:r>
-        <w:t>11. Library of Congress API. URL: https://www.loc.gov/apis/json-and-yaml/</w:t>
-      </w:r>
-    </w:p>
-    <w:p>
-      <w:pPr>
-        <w:ind w:firstLine="0"/>
-      </w:pPr>
-      <w:r>
-        <w:t>12. Репозиторий проекта BookShelf. URL: https://github.com/MaximillianVoss/BookShelf.git</w:t>
-      </w:r>
-    </w:p>
-    <w:p>
-      <w:r>
-        <w:br w:type="page"/>
+      <w:r>
+        <w:lastRenderedPageBreak/>
+        <w:t>Проект может быть использован как основа для дальнейшей выпускной квалификационной работы. Для развития рекомендуется добавить миграции БД, расширенную работу с локальными файлами, более точные рекомендации, синхронизацию данных и инструментальные UI-тесты.</w:t>
       </w:r>
     </w:p>
     <w:p>
@@ -11006,7 +8730,125 @@
         <w:pStyle w:val="1"/>
         <w:spacing w:before="200" w:after="120"/>
       </w:pPr>
-      <w:bookmarkStart w:id="46" w:name="_Toc230109862"/>
+      <w:bookmarkStart w:id="94" w:name="_Toc230109861"/>
+      <w:bookmarkStart w:id="95" w:name="_Toc231326601"/>
+      <w:r>
+        <w:rPr>
+          <w:rFonts w:ascii="Arial" w:eastAsia="Arial" w:hAnsi="Arial"/>
+        </w:rPr>
+        <w:t>Перечень информационных источников</w:t>
+      </w:r>
+      <w:bookmarkEnd w:id="94"/>
+      <w:bookmarkEnd w:id="95"/>
+    </w:p>
+    <w:p>
+      <w:pPr>
+        <w:ind w:firstLine="0"/>
+      </w:pPr>
+      <w:r>
+        <w:t>1. Официальная документация Kotlin. URL: https://kotlinlang.org/docs/home.html</w:t>
+      </w:r>
+    </w:p>
+    <w:p>
+      <w:pPr>
+        <w:ind w:firstLine="0"/>
+      </w:pPr>
+      <w:r>
+        <w:t>2. Android Developers. Jetpack Compose. URL: https://developer.android.com/compose</w:t>
+      </w:r>
+    </w:p>
+    <w:p>
+      <w:pPr>
+        <w:ind w:firstLine="0"/>
+      </w:pPr>
+      <w:r>
+        <w:t>3. Android Developers. Room persistence library. URL: https://developer.android.com/training/data-storage/room</w:t>
+      </w:r>
+    </w:p>
+    <w:p>
+      <w:pPr>
+        <w:ind w:firstLine="0"/>
+      </w:pPr>
+      <w:r>
+        <w:t>4. Android Developers. ViewModel. URL: https://developer.android.com/topic/libraries/architecture/viewmodel</w:t>
+      </w:r>
+    </w:p>
+    <w:p>
+      <w:pPr>
+        <w:ind w:firstLine="0"/>
+      </w:pPr>
+      <w:r>
+        <w:t>5. Retrofit documentation. URL: https://square.github.io/retrofit/</w:t>
+      </w:r>
+    </w:p>
+    <w:p>
+      <w:pPr>
+        <w:ind w:firstLine="0"/>
+      </w:pPr>
+      <w:r>
+        <w:t>6. Coil documentation. URL: https://coil-kt.github.io/coil/</w:t>
+      </w:r>
+    </w:p>
+    <w:p>
+      <w:pPr>
+        <w:ind w:firstLine="0"/>
+      </w:pPr>
+      <w:r>
+        <w:t>7. SQLite documentation. URL: https://www.sqlite.org/docs.html</w:t>
+      </w:r>
+    </w:p>
+    <w:p>
+      <w:pPr>
+        <w:ind w:firstLine="0"/>
+      </w:pPr>
+      <w:r>
+        <w:t>8. Open Library Search API. URL: https://openlibrary.org/dev/docs/api/search</w:t>
+      </w:r>
+    </w:p>
+    <w:p>
+      <w:pPr>
+        <w:ind w:firstLine="0"/>
+      </w:pPr>
+      <w:r>
+        <w:t>9. Gutendex API. URL: https://gutendex.com/</w:t>
+      </w:r>
+    </w:p>
+    <w:p>
+      <w:pPr>
+        <w:ind w:firstLine="0"/>
+      </w:pPr>
+      <w:r>
+        <w:t>10. Internet Archive Advanced Search API. URL: https://archive.org/advancedsearch.php</w:t>
+      </w:r>
+    </w:p>
+    <w:p>
+      <w:pPr>
+        <w:ind w:firstLine="0"/>
+      </w:pPr>
+      <w:r>
+        <w:t>11. Library of Congress API. URL: https://www.loc.gov/apis/json-and-yaml/</w:t>
+      </w:r>
+    </w:p>
+    <w:p>
+      <w:pPr>
+        <w:ind w:firstLine="0"/>
+      </w:pPr>
+      <w:r>
+        <w:t>12. Репозиторий проекта BookShelf. URL: https://github.com/MaximillianVoss/BookShelf.git</w:t>
+      </w:r>
+    </w:p>
+    <w:p>
+      <w:r>
+        <w:br w:type="page"/>
+      </w:r>
+    </w:p>
+    <w:p>
+      <w:pPr>
+        <w:pStyle w:val="1"/>
+        <w:spacing w:before="200" w:after="120"/>
+      </w:pPr>
+      <w:bookmarkStart w:id="96" w:name="_Toc230109862"/>
+      <w:bookmarkStart w:id="97" w:name="_Toc231326602"/>
       <w:r>
         <w:rPr>
           <w:rFonts w:ascii="Arial" w:eastAsia="Arial" w:hAnsi="Arial"/>
@@ -11014,7 +8856,8 @@
         <w:lastRenderedPageBreak/>
         <w:t>Приложение А. Схема базы данных</w:t>
       </w:r>
-      <w:bookmarkEnd w:id="46"/>
+      <w:bookmarkEnd w:id="96"/>
+      <w:bookmarkEnd w:id="97"/>
     </w:p>
     <w:p>
       <w:r>
@@ -11374,7 +9217,8 @@
         <w:pStyle w:val="1"/>
         <w:spacing w:before="200" w:after="120"/>
       </w:pPr>
-      <w:bookmarkStart w:id="47" w:name="_Toc230109863"/>
+      <w:bookmarkStart w:id="98" w:name="_Toc230109863"/>
+      <w:bookmarkStart w:id="99" w:name="_Toc231326603"/>
       <w:r>
         <w:rPr>
           <w:rFonts w:ascii="Arial" w:eastAsia="Arial" w:hAnsi="Arial"/>
@@ -11382,7 +9226,8 @@
         <w:lastRenderedPageBreak/>
         <w:t>Приложение Б. Основные классы проекта</w:t>
       </w:r>
-      <w:bookmarkEnd w:id="47"/>
+      <w:bookmarkEnd w:id="98"/>
+      <w:bookmarkEnd w:id="99"/>
     </w:p>
     <w:tbl>
       <w:tblPr>
@@ -11410,7 +9255,6 @@
             </w:pPr>
             <w:r>
               <w:rPr>
-                <w:b/>
                 <w:sz w:val="20"/>
               </w:rPr>
               <w:t>Класс или файл</w:t>
@@ -11428,7 +9272,6 @@
             </w:pPr>
             <w:r>
               <w:rPr>
-                <w:b/>
                 <w:sz w:val="20"/>
               </w:rPr>
               <w:t>Ответственность</w:t>
@@ -12306,7 +10149,8 @@
         <w:pStyle w:val="1"/>
         <w:spacing w:before="200" w:after="120"/>
       </w:pPr>
-      <w:bookmarkStart w:id="48" w:name="_Toc230109864"/>
+      <w:bookmarkStart w:id="100" w:name="_Toc230109864"/>
+      <w:bookmarkStart w:id="101" w:name="_Toc231326604"/>
       <w:r>
         <w:rPr>
           <w:rFonts w:ascii="Arial" w:eastAsia="Arial" w:hAnsi="Arial"/>
@@ -12314,7 +10158,8 @@
         <w:lastRenderedPageBreak/>
         <w:t>Приложение В. Контрольные команды и сценарии</w:t>
       </w:r>
-      <w:bookmarkEnd w:id="48"/>
+      <w:bookmarkEnd w:id="100"/>
+      <w:bookmarkEnd w:id="101"/>
     </w:p>
     <w:p>
       <w:r>
@@ -12402,7 +10247,6 @@
             </w:pPr>
             <w:r>
               <w:rPr>
-                <w:b/>
                 <w:sz w:val="20"/>
               </w:rPr>
               <w:t>Проверка</w:t>
@@ -12420,7 +10264,6 @@
             </w:pPr>
             <w:r>
               <w:rPr>
-                <w:b/>
                 <w:sz w:val="20"/>
               </w:rPr>
               <w:t>Что должно быть видно</w:t>
@@ -12747,14 +10590,16 @@
         <w:pStyle w:val="1"/>
         <w:spacing w:before="200" w:after="120"/>
       </w:pPr>
-      <w:bookmarkStart w:id="49" w:name="_Toc230109865"/>
+      <w:bookmarkStart w:id="102" w:name="_Toc230109865"/>
+      <w:bookmarkStart w:id="103" w:name="_Toc231326605"/>
       <w:r>
         <w:rPr>
           <w:rFonts w:ascii="Arial" w:eastAsia="Arial" w:hAnsi="Arial"/>
         </w:rPr>
         <w:t>Приложение Г. Фрагменты логики</w:t>
       </w:r>
-      <w:bookmarkEnd w:id="49"/>
+      <w:bookmarkEnd w:id="102"/>
+      <w:bookmarkEnd w:id="103"/>
     </w:p>
     <w:p>
       <w:r>

--- a/docs/otchet_po_praktike_bookshelf.docx
+++ b/docs/otchet_po_praktike_bookshelf.docx
@@ -478,7 +478,7 @@
       </w:r>
       <w:r>
         <w:tab/>
-        <w:t>9</w:t>
+        <w:t>10</w:t>
       </w:r>
     </w:p>
     <w:p>
@@ -494,7 +494,7 @@
       </w:r>
       <w:r>
         <w:tab/>
-        <w:t>9</w:t>
+        <w:t>10</w:t>
       </w:r>
     </w:p>
     <w:p>
@@ -510,7 +510,7 @@
       </w:r>
       <w:r>
         <w:tab/>
-        <w:t>10</w:t>
+        <w:t>11</w:t>
       </w:r>
     </w:p>
     <w:p>
@@ -526,7 +526,7 @@
       </w:r>
       <w:r>
         <w:tab/>
-        <w:t>10</w:t>
+        <w:t>11</w:t>
       </w:r>
     </w:p>
     <w:p>
@@ -542,7 +542,7 @@
       </w:r>
       <w:r>
         <w:tab/>
-        <w:t>11</w:t>
+        <w:t>12</w:t>
       </w:r>
     </w:p>
     <w:p>
@@ -558,7 +558,7 @@
       </w:r>
       <w:r>
         <w:tab/>
-        <w:t>11</w:t>
+        <w:t>12</w:t>
       </w:r>
     </w:p>
     <w:p>
@@ -574,7 +574,7 @@
       </w:r>
       <w:r>
         <w:tab/>
-        <w:t>11</w:t>
+        <w:t>12</w:t>
       </w:r>
     </w:p>
     <w:p>
@@ -590,7 +590,7 @@
       </w:r>
       <w:r>
         <w:tab/>
-        <w:t>12</w:t>
+        <w:t>13</w:t>
       </w:r>
     </w:p>
     <w:p>
@@ -622,7 +622,7 @@
       </w:r>
       <w:r>
         <w:tab/>
-        <w:t>13</w:t>
+        <w:t>14</w:t>
       </w:r>
     </w:p>
     <w:p>
@@ -638,7 +638,7 @@
       </w:r>
       <w:r>
         <w:tab/>
-        <w:t>13</w:t>
+        <w:t>14</w:t>
       </w:r>
     </w:p>
     <w:p>
@@ -654,7 +654,7 @@
       </w:r>
       <w:r>
         <w:tab/>
-        <w:t>13</w:t>
+        <w:t>14</w:t>
       </w:r>
     </w:p>
     <w:p>
@@ -686,7 +686,7 @@
       </w:r>
       <w:r>
         <w:tab/>
-        <w:t>14</w:t>
+        <w:t>15</w:t>
       </w:r>
     </w:p>
     <w:p>
@@ -702,7 +702,7 @@
       </w:r>
       <w:r>
         <w:tab/>
-        <w:t>14</w:t>
+        <w:t>15</w:t>
       </w:r>
     </w:p>
     <w:p>
@@ -734,7 +734,7 @@
       </w:r>
       <w:r>
         <w:tab/>
-        <w:t>15</w:t>
+        <w:t>16</w:t>
       </w:r>
     </w:p>
     <w:p>
@@ -750,7 +750,7 @@
       </w:r>
       <w:r>
         <w:tab/>
-        <w:t>15</w:t>
+        <w:t>16</w:t>
       </w:r>
     </w:p>
     <w:p>
@@ -766,7 +766,7 @@
       </w:r>
       <w:r>
         <w:tab/>
-        <w:t>15</w:t>
+        <w:t>16</w:t>
       </w:r>
     </w:p>
     <w:p>
@@ -798,7 +798,7 @@
       </w:r>
       <w:r>
         <w:tab/>
-        <w:t>16</w:t>
+        <w:t>17</w:t>
       </w:r>
     </w:p>
     <w:p>
@@ -814,7 +814,7 @@
       </w:r>
       <w:r>
         <w:tab/>
-        <w:t>16</w:t>
+        <w:t>17</w:t>
       </w:r>
     </w:p>
     <w:p>
@@ -830,7 +830,7 @@
       </w:r>
       <w:r>
         <w:tab/>
-        <w:t>16</w:t>
+        <w:t>17</w:t>
       </w:r>
     </w:p>
     <w:p>
@@ -846,7 +846,7 @@
       </w:r>
       <w:r>
         <w:tab/>
-        <w:t>17</w:t>
+        <w:t>18</w:t>
       </w:r>
     </w:p>
     <w:p>
@@ -878,7 +878,7 @@
       </w:r>
       <w:r>
         <w:tab/>
-        <w:t>18</w:t>
+        <w:t>19</w:t>
       </w:r>
     </w:p>
     <w:p>
@@ -894,7 +894,7 @@
       </w:r>
       <w:r>
         <w:tab/>
-        <w:t>18</w:t>
+        <w:t>19</w:t>
       </w:r>
     </w:p>
     <w:p>
@@ -926,7 +926,7 @@
       </w:r>
       <w:r>
         <w:tab/>
-        <w:t>19</w:t>
+        <w:t>20</w:t>
       </w:r>
     </w:p>
     <w:p>
@@ -1006,7 +1006,7 @@
       </w:r>
       <w:r>
         <w:tab/>
-        <w:t>22</w:t>
+        <w:t>23</w:t>
       </w:r>
     </w:p>
     <w:p>
@@ -1023,7 +1023,7 @@
       </w:r>
       <w:r>
         <w:tab/>
-        <w:t>22</w:t>
+        <w:t>23</w:t>
       </w:r>
     </w:p>
     <w:p>
@@ -1055,7 +1055,7 @@
       </w:r>
       <w:r>
         <w:tab/>
-        <w:t>23</w:t>
+        <w:t>24</w:t>
       </w:r>
     </w:p>
     <w:p>
@@ -1087,7 +1087,7 @@
       </w:r>
       <w:r>
         <w:tab/>
-        <w:t>24</w:t>
+        <w:t>25</w:t>
       </w:r>
     </w:p>
     <w:p>
@@ -1119,7 +1119,7 @@
       </w:r>
       <w:r>
         <w:tab/>
-        <w:t>26</w:t>
+        <w:t>27</w:t>
       </w:r>
     </w:p>
     <w:p>
@@ -1135,7 +1135,7 @@
       </w:r>
       <w:r>
         <w:tab/>
-        <w:t>27</w:t>
+        <w:t>28</w:t>
       </w:r>
     </w:p>
     <w:p>
@@ -1151,7 +1151,7 @@
       </w:r>
       <w:r>
         <w:tab/>
-        <w:t>28</w:t>
+        <w:t>29</w:t>
       </w:r>
     </w:p>
     <w:p>
@@ -1167,7 +1167,7 @@
       </w:r>
       <w:r>
         <w:tab/>
-        <w:t>28</w:t>
+        <w:t>29</w:t>
       </w:r>
     </w:p>
     <w:p>
@@ -3075,96 +3075,75 @@
     </w:p>
     <w:p>
       <w:pPr>
-        <w:spacing w:after="120" w:line="240" w:lineRule="auto"/>
-        <w:ind w:firstLine="0"/>
+        <w:spacing w:after="120"/>
+        <w:jc w:val="both"/>
       </w:pPr>
       <w:r>
-        <w:rPr>
-          <w:rFonts w:ascii="Courier New" w:eastAsia="Courier New" w:hAnsi="Courier New"/>
-          <w:sz w:val="18"/>
-        </w:rPr>
-        <w:t>UI Jetpack Compose</w:t>
-      </w:r>
-      <w:r>
-        <w:rPr>
-          <w:rFonts w:ascii="Courier New" w:eastAsia="Courier New" w:hAnsi="Courier New"/>
-          <w:sz w:val="18"/>
-        </w:rPr>
-        <w:br/>
-        <w:t xml:space="preserve">        |</w:t>
-      </w:r>
-      <w:r>
-        <w:rPr>
-          <w:rFonts w:ascii="Courier New" w:eastAsia="Courier New" w:hAnsi="Courier New"/>
-          <w:sz w:val="18"/>
-        </w:rPr>
-        <w:br/>
-        <w:t xml:space="preserve">        v</w:t>
-      </w:r>
-      <w:r>
-        <w:rPr>
-          <w:rFonts w:ascii="Courier New" w:eastAsia="Courier New" w:hAnsi="Courier New"/>
-          <w:sz w:val="18"/>
-        </w:rPr>
-        <w:br/>
-        <w:t>BooksViewModel</w:t>
-      </w:r>
-      <w:r>
-        <w:rPr>
-          <w:rFonts w:ascii="Courier New" w:eastAsia="Courier New" w:hAnsi="Courier New"/>
-          <w:sz w:val="18"/>
-        </w:rPr>
-        <w:br/>
-        <w:t xml:space="preserve">        |</w:t>
-      </w:r>
-      <w:r>
-        <w:rPr>
-          <w:rFonts w:ascii="Courier New" w:eastAsia="Courier New" w:hAnsi="Courier New"/>
-          <w:sz w:val="18"/>
-        </w:rPr>
-        <w:br/>
-        <w:t xml:space="preserve">        v</w:t>
-      </w:r>
-      <w:r>
-        <w:rPr>
-          <w:rFonts w:ascii="Courier New" w:eastAsia="Courier New" w:hAnsi="Courier New"/>
-          <w:sz w:val="18"/>
-        </w:rPr>
-        <w:br/>
-        <w:t>Repositories</w:t>
-      </w:r>
-      <w:r>
-        <w:rPr>
-          <w:rFonts w:ascii="Courier New" w:eastAsia="Courier New" w:hAnsi="Courier New"/>
-          <w:sz w:val="18"/>
-        </w:rPr>
-        <w:br/>
-        <w:t xml:space="preserve">        +--&gt; Room / SQLite</w:t>
-      </w:r>
-      <w:r>
-        <w:rPr>
-          <w:rFonts w:ascii="Courier New" w:eastAsia="Courier New" w:hAnsi="Courier New"/>
-          <w:sz w:val="18"/>
-        </w:rPr>
-        <w:br/>
-        <w:t xml:space="preserve">        +--&gt; Retrofit APIs</w:t>
-      </w:r>
-      <w:r>
-        <w:rPr>
-          <w:rFonts w:ascii="Courier New" w:eastAsia="Courier New" w:hAnsi="Courier New"/>
-          <w:sz w:val="18"/>
-        </w:rPr>
-        <w:br/>
-        <w:t xml:space="preserve">        +--&gt; Local fallback catalog</w:t>
+        <w:t>На рисунке 1 показана общая архитектура API-версии BookShelf. Диаграмма отражает связь между экранами Jetpack Compose, BooksViewModel, репозиториями, локальной базой Room/SQLite, внешними API-источниками и резервным fallback-каталогом.</w:t>
       </w:r>
     </w:p>
     <w:p>
-      <w:r>
-        <w:t>Главная точка входа приложения - MainActivity. Она не содержит бизнес-логики, а только запускает Compose-разметку и тему. Создание зависимостей вынесено в BooksApplication и DefaultAppContainer. Такой контейнер не является полноценным DI-</w:t>
-      </w:r>
-      <w:r>
+      <w:pPr>
+        <w:jc w:val="center"/>
+      </w:pPr>
+      <w:r>
+        <w:rPr>
+          <w:noProof/>
+        </w:rPr>
         <w:lastRenderedPageBreak/>
-        <w:t>фреймворком, но для учебного проекта он достаточно прозрачен: в одном месте видно, какие репозитории, DAO и Retrofit-сервисы создаются.</w:t>
+        <w:drawing>
+          <wp:inline distT="0" distB="0" distL="0" distR="0" wp14:anchorId="76BF382A" wp14:editId="20DA8A96">
+            <wp:extent cx="5976000" cy="3938727"/>
+            <wp:effectExtent l="0" t="0" r="0" b="0"/>
+            <wp:docPr id="1" name="Picture 1"/>
+            <wp:cNvGraphicFramePr>
+              <a:graphicFrameLocks xmlns:a="http://schemas.openxmlformats.org/drawingml/2006/main" noChangeAspect="1"/>
+            </wp:cNvGraphicFramePr>
+            <a:graphic xmlns:a="http://schemas.openxmlformats.org/drawingml/2006/main">
+              <a:graphicData uri="http://schemas.openxmlformats.org/drawingml/2006/picture">
+                <pic:pic xmlns:pic="http://schemas.openxmlformats.org/drawingml/2006/picture">
+                  <pic:nvPicPr>
+                    <pic:cNvPr id="0" name="system_architecture_bookshelf.png"/>
+                    <pic:cNvPicPr/>
+                  </pic:nvPicPr>
+                  <pic:blipFill>
+                    <a:blip r:embed="rId8"/>
+                    <a:stretch>
+                      <a:fillRect/>
+                    </a:stretch>
+                  </pic:blipFill>
+                  <pic:spPr>
+                    <a:xfrm>
+                      <a:off x="0" y="0"/>
+                      <a:ext cx="5976000" cy="3938727"/>
+                    </a:xfrm>
+                    <a:prstGeom prst="rect">
+                      <a:avLst/>
+                    </a:prstGeom>
+                  </pic:spPr>
+                </pic:pic>
+              </a:graphicData>
+            </a:graphic>
+          </wp:inline>
+        </w:drawing>
+      </w:r>
+    </w:p>
+    <w:p>
+      <w:pPr>
+        <w:spacing w:before="60" w:after="120" w:line="276" w:lineRule="auto"/>
+        <w:ind w:firstLine="0"/>
+        <w:jc w:val="center"/>
+      </w:pPr>
+      <w:r>
+        <w:rPr>
+          <w:sz w:val="22"/>
+        </w:rPr>
+        <w:t>Рисунок 1 - Архитектура системы BookShelf (API-версия)</w:t>
+      </w:r>
+    </w:p>
+    <w:p>
+      <w:r>
+        <w:t>Главная точка входа приложения - MainActivity. Она не содержит бизнес-логики, а только запускает Compose-разметку и тему. Создание зависимостей вынесено в BooksApplication и DefaultAppContainer. Такой контейнер не является полноценным DI-фреймворком, но для учебного проекта он достаточно прозрачен: в одном месте видно, какие репозитории, DAO и Retrofit-сервисы создаются.</w:t>
       </w:r>
     </w:p>
     <w:p>
@@ -3195,7 +3174,11 @@
     </w:p>
     <w:p>
       <w:r>
-        <w:t>В приложении используется простая внутренняя навигация через перечисление AppSection. Основные значения: SEARCH, LIBRARY, RECOMMENDATIONS, STATS, DETAIL и READER. Выбор раздела хранится во ViewModel, а корневой BooksApp отображает нужный экран внутри Scaffold.</w:t>
+        <w:t xml:space="preserve">В приложении используется простая внутренняя навигация через перечисление AppSection. Основные значения: SEARCH, LIBRARY, RECOMMENDATIONS, STATS, </w:t>
+      </w:r>
+      <w:r>
+        <w:lastRenderedPageBreak/>
+        <w:t>DETAIL и READER. Выбор раздела хранится во ViewModel, а корневой BooksApp отображает нужный экран внутри Scaffold.</w:t>
       </w:r>
     </w:p>
     <w:p>
@@ -3252,7 +3235,6 @@
     </w:p>
     <w:p>
       <w:r>
-        <w:lastRenderedPageBreak/>
         <w:t>В текущей Android-реализации авторы и категории сохранены как списки строк через Room TypeConverters. Для учебной реализации это упрощает схему и уменьшает объем кода. В документации также подготовлена расширенная SQL-схема, где авторы и жанры нормализованы в отдельные таблицы. Ее можно использовать в пояснительной записке как проектное направление развития.</w:t>
       </w:r>
     </w:p>
@@ -3561,6 +3543,7 @@
         <w:rPr>
           <w:rFonts w:ascii="Arial" w:eastAsia="Arial" w:hAnsi="Arial"/>
         </w:rPr>
+        <w:lastRenderedPageBreak/>
         <w:t>3.2 Связи таблиц</w:t>
       </w:r>
       <w:bookmarkEnd w:id="25"/>
@@ -3847,7 +3830,6 @@
               <w:rPr>
                 <w:sz w:val="20"/>
               </w:rPr>
-              <w:lastRenderedPageBreak/>
               <w:t>READ</w:t>
             </w:r>
           </w:p>
@@ -4027,6 +4009,7 @@
         <w:rPr>
           <w:rFonts w:ascii="Arial" w:eastAsia="Arial" w:hAnsi="Arial"/>
         </w:rPr>
+        <w:lastRenderedPageBreak/>
         <w:t>3.4 Безопасность локальной авторизации</w:t>
       </w:r>
       <w:bookmarkEnd w:id="29"/>
@@ -4332,7 +4315,6 @@
               <w:rPr>
                 <w:sz w:val="20"/>
               </w:rPr>
-              <w:lastRenderedPageBreak/>
               <w:t>Library of Congress</w:t>
             </w:r>
           </w:p>
@@ -4442,7 +4424,11 @@
     </w:p>
     <w:p>
       <w:r>
-        <w:t>При выборе режима «Все» приложение выполняет запросы к нескольким внешним API, объединяет результаты и удаляет дубликаты по нормализованному названию и первому автору. Если один источник временно недоступен, остальные продолжают работать.</w:t>
+        <w:t xml:space="preserve">При выборе режима «Все» приложение выполняет запросы к нескольким внешним API, объединяет результаты и удаляет дубликаты по нормализованному названию и </w:t>
+      </w:r>
+      <w:r>
+        <w:lastRenderedPageBreak/>
+        <w:t>первому автору. Если один источник временно недоступен, остальные продолжают работать.</w:t>
       </w:r>
     </w:p>
     <w:p>
@@ -4540,7 +4526,6 @@
         <w:rPr>
           <w:rFonts w:ascii="Arial" w:eastAsia="Arial" w:hAnsi="Arial"/>
         </w:rPr>
-        <w:lastRenderedPageBreak/>
         <w:t>4.3 Обложки и ссылки на чтение</w:t>
       </w:r>
       <w:bookmarkEnd w:id="37"/>
@@ -4572,6 +4557,7 @@
         <w:rPr>
           <w:rFonts w:ascii="Arial" w:eastAsia="Arial" w:hAnsi="Arial"/>
         </w:rPr>
+        <w:lastRenderedPageBreak/>
         <w:t>4.4 Резервный каталог</w:t>
       </w:r>
       <w:bookmarkEnd w:id="39"/>
@@ -4645,7 +4631,6 @@
         <w:rPr>
           <w:rFonts w:ascii="Arial" w:eastAsia="Arial" w:hAnsi="Arial"/>
         </w:rPr>
-        <w:lastRenderedPageBreak/>
         <w:t>5.2 Поиск книг</w:t>
       </w:r>
       <w:bookmarkEnd w:id="45"/>
@@ -4677,6 +4662,7 @@
         <w:rPr>
           <w:rFonts w:ascii="Arial" w:eastAsia="Arial" w:hAnsi="Arial"/>
         </w:rPr>
+        <w:lastRenderedPageBreak/>
         <w:t>5.3 Личная библиотека</w:t>
       </w:r>
       <w:bookmarkEnd w:id="47"/>
@@ -4739,7 +4725,6 @@
         <w:rPr>
           <w:rFonts w:ascii="Arial" w:eastAsia="Arial" w:hAnsi="Arial"/>
         </w:rPr>
-        <w:lastRenderedPageBreak/>
         <w:t>5.5 Встроенное чтение</w:t>
       </w:r>
       <w:bookmarkEnd w:id="51"/>
@@ -4771,6 +4756,7 @@
         <w:rPr>
           <w:rFonts w:ascii="Arial" w:eastAsia="Arial" w:hAnsi="Arial"/>
         </w:rPr>
+        <w:lastRenderedPageBreak/>
         <w:t>5.6 Статистика</w:t>
       </w:r>
       <w:bookmarkEnd w:id="53"/>
@@ -4838,11 +4824,7 @@
     </w:p>
     <w:p>
       <w:r>
-        <w:t xml:space="preserve">После получения кандидатов из внешних источников RecommendationEngine удаляет книги, которые уже есть в библиотеке пользователя. Фильтрация выполняется по </w:t>
-      </w:r>
-      <w:r>
-        <w:lastRenderedPageBreak/>
-        <w:t>externalId и нормализованному названию. Это уменьшает вероятность повторной рекомендации уже добавленной книги.</w:t>
+        <w:t>После получения кандидатов из внешних источников RecommendationEngine удаляет книги, которые уже есть в библиотеке пользователя. Фильтрация выполняется по externalId и нормализованному названию. Это уменьшает вероятность повторной рекомендации уже добавленной книги.</w:t>
       </w:r>
     </w:p>
     <w:p>
@@ -4929,6 +4911,7 @@
     </w:p>
     <w:p>
       <w:r>
+        <w:lastRenderedPageBreak/>
         <w:t>Такое разделение было добавлено после проверки поведения статистики. Если бы статистика использовала только прочитанные книги, пользователь мог бы добавить книгу с жанром Adventure в статусе «Читаю» и не увидеть обновления графика. Для личного кабинета это воспринималось бы как ошибка.</w:t>
       </w:r>
     </w:p>
@@ -5106,7 +5089,6 @@
               <w:rPr>
                 <w:sz w:val="20"/>
               </w:rPr>
-              <w:lastRenderedPageBreak/>
               <w:t>PasswordHasherTest</w:t>
             </w:r>
           </w:p>
@@ -5372,6 +5354,7 @@
     </w:p>
     <w:p>
       <w:r>
+        <w:lastRenderedPageBreak/>
         <w:t>Особое внимание уделено NetworkBooksRepositoryTest. Внешние API не вызываются напрямую в unit-тестах. Вместо этого используются статические реализации сервисов, которые возвращают заранее подготовленные ответы. Это делает тесты быстрыми и стабильными.</w:t>
       </w:r>
     </w:p>
@@ -5860,7 +5843,6 @@
     <w:p/>
     <w:p>
       <w:r>
-        <w:lastRenderedPageBreak/>
         <w:t>Для технической проверки применялись команды Gradle: .\gradlew.bat :app:testDebugUnitTest и .\gradlew.bat :app:assembleDebug. Первая команда запускает unit-тесты, вторая проверяет, что приложение собирается в debug APK.</w:t>
       </w:r>
     </w:p>
@@ -5906,6 +5888,7 @@
         <w:rPr>
           <w:rFonts w:ascii="Arial" w:eastAsia="Arial" w:hAnsi="Arial"/>
         </w:rPr>
+        <w:lastRenderedPageBreak/>
         <w:t>8 Результаты практики</w:t>
       </w:r>
       <w:bookmarkEnd w:id="71"/>
@@ -6337,7 +6320,6 @@
     </w:p>
     <w:p>
       <w:r>
-        <w:lastRenderedPageBreak/>
         <w:t>Также была подготовлена документация: README с описанием возможностей, docs/classes_overview.md с описанием основных классов, docs/database_schema.md и docs/database_schema.sql со схемой БД. Настоящий отчет дополняет эти материалы с точки зрения практики.</w:t>
       </w:r>
     </w:p>
@@ -6407,6 +6389,7 @@
         <w:pStyle w:val="a0"/>
       </w:pPr>
       <w:r>
+        <w:lastRenderedPageBreak/>
         <w:t>реализация простой рекомендательной логики;</w:t>
       </w:r>
     </w:p>
@@ -6467,7 +6450,6 @@
     </w:p>
     <w:p>
       <w:r>
-        <w:lastRenderedPageBreak/>
         <w:t>Схему БД можно нормализовать глубже, выделив авторов и жанры в отдельные таблицы. В проектной SQL-схеме такой вариант уже описан, а текущая Room-реализация оставлена компактной для Android-версии.</w:t>
       </w:r>
     </w:p>
@@ -6683,7 +6665,14 @@
               <w:rPr>
                 <w:sz w:val="20"/>
               </w:rPr>
-              <w:t>Создана локальная БД bookshelf.db и документы database_schema.</w:t>
+              <w:t xml:space="preserve">Создана локальная БД bookshelf.db и документы </w:t>
+            </w:r>
+            <w:r>
+              <w:rPr>
+                <w:sz w:val="20"/>
+              </w:rPr>
+              <w:lastRenderedPageBreak/>
+              <w:t>database_schema.</w:t>
             </w:r>
           </w:p>
         </w:tc>
@@ -6705,6 +6694,7 @@
               <w:rPr>
                 <w:sz w:val="20"/>
               </w:rPr>
+              <w:lastRenderedPageBreak/>
               <w:t>3. Пользователи</w:t>
             </w:r>
           </w:p>
@@ -7089,7 +7079,6 @@
     </w:p>
     <w:p>
       <w:r>
-        <w:lastRenderedPageBreak/>
         <w:t>На этапе пользовательского интерфейса внимание уделялось тому, чтобы приложение сразу открывало полезный рабочий экран, а не демонстрационную заглушку. Поэтому после авторизации пользователь видит поиск, библиотеку, рекомендации и статистику в нижней навигации.</w:t>
       </w:r>
     </w:p>
@@ -7384,7 +7373,14 @@
               <w:rPr>
                 <w:sz w:val="20"/>
               </w:rPr>
-              <w:t>Поиск по тексту, жанровые кнопки, выбор источника.</w:t>
+              <w:t xml:space="preserve">Поиск по тексту, жанровые кнопки, выбор </w:t>
+            </w:r>
+            <w:r>
+              <w:rPr>
+                <w:sz w:val="20"/>
+              </w:rPr>
+              <w:lastRenderedPageBreak/>
+              <w:t>источника.</w:t>
             </w:r>
           </w:p>
         </w:tc>
@@ -7401,7 +7397,15 @@
               <w:rPr>
                 <w:sz w:val="20"/>
               </w:rPr>
-              <w:t>Ручная проверка разных запросов и источников.</w:t>
+              <w:lastRenderedPageBreak/>
+              <w:t xml:space="preserve">Ручная проверка разных </w:t>
+            </w:r>
+            <w:r>
+              <w:rPr>
+                <w:sz w:val="20"/>
+              </w:rPr>
+              <w:lastRenderedPageBreak/>
+              <w:t>запросов и источников.</w:t>
             </w:r>
           </w:p>
         </w:tc>
@@ -7423,6 +7427,7 @@
               <w:rPr>
                 <w:sz w:val="20"/>
               </w:rPr>
+              <w:lastRenderedPageBreak/>
               <w:t>Детальная карточка</w:t>
             </w:r>
           </w:p>
@@ -7700,7 +7705,6 @@
     </w:p>
     <w:p>
       <w:r>
-        <w:lastRenderedPageBreak/>
         <w:t>При проверке проекта использовался демо-пользователь. Он помогал быстро воспроизвести статистику, рекомендации и календарь без ручного наполнения базы. Это важно для учебной отчетности, потому что демонстрация не зависит от длительной подготовки данных.</w:t>
       </w:r>
     </w:p>
@@ -8047,7 +8051,11 @@
     <w:p/>
     <w:p>
       <w:r>
-        <w:t>Наличие этих артефактов позволяет рассматривать проект не только как набор экранов, но и как оформленную учебную работу. Код, тесты и документы дополняют друг друга: по коду можно проверить реализацию, по тестам - устойчивость логики, по документации - архитектурные решения.</w:t>
+        <w:t xml:space="preserve">Наличие этих артефактов позволяет рассматривать проект не только как набор экранов, но и как оформленную учебную работу. Код, тесты и документы дополняют друг </w:t>
+      </w:r>
+      <w:r>
+        <w:lastRenderedPageBreak/>
+        <w:t>друга: по коду можно проверить реализацию, по тестам - устойчивость логики, по документации - архитектурные решения.</w:t>
       </w:r>
     </w:p>
     <w:p>
@@ -8102,11 +8110,7 @@
         <w:jc w:val="both"/>
       </w:pPr>
       <w:r>
-        <w:t xml:space="preserve">Резервный локальный каталог является частью Android-приложения и не является сетевым компонентом. Он нужен только для того, чтобы приложение не теряло </w:t>
-      </w:r>
-      <w:r>
-        <w:lastRenderedPageBreak/>
-        <w:t>демонстрационную работоспособность при временной недоступности внешних API или пустой выдаче в режиме общего поиска.</w:t>
+        <w:t>Резервный локальный каталог является частью Android-приложения и не является сетевым компонентом. Он нужен только для того, чтобы приложение не теряло демонстрационную работоспособность при временной недоступности внешних API или пустой выдаче в режиме общего поиска.</w:t>
       </w:r>
     </w:p>
     <w:p>
@@ -8159,6 +8163,7 @@
         <w:rPr>
           <w:rFonts w:ascii="Arial" w:eastAsia="Arial" w:hAnsi="Arial"/>
         </w:rPr>
+        <w:lastRenderedPageBreak/>
         <w:t>10.3 Рекомендации, жанры и кеш</w:t>
       </w:r>
       <w:bookmarkEnd w:id="90"/>
@@ -8458,14 +8463,7 @@
               <w:rPr>
                 <w:sz w:val="20"/>
               </w:rPr>
-              <w:t xml:space="preserve">Сохраняется последняя ссылка и </w:t>
-            </w:r>
-            <w:r>
-              <w:rPr>
-                <w:sz w:val="20"/>
-              </w:rPr>
-              <w:lastRenderedPageBreak/>
-              <w:t>позиция прокрутки</w:t>
+              <w:t>Сохраняется последняя ссылка и позиция прокрутки</w:t>
             </w:r>
           </w:p>
         </w:tc>
@@ -8482,15 +8480,7 @@
               <w:rPr>
                 <w:sz w:val="20"/>
               </w:rPr>
-              <w:lastRenderedPageBreak/>
-              <w:t xml:space="preserve">Пользователь возвращается к </w:t>
-            </w:r>
-            <w:r>
-              <w:rPr>
-                <w:sz w:val="20"/>
-              </w:rPr>
-              <w:lastRenderedPageBreak/>
-              <w:t>месту остановки</w:t>
+              <w:t>Пользователь возвращается к месту остановки</w:t>
             </w:r>
           </w:p>
         </w:tc>
@@ -8512,7 +8502,6 @@
               <w:rPr>
                 <w:sz w:val="20"/>
               </w:rPr>
-              <w:lastRenderedPageBreak/>
               <w:t>Рекомендации</w:t>
             </w:r>
           </w:p>
@@ -8685,6 +8674,7 @@
         <w:jc w:val="both"/>
       </w:pPr>
       <w:r>
+        <w:lastRenderedPageBreak/>
         <w:t>NetworkBooksRepositoryTest проверяет преобразование API-ответов к единой модели Book.</w:t>
       </w:r>
     </w:p>
@@ -8721,7 +8711,6 @@
     </w:p>
     <w:p>
       <w:r>
-        <w:lastRenderedPageBreak/>
         <w:t>Проект может быть использован как основа для дальнейшей выпускной квалификационной работы. Для развития рекомендуется добавить миграции БД, расширенную работу с локальными файлами, более точные рекомендации, синхронизацию данных и инструментальные UI-тесты.</w:t>
       </w:r>
     </w:p>
@@ -8810,6 +8799,7 @@
         <w:ind w:firstLine="0"/>
       </w:pPr>
       <w:r>
+        <w:lastRenderedPageBreak/>
         <w:t>9. Gutendex API. URL: https://gutendex.com/</w:t>
       </w:r>
     </w:p>
@@ -10766,12 +10756,12 @@
       </w:r>
     </w:p>
     <w:sectPr>
-      <w:headerReference w:type="even" r:id="rId8"/>
-      <w:headerReference w:type="default" r:id="rId9"/>
-      <w:footerReference w:type="even" r:id="rId10"/>
-      <w:footerReference w:type="default" r:id="rId11"/>
-      <w:headerReference w:type="first" r:id="rId12"/>
-      <w:footerReference w:type="first" r:id="rId13"/>
+      <w:headerReference w:type="even" r:id="rId9"/>
+      <w:headerReference w:type="default" r:id="rId10"/>
+      <w:footerReference w:type="even" r:id="rId11"/>
+      <w:footerReference w:type="default" r:id="rId12"/>
+      <w:headerReference w:type="first" r:id="rId13"/>
+      <w:footerReference w:type="first" r:id="rId14"/>
       <w:pgSz w:w="11906" w:h="16838"/>
       <w:pgMar w:top="1134" w:right="567" w:bottom="1134" w:left="1134" w:header="720" w:footer="720" w:gutter="0"/>
       <w:cols w:space="720"/>
